--- a/docs/Обеспечение безопасности при разработке программного обеспечения 1 ПИб-2310а Бакулин А.М..docx
+++ b/docs/Обеспечение безопасности при разработке программного обеспечения 1 ПИб-2310а Бакулин А.М..docx
@@ -1242,15 +1242,7 @@
           <w:szCs w:val="28"/>
           <w:lang w:val="ru-RU"/>
         </w:rPr>
-        <w:t xml:space="preserve">. </w:t>
-      </w:r>
-      <w:r>
-        <w:rPr>
-          <w:sz w:val="28"/>
-          <w:szCs w:val="28"/>
-          <w:lang w:val="ru-RU"/>
-        </w:rPr>
-        <w:t xml:space="preserve">Полный исходный код можно просмотреть по ссылке </w:t>
+        <w:t xml:space="preserve">. Полный исходный код можно просмотреть по ссылке </w:t>
       </w:r>
       <w:r>
         <w:rPr>
@@ -1332,7 +1324,7 @@
           </w:tcPr>
           <w:p>
             <w:pPr>
-              <w:pStyle w:val="user6"/>
+              <w:pStyle w:val="Style22"/>
               <w:rPr/>
             </w:pPr>
             <w:r>
@@ -1342,7 +1334,7 @@
           </w:p>
           <w:p>
             <w:pPr>
-              <w:pStyle w:val="user6"/>
+              <w:pStyle w:val="Style22"/>
               <w:rPr/>
             </w:pPr>
             <w:r>
@@ -1356,7 +1348,7 @@
           </w:p>
           <w:p>
             <w:pPr>
-              <w:pStyle w:val="user6"/>
+              <w:pStyle w:val="Style22"/>
               <w:rPr/>
             </w:pPr>
             <w:r>
@@ -1370,7 +1362,7 @@
           </w:p>
           <w:p>
             <w:pPr>
-              <w:pStyle w:val="user6"/>
+              <w:pStyle w:val="Style22"/>
               <w:rPr/>
             </w:pPr>
             <w:r>
@@ -1384,7 +1376,7 @@
           </w:p>
           <w:p>
             <w:pPr>
-              <w:pStyle w:val="user6"/>
+              <w:pStyle w:val="Style22"/>
               <w:rPr/>
             </w:pPr>
             <w:r>
@@ -1398,7 +1390,7 @@
           </w:p>
           <w:p>
             <w:pPr>
-              <w:pStyle w:val="user6"/>
+              <w:pStyle w:val="Style22"/>
               <w:rPr/>
             </w:pPr>
             <w:r>
@@ -1412,7 +1404,7 @@
           </w:p>
           <w:p>
             <w:pPr>
-              <w:pStyle w:val="user6"/>
+              <w:pStyle w:val="Style22"/>
               <w:rPr/>
             </w:pPr>
             <w:r>
@@ -1426,7 +1418,7 @@
           </w:p>
           <w:p>
             <w:pPr>
-              <w:pStyle w:val="user6"/>
+              <w:pStyle w:val="Style22"/>
               <w:rPr/>
             </w:pPr>
             <w:r>
@@ -1440,7 +1432,7 @@
           </w:p>
           <w:p>
             <w:pPr>
-              <w:pStyle w:val="user6"/>
+              <w:pStyle w:val="Style22"/>
               <w:rPr/>
             </w:pPr>
             <w:r>
@@ -1454,7 +1446,7 @@
           </w:p>
           <w:p>
             <w:pPr>
-              <w:pStyle w:val="user6"/>
+              <w:pStyle w:val="Style22"/>
               <w:rPr/>
             </w:pPr>
             <w:r>
@@ -1468,7 +1460,7 @@
           </w:p>
           <w:p>
             <w:pPr>
-              <w:pStyle w:val="user6"/>
+              <w:pStyle w:val="Style22"/>
               <w:rPr/>
             </w:pPr>
             <w:r>
@@ -1482,7 +1474,7 @@
           </w:p>
           <w:p>
             <w:pPr>
-              <w:pStyle w:val="user6"/>
+              <w:pStyle w:val="Style22"/>
               <w:rPr/>
             </w:pPr>
             <w:r>
@@ -1496,7 +1488,7 @@
           </w:p>
           <w:p>
             <w:pPr>
-              <w:pStyle w:val="user6"/>
+              <w:pStyle w:val="Style22"/>
               <w:rPr/>
             </w:pPr>
             <w:r>
@@ -1510,7 +1502,7 @@
           </w:p>
           <w:p>
             <w:pPr>
-              <w:pStyle w:val="user6"/>
+              <w:pStyle w:val="Style22"/>
               <w:rPr/>
             </w:pPr>
             <w:r>
@@ -1524,7 +1516,7 @@
           </w:p>
           <w:p>
             <w:pPr>
-              <w:pStyle w:val="user6"/>
+              <w:pStyle w:val="Style22"/>
               <w:rPr/>
             </w:pPr>
             <w:r>
@@ -1538,7 +1530,7 @@
           </w:p>
           <w:p>
             <w:pPr>
-              <w:pStyle w:val="user6"/>
+              <w:pStyle w:val="Style22"/>
               <w:rPr/>
             </w:pPr>
             <w:r>
@@ -1552,7 +1544,7 @@
           </w:p>
           <w:p>
             <w:pPr>
-              <w:pStyle w:val="user6"/>
+              <w:pStyle w:val="Style22"/>
               <w:rPr/>
             </w:pPr>
             <w:r>
@@ -1566,7 +1558,7 @@
           </w:p>
           <w:p>
             <w:pPr>
-              <w:pStyle w:val="user6"/>
+              <w:pStyle w:val="Style22"/>
               <w:rPr/>
             </w:pPr>
             <w:r>
@@ -1580,7 +1572,7 @@
           </w:p>
           <w:p>
             <w:pPr>
-              <w:pStyle w:val="user6"/>
+              <w:pStyle w:val="Style22"/>
               <w:rPr/>
             </w:pPr>
             <w:r>
@@ -1594,7 +1586,7 @@
           </w:p>
           <w:p>
             <w:pPr>
-              <w:pStyle w:val="user6"/>
+              <w:pStyle w:val="Style22"/>
               <w:rPr/>
             </w:pPr>
             <w:r>
@@ -1608,7 +1600,7 @@
           </w:p>
           <w:p>
             <w:pPr>
-              <w:pStyle w:val="user6"/>
+              <w:pStyle w:val="Style22"/>
               <w:rPr/>
             </w:pPr>
             <w:r>
@@ -1628,7 +1620,7 @@
           </w:p>
           <w:p>
             <w:pPr>
-              <w:pStyle w:val="user6"/>
+              <w:pStyle w:val="Style22"/>
               <w:rPr/>
             </w:pPr>
             <w:r>
@@ -1642,7 +1634,7 @@
           </w:p>
           <w:p>
             <w:pPr>
-              <w:pStyle w:val="user6"/>
+              <w:pStyle w:val="Style22"/>
               <w:rPr/>
             </w:pPr>
             <w:r>
@@ -1656,7 +1648,7 @@
           </w:p>
           <w:p>
             <w:pPr>
-              <w:pStyle w:val="user6"/>
+              <w:pStyle w:val="Style22"/>
               <w:rPr/>
             </w:pPr>
             <w:r>
@@ -1766,7 +1758,7 @@
           </w:tcPr>
           <w:p>
             <w:pPr>
-              <w:pStyle w:val="user6"/>
+              <w:pStyle w:val="Style22"/>
               <w:spacing w:lineRule="auto" w:line="240"/>
               <w:rPr>
                 <w:sz w:val="24"/>
@@ -1783,7 +1775,7 @@
           </w:p>
           <w:p>
             <w:pPr>
-              <w:pStyle w:val="user6"/>
+              <w:pStyle w:val="Style22"/>
               <w:spacing w:lineRule="auto" w:line="240"/>
               <w:rPr>
                 <w:sz w:val="24"/>
@@ -1800,7 +1792,7 @@
           </w:p>
           <w:p>
             <w:pPr>
-              <w:pStyle w:val="user6"/>
+              <w:pStyle w:val="Style22"/>
               <w:spacing w:lineRule="auto" w:line="240"/>
               <w:rPr>
                 <w:sz w:val="24"/>
@@ -1817,23 +1809,23 @@
           </w:p>
           <w:p>
             <w:pPr>
-              <w:pStyle w:val="user6"/>
-              <w:spacing w:lineRule="auto" w:line="240"/>
-              <w:rPr>
-                <w:sz w:val="24"/>
-                <w:szCs w:val="24"/>
-              </w:rPr>
-            </w:pPr>
-            <w:r>
-              <w:rPr>
-                <w:sz w:val="24"/>
-                <w:szCs w:val="24"/>
-              </w:rPr>
-            </w:r>
-          </w:p>
-          <w:p>
-            <w:pPr>
-              <w:pStyle w:val="user6"/>
+              <w:pStyle w:val="Style22"/>
+              <w:spacing w:lineRule="auto" w:line="240"/>
+              <w:rPr>
+                <w:sz w:val="24"/>
+                <w:szCs w:val="24"/>
+              </w:rPr>
+            </w:pPr>
+            <w:r>
+              <w:rPr>
+                <w:sz w:val="24"/>
+                <w:szCs w:val="24"/>
+              </w:rPr>
+            </w:r>
+          </w:p>
+          <w:p>
+            <w:pPr>
+              <w:pStyle w:val="Style22"/>
               <w:spacing w:lineRule="auto" w:line="240"/>
               <w:rPr>
                 <w:sz w:val="24"/>
@@ -1850,7 +1842,7 @@
           </w:p>
           <w:p>
             <w:pPr>
-              <w:pStyle w:val="user6"/>
+              <w:pStyle w:val="Style22"/>
               <w:spacing w:lineRule="auto" w:line="240"/>
               <w:rPr>
                 <w:sz w:val="24"/>
@@ -1867,7 +1859,7 @@
           </w:p>
           <w:p>
             <w:pPr>
-              <w:pStyle w:val="user6"/>
+              <w:pStyle w:val="Style22"/>
               <w:spacing w:lineRule="auto" w:line="240"/>
               <w:rPr>
                 <w:sz w:val="24"/>
@@ -1884,23 +1876,23 @@
           </w:p>
           <w:p>
             <w:pPr>
-              <w:pStyle w:val="user6"/>
-              <w:spacing w:lineRule="auto" w:line="240"/>
-              <w:rPr>
-                <w:sz w:val="24"/>
-                <w:szCs w:val="24"/>
-              </w:rPr>
-            </w:pPr>
-            <w:r>
-              <w:rPr>
-                <w:sz w:val="24"/>
-                <w:szCs w:val="24"/>
-              </w:rPr>
-            </w:r>
-          </w:p>
-          <w:p>
-            <w:pPr>
-              <w:pStyle w:val="user6"/>
+              <w:pStyle w:val="Style22"/>
+              <w:spacing w:lineRule="auto" w:line="240"/>
+              <w:rPr>
+                <w:sz w:val="24"/>
+                <w:szCs w:val="24"/>
+              </w:rPr>
+            </w:pPr>
+            <w:r>
+              <w:rPr>
+                <w:sz w:val="24"/>
+                <w:szCs w:val="24"/>
+              </w:rPr>
+            </w:r>
+          </w:p>
+          <w:p>
+            <w:pPr>
+              <w:pStyle w:val="Style22"/>
               <w:spacing w:lineRule="auto" w:line="240"/>
               <w:rPr>
                 <w:sz w:val="24"/>
@@ -1917,7 +1909,7 @@
           </w:p>
           <w:p>
             <w:pPr>
-              <w:pStyle w:val="user6"/>
+              <w:pStyle w:val="Style22"/>
               <w:spacing w:lineRule="auto" w:line="240"/>
               <w:rPr>
                 <w:sz w:val="24"/>
@@ -1934,7 +1926,7 @@
           </w:p>
           <w:p>
             <w:pPr>
-              <w:pStyle w:val="user6"/>
+              <w:pStyle w:val="Style22"/>
               <w:spacing w:lineRule="auto" w:line="240"/>
               <w:rPr>
                 <w:sz w:val="24"/>
@@ -1951,23 +1943,23 @@
           </w:p>
           <w:p>
             <w:pPr>
-              <w:pStyle w:val="user6"/>
-              <w:spacing w:lineRule="auto" w:line="240"/>
-              <w:rPr>
-                <w:sz w:val="24"/>
-                <w:szCs w:val="24"/>
-              </w:rPr>
-            </w:pPr>
-            <w:r>
-              <w:rPr>
-                <w:sz w:val="24"/>
-                <w:szCs w:val="24"/>
-              </w:rPr>
-            </w:r>
-          </w:p>
-          <w:p>
-            <w:pPr>
-              <w:pStyle w:val="user6"/>
+              <w:pStyle w:val="Style22"/>
+              <w:spacing w:lineRule="auto" w:line="240"/>
+              <w:rPr>
+                <w:sz w:val="24"/>
+                <w:szCs w:val="24"/>
+              </w:rPr>
+            </w:pPr>
+            <w:r>
+              <w:rPr>
+                <w:sz w:val="24"/>
+                <w:szCs w:val="24"/>
+              </w:rPr>
+            </w:r>
+          </w:p>
+          <w:p>
+            <w:pPr>
+              <w:pStyle w:val="Style22"/>
               <w:spacing w:lineRule="auto" w:line="240"/>
               <w:rPr>
                 <w:sz w:val="24"/>
@@ -1984,7 +1976,7 @@
           </w:p>
           <w:p>
             <w:pPr>
-              <w:pStyle w:val="user6"/>
+              <w:pStyle w:val="Style22"/>
               <w:spacing w:lineRule="auto" w:line="240"/>
               <w:rPr>
                 <w:sz w:val="24"/>
@@ -2001,7 +1993,7 @@
           </w:p>
           <w:p>
             <w:pPr>
-              <w:pStyle w:val="user6"/>
+              <w:pStyle w:val="Style22"/>
               <w:spacing w:lineRule="auto" w:line="240"/>
               <w:rPr>
                 <w:sz w:val="24"/>
@@ -2018,7 +2010,7 @@
           </w:p>
           <w:p>
             <w:pPr>
-              <w:pStyle w:val="user6"/>
+              <w:pStyle w:val="Style22"/>
               <w:spacing w:lineRule="auto" w:line="240"/>
               <w:rPr>
                 <w:sz w:val="24"/>
@@ -2035,7 +2027,7 @@
           </w:p>
           <w:p>
             <w:pPr>
-              <w:pStyle w:val="user6"/>
+              <w:pStyle w:val="Style22"/>
               <w:spacing w:lineRule="auto" w:line="240"/>
               <w:rPr>
                 <w:sz w:val="24"/>
@@ -2052,39 +2044,39 @@
           </w:p>
           <w:p>
             <w:pPr>
-              <w:pStyle w:val="user6"/>
-              <w:spacing w:lineRule="auto" w:line="240"/>
-              <w:rPr>
-                <w:sz w:val="24"/>
-                <w:szCs w:val="24"/>
-              </w:rPr>
-            </w:pPr>
-            <w:r>
-              <w:rPr>
-                <w:sz w:val="24"/>
-                <w:szCs w:val="24"/>
-              </w:rPr>
-            </w:r>
-          </w:p>
-          <w:p>
-            <w:pPr>
-              <w:pStyle w:val="user6"/>
-              <w:spacing w:lineRule="auto" w:line="240"/>
-              <w:rPr>
-                <w:sz w:val="24"/>
-                <w:szCs w:val="24"/>
-              </w:rPr>
-            </w:pPr>
-            <w:r>
-              <w:rPr>
-                <w:sz w:val="24"/>
-                <w:szCs w:val="24"/>
-              </w:rPr>
-            </w:r>
-          </w:p>
-          <w:p>
-            <w:pPr>
-              <w:pStyle w:val="user6"/>
+              <w:pStyle w:val="Style22"/>
+              <w:spacing w:lineRule="auto" w:line="240"/>
+              <w:rPr>
+                <w:sz w:val="24"/>
+                <w:szCs w:val="24"/>
+              </w:rPr>
+            </w:pPr>
+            <w:r>
+              <w:rPr>
+                <w:sz w:val="24"/>
+                <w:szCs w:val="24"/>
+              </w:rPr>
+            </w:r>
+          </w:p>
+          <w:p>
+            <w:pPr>
+              <w:pStyle w:val="Style22"/>
+              <w:spacing w:lineRule="auto" w:line="240"/>
+              <w:rPr>
+                <w:sz w:val="24"/>
+                <w:szCs w:val="24"/>
+              </w:rPr>
+            </w:pPr>
+            <w:r>
+              <w:rPr>
+                <w:sz w:val="24"/>
+                <w:szCs w:val="24"/>
+              </w:rPr>
+            </w:r>
+          </w:p>
+          <w:p>
+            <w:pPr>
+              <w:pStyle w:val="Style22"/>
               <w:spacing w:lineRule="auto" w:line="240"/>
               <w:rPr>
                 <w:sz w:val="24"/>
@@ -2101,7 +2093,7 @@
           </w:p>
           <w:p>
             <w:pPr>
-              <w:pStyle w:val="user6"/>
+              <w:pStyle w:val="Style22"/>
               <w:spacing w:lineRule="auto" w:line="240"/>
               <w:rPr>
                 <w:sz w:val="24"/>
@@ -2118,23 +2110,23 @@
           </w:p>
           <w:p>
             <w:pPr>
-              <w:pStyle w:val="user6"/>
-              <w:spacing w:lineRule="auto" w:line="240"/>
-              <w:rPr>
-                <w:sz w:val="24"/>
-                <w:szCs w:val="24"/>
-              </w:rPr>
-            </w:pPr>
-            <w:r>
-              <w:rPr>
-                <w:sz w:val="24"/>
-                <w:szCs w:val="24"/>
-              </w:rPr>
-            </w:r>
-          </w:p>
-          <w:p>
-            <w:pPr>
-              <w:pStyle w:val="user6"/>
+              <w:pStyle w:val="Style22"/>
+              <w:spacing w:lineRule="auto" w:line="240"/>
+              <w:rPr>
+                <w:sz w:val="24"/>
+                <w:szCs w:val="24"/>
+              </w:rPr>
+            </w:pPr>
+            <w:r>
+              <w:rPr>
+                <w:sz w:val="24"/>
+                <w:szCs w:val="24"/>
+              </w:rPr>
+            </w:r>
+          </w:p>
+          <w:p>
+            <w:pPr>
+              <w:pStyle w:val="Style22"/>
               <w:spacing w:lineRule="auto" w:line="240"/>
               <w:rPr>
                 <w:sz w:val="24"/>
@@ -2151,7 +2143,7 @@
           </w:p>
           <w:p>
             <w:pPr>
-              <w:pStyle w:val="user6"/>
+              <w:pStyle w:val="Style22"/>
               <w:spacing w:lineRule="auto" w:line="240"/>
               <w:rPr>
                 <w:sz w:val="24"/>
@@ -2168,7 +2160,7 @@
           </w:p>
           <w:p>
             <w:pPr>
-              <w:pStyle w:val="user6"/>
+              <w:pStyle w:val="Style22"/>
               <w:spacing w:lineRule="auto" w:line="240"/>
               <w:rPr>
                 <w:sz w:val="24"/>
@@ -2192,23 +2184,23 @@
           </w:p>
           <w:p>
             <w:pPr>
-              <w:pStyle w:val="user6"/>
-              <w:spacing w:lineRule="auto" w:line="240"/>
-              <w:rPr>
-                <w:sz w:val="24"/>
-                <w:szCs w:val="24"/>
-              </w:rPr>
-            </w:pPr>
-            <w:r>
-              <w:rPr>
-                <w:sz w:val="24"/>
-                <w:szCs w:val="24"/>
-              </w:rPr>
-            </w:r>
-          </w:p>
-          <w:p>
-            <w:pPr>
-              <w:pStyle w:val="user6"/>
+              <w:pStyle w:val="Style22"/>
+              <w:spacing w:lineRule="auto" w:line="240"/>
+              <w:rPr>
+                <w:sz w:val="24"/>
+                <w:szCs w:val="24"/>
+              </w:rPr>
+            </w:pPr>
+            <w:r>
+              <w:rPr>
+                <w:sz w:val="24"/>
+                <w:szCs w:val="24"/>
+              </w:rPr>
+            </w:r>
+          </w:p>
+          <w:p>
+            <w:pPr>
+              <w:pStyle w:val="Style22"/>
               <w:spacing w:lineRule="auto" w:line="240"/>
               <w:rPr>
                 <w:sz w:val="24"/>
@@ -2232,7 +2224,7 @@
           </w:p>
           <w:p>
             <w:pPr>
-              <w:pStyle w:val="user6"/>
+              <w:pStyle w:val="Style22"/>
               <w:spacing w:lineRule="auto" w:line="240"/>
               <w:rPr>
                 <w:sz w:val="24"/>
@@ -2256,7 +2248,7 @@
           </w:p>
           <w:p>
             <w:pPr>
-              <w:pStyle w:val="user6"/>
+              <w:pStyle w:val="Style22"/>
               <w:spacing w:lineRule="auto" w:line="240"/>
               <w:rPr>
                 <w:sz w:val="24"/>
@@ -2280,7 +2272,7 @@
           </w:p>
           <w:p>
             <w:pPr>
-              <w:pStyle w:val="user6"/>
+              <w:pStyle w:val="Style22"/>
               <w:spacing w:lineRule="auto" w:line="240"/>
               <w:rPr>
                 <w:sz w:val="24"/>
@@ -2304,7 +2296,7 @@
           </w:p>
           <w:p>
             <w:pPr>
-              <w:pStyle w:val="user6"/>
+              <w:pStyle w:val="Style22"/>
               <w:spacing w:lineRule="auto" w:line="240"/>
               <w:rPr>
                 <w:sz w:val="24"/>
@@ -2328,7 +2320,7 @@
           </w:p>
           <w:p>
             <w:pPr>
-              <w:pStyle w:val="user6"/>
+              <w:pStyle w:val="Style22"/>
               <w:spacing w:lineRule="auto" w:line="240"/>
               <w:rPr>
                 <w:sz w:val="24"/>
@@ -2352,7 +2344,7 @@
           </w:p>
           <w:p>
             <w:pPr>
-              <w:pStyle w:val="user6"/>
+              <w:pStyle w:val="Style22"/>
               <w:spacing w:lineRule="auto" w:line="240"/>
               <w:rPr>
                 <w:sz w:val="24"/>
@@ -2376,7 +2368,7 @@
           </w:p>
           <w:p>
             <w:pPr>
-              <w:pStyle w:val="user6"/>
+              <w:pStyle w:val="Style22"/>
               <w:spacing w:lineRule="auto" w:line="240"/>
               <w:rPr>
                 <w:sz w:val="24"/>
@@ -2400,7 +2392,7 @@
           </w:p>
           <w:p>
             <w:pPr>
-              <w:pStyle w:val="user6"/>
+              <w:pStyle w:val="Style22"/>
               <w:spacing w:lineRule="auto" w:line="240"/>
               <w:rPr>
                 <w:sz w:val="24"/>
@@ -2424,7 +2416,7 @@
           </w:p>
           <w:p>
             <w:pPr>
-              <w:pStyle w:val="user6"/>
+              <w:pStyle w:val="Style22"/>
               <w:spacing w:lineRule="auto" w:line="240"/>
               <w:rPr>
                 <w:sz w:val="24"/>
@@ -2448,7 +2440,7 @@
           </w:p>
           <w:p>
             <w:pPr>
-              <w:pStyle w:val="user6"/>
+              <w:pStyle w:val="Style22"/>
               <w:spacing w:lineRule="auto" w:line="240"/>
               <w:rPr>
                 <w:sz w:val="24"/>
@@ -2472,7 +2464,7 @@
           </w:p>
           <w:p>
             <w:pPr>
-              <w:pStyle w:val="user6"/>
+              <w:pStyle w:val="Style22"/>
               <w:spacing w:lineRule="auto" w:line="240"/>
               <w:rPr>
                 <w:sz w:val="24"/>
@@ -2496,23 +2488,23 @@
           </w:p>
           <w:p>
             <w:pPr>
-              <w:pStyle w:val="user6"/>
-              <w:spacing w:lineRule="auto" w:line="240"/>
-              <w:rPr>
-                <w:sz w:val="24"/>
-                <w:szCs w:val="24"/>
-              </w:rPr>
-            </w:pPr>
-            <w:r>
-              <w:rPr>
-                <w:sz w:val="24"/>
-                <w:szCs w:val="24"/>
-              </w:rPr>
-            </w:r>
-          </w:p>
-          <w:p>
-            <w:pPr>
-              <w:pStyle w:val="user6"/>
+              <w:pStyle w:val="Style22"/>
+              <w:spacing w:lineRule="auto" w:line="240"/>
+              <w:rPr>
+                <w:sz w:val="24"/>
+                <w:szCs w:val="24"/>
+              </w:rPr>
+            </w:pPr>
+            <w:r>
+              <w:rPr>
+                <w:sz w:val="24"/>
+                <w:szCs w:val="24"/>
+              </w:rPr>
+            </w:r>
+          </w:p>
+          <w:p>
+            <w:pPr>
+              <w:pStyle w:val="Style22"/>
               <w:spacing w:lineRule="auto" w:line="240"/>
               <w:rPr>
                 <w:sz w:val="24"/>
@@ -2536,39 +2528,39 @@
           </w:p>
           <w:p>
             <w:pPr>
-              <w:pStyle w:val="user6"/>
-              <w:spacing w:lineRule="auto" w:line="240"/>
-              <w:rPr>
-                <w:sz w:val="24"/>
-                <w:szCs w:val="24"/>
-              </w:rPr>
-            </w:pPr>
-            <w:r>
-              <w:rPr>
-                <w:sz w:val="24"/>
-                <w:szCs w:val="24"/>
-              </w:rPr>
-            </w:r>
-          </w:p>
-          <w:p>
-            <w:pPr>
-              <w:pStyle w:val="user6"/>
-              <w:spacing w:lineRule="auto" w:line="240"/>
-              <w:rPr>
-                <w:sz w:val="24"/>
-                <w:szCs w:val="24"/>
-              </w:rPr>
-            </w:pPr>
-            <w:r>
-              <w:rPr>
-                <w:sz w:val="24"/>
-                <w:szCs w:val="24"/>
-              </w:rPr>
-            </w:r>
-          </w:p>
-          <w:p>
-            <w:pPr>
-              <w:pStyle w:val="user6"/>
+              <w:pStyle w:val="Style22"/>
+              <w:spacing w:lineRule="auto" w:line="240"/>
+              <w:rPr>
+                <w:sz w:val="24"/>
+                <w:szCs w:val="24"/>
+              </w:rPr>
+            </w:pPr>
+            <w:r>
+              <w:rPr>
+                <w:sz w:val="24"/>
+                <w:szCs w:val="24"/>
+              </w:rPr>
+            </w:r>
+          </w:p>
+          <w:p>
+            <w:pPr>
+              <w:pStyle w:val="Style22"/>
+              <w:spacing w:lineRule="auto" w:line="240"/>
+              <w:rPr>
+                <w:sz w:val="24"/>
+                <w:szCs w:val="24"/>
+              </w:rPr>
+            </w:pPr>
+            <w:r>
+              <w:rPr>
+                <w:sz w:val="24"/>
+                <w:szCs w:val="24"/>
+              </w:rPr>
+            </w:r>
+          </w:p>
+          <w:p>
+            <w:pPr>
+              <w:pStyle w:val="Style22"/>
               <w:spacing w:lineRule="auto" w:line="240"/>
               <w:rPr>
                 <w:sz w:val="24"/>
@@ -2585,7 +2577,7 @@
           </w:p>
           <w:p>
             <w:pPr>
-              <w:pStyle w:val="user6"/>
+              <w:pStyle w:val="Style22"/>
               <w:spacing w:lineRule="auto" w:line="240"/>
               <w:rPr>
                 <w:sz w:val="24"/>
@@ -2602,7 +2594,7 @@
           </w:p>
           <w:p>
             <w:pPr>
-              <w:pStyle w:val="user6"/>
+              <w:pStyle w:val="Style22"/>
               <w:spacing w:lineRule="auto" w:line="240"/>
               <w:rPr>
                 <w:sz w:val="24"/>
@@ -2626,7 +2618,7 @@
           </w:p>
           <w:p>
             <w:pPr>
-              <w:pStyle w:val="user6"/>
+              <w:pStyle w:val="Style22"/>
               <w:spacing w:lineRule="auto" w:line="240"/>
               <w:rPr>
                 <w:sz w:val="24"/>
@@ -2650,7 +2642,7 @@
           </w:p>
           <w:p>
             <w:pPr>
-              <w:pStyle w:val="user6"/>
+              <w:pStyle w:val="Style22"/>
               <w:spacing w:lineRule="auto" w:line="240"/>
               <w:rPr>
                 <w:sz w:val="24"/>
@@ -2674,7 +2666,7 @@
           </w:p>
           <w:p>
             <w:pPr>
-              <w:pStyle w:val="user6"/>
+              <w:pStyle w:val="Style22"/>
               <w:spacing w:lineRule="auto" w:line="240"/>
               <w:rPr>
                 <w:sz w:val="24"/>
@@ -2698,23 +2690,23 @@
           </w:p>
           <w:p>
             <w:pPr>
-              <w:pStyle w:val="user6"/>
-              <w:spacing w:lineRule="auto" w:line="240"/>
-              <w:rPr>
-                <w:sz w:val="24"/>
-                <w:szCs w:val="24"/>
-              </w:rPr>
-            </w:pPr>
-            <w:r>
-              <w:rPr>
-                <w:sz w:val="24"/>
-                <w:szCs w:val="24"/>
-              </w:rPr>
-            </w:r>
-          </w:p>
-          <w:p>
-            <w:pPr>
-              <w:pStyle w:val="user6"/>
+              <w:pStyle w:val="Style22"/>
+              <w:spacing w:lineRule="auto" w:line="240"/>
+              <w:rPr>
+                <w:sz w:val="24"/>
+                <w:szCs w:val="24"/>
+              </w:rPr>
+            </w:pPr>
+            <w:r>
+              <w:rPr>
+                <w:sz w:val="24"/>
+                <w:szCs w:val="24"/>
+              </w:rPr>
+            </w:r>
+          </w:p>
+          <w:p>
+            <w:pPr>
+              <w:pStyle w:val="Style22"/>
               <w:spacing w:lineRule="auto" w:line="240"/>
               <w:rPr>
                 <w:sz w:val="24"/>
@@ -2738,23 +2730,23 @@
           </w:p>
           <w:p>
             <w:pPr>
-              <w:pStyle w:val="user6"/>
-              <w:spacing w:lineRule="auto" w:line="240"/>
-              <w:rPr>
-                <w:sz w:val="24"/>
-                <w:szCs w:val="24"/>
-              </w:rPr>
-            </w:pPr>
-            <w:r>
-              <w:rPr>
-                <w:sz w:val="24"/>
-                <w:szCs w:val="24"/>
-              </w:rPr>
-            </w:r>
-          </w:p>
-          <w:p>
-            <w:pPr>
-              <w:pStyle w:val="user6"/>
+              <w:pStyle w:val="Style22"/>
+              <w:spacing w:lineRule="auto" w:line="240"/>
+              <w:rPr>
+                <w:sz w:val="24"/>
+                <w:szCs w:val="24"/>
+              </w:rPr>
+            </w:pPr>
+            <w:r>
+              <w:rPr>
+                <w:sz w:val="24"/>
+                <w:szCs w:val="24"/>
+              </w:rPr>
+            </w:r>
+          </w:p>
+          <w:p>
+            <w:pPr>
+              <w:pStyle w:val="Style22"/>
               <w:spacing w:lineRule="auto" w:line="240"/>
               <w:rPr>
                 <w:sz w:val="24"/>
@@ -2778,39 +2770,39 @@
           </w:p>
           <w:p>
             <w:pPr>
-              <w:pStyle w:val="user6"/>
-              <w:spacing w:lineRule="auto" w:line="240"/>
-              <w:rPr>
-                <w:sz w:val="24"/>
-                <w:szCs w:val="24"/>
-              </w:rPr>
-            </w:pPr>
-            <w:r>
-              <w:rPr>
-                <w:sz w:val="24"/>
-                <w:szCs w:val="24"/>
-              </w:rPr>
-            </w:r>
-          </w:p>
-          <w:p>
-            <w:pPr>
-              <w:pStyle w:val="user6"/>
-              <w:spacing w:lineRule="auto" w:line="240"/>
-              <w:rPr>
-                <w:sz w:val="24"/>
-                <w:szCs w:val="24"/>
-              </w:rPr>
-            </w:pPr>
-            <w:r>
-              <w:rPr>
-                <w:sz w:val="24"/>
-                <w:szCs w:val="24"/>
-              </w:rPr>
-            </w:r>
-          </w:p>
-          <w:p>
-            <w:pPr>
-              <w:pStyle w:val="user6"/>
+              <w:pStyle w:val="Style22"/>
+              <w:spacing w:lineRule="auto" w:line="240"/>
+              <w:rPr>
+                <w:sz w:val="24"/>
+                <w:szCs w:val="24"/>
+              </w:rPr>
+            </w:pPr>
+            <w:r>
+              <w:rPr>
+                <w:sz w:val="24"/>
+                <w:szCs w:val="24"/>
+              </w:rPr>
+            </w:r>
+          </w:p>
+          <w:p>
+            <w:pPr>
+              <w:pStyle w:val="Style22"/>
+              <w:spacing w:lineRule="auto" w:line="240"/>
+              <w:rPr>
+                <w:sz w:val="24"/>
+                <w:szCs w:val="24"/>
+              </w:rPr>
+            </w:pPr>
+            <w:r>
+              <w:rPr>
+                <w:sz w:val="24"/>
+                <w:szCs w:val="24"/>
+              </w:rPr>
+            </w:r>
+          </w:p>
+          <w:p>
+            <w:pPr>
+              <w:pStyle w:val="Style22"/>
               <w:spacing w:lineRule="auto" w:line="240"/>
               <w:rPr>
                 <w:sz w:val="24"/>
@@ -2827,7 +2819,7 @@
           </w:p>
           <w:p>
             <w:pPr>
-              <w:pStyle w:val="user6"/>
+              <w:pStyle w:val="Style22"/>
               <w:spacing w:lineRule="auto" w:line="240"/>
               <w:rPr>
                 <w:sz w:val="24"/>
@@ -2844,7 +2836,7 @@
           </w:p>
           <w:p>
             <w:pPr>
-              <w:pStyle w:val="user6"/>
+              <w:pStyle w:val="Style22"/>
               <w:spacing w:lineRule="auto" w:line="240"/>
               <w:rPr>
                 <w:sz w:val="24"/>
@@ -2868,7 +2860,7 @@
           </w:p>
           <w:p>
             <w:pPr>
-              <w:pStyle w:val="user6"/>
+              <w:pStyle w:val="Style22"/>
               <w:spacing w:lineRule="auto" w:line="240"/>
               <w:rPr>
                 <w:sz w:val="24"/>
@@ -2892,23 +2884,23 @@
           </w:p>
           <w:p>
             <w:pPr>
-              <w:pStyle w:val="user6"/>
-              <w:spacing w:lineRule="auto" w:line="240"/>
-              <w:rPr>
-                <w:sz w:val="24"/>
-                <w:szCs w:val="24"/>
-              </w:rPr>
-            </w:pPr>
-            <w:r>
-              <w:rPr>
-                <w:sz w:val="24"/>
-                <w:szCs w:val="24"/>
-              </w:rPr>
-            </w:r>
-          </w:p>
-          <w:p>
-            <w:pPr>
-              <w:pStyle w:val="user6"/>
+              <w:pStyle w:val="Style22"/>
+              <w:spacing w:lineRule="auto" w:line="240"/>
+              <w:rPr>
+                <w:sz w:val="24"/>
+                <w:szCs w:val="24"/>
+              </w:rPr>
+            </w:pPr>
+            <w:r>
+              <w:rPr>
+                <w:sz w:val="24"/>
+                <w:szCs w:val="24"/>
+              </w:rPr>
+            </w:r>
+          </w:p>
+          <w:p>
+            <w:pPr>
+              <w:pStyle w:val="Style22"/>
               <w:spacing w:lineRule="auto" w:line="240"/>
               <w:rPr>
                 <w:sz w:val="24"/>
@@ -2932,7 +2924,7 @@
           </w:p>
           <w:p>
             <w:pPr>
-              <w:pStyle w:val="user6"/>
+              <w:pStyle w:val="Style22"/>
               <w:spacing w:lineRule="auto" w:line="240"/>
               <w:rPr>
                 <w:sz w:val="24"/>
@@ -2956,7 +2948,7 @@
           </w:p>
           <w:p>
             <w:pPr>
-              <w:pStyle w:val="user6"/>
+              <w:pStyle w:val="Style22"/>
               <w:spacing w:lineRule="auto" w:line="240"/>
               <w:rPr>
                 <w:sz w:val="24"/>
@@ -2980,7 +2972,7 @@
           </w:p>
           <w:p>
             <w:pPr>
-              <w:pStyle w:val="user6"/>
+              <w:pStyle w:val="Style22"/>
               <w:spacing w:lineRule="auto" w:line="240"/>
               <w:rPr>
                 <w:sz w:val="24"/>
@@ -3004,7 +2996,7 @@
           </w:p>
           <w:p>
             <w:pPr>
-              <w:pStyle w:val="user6"/>
+              <w:pStyle w:val="Style22"/>
               <w:spacing w:lineRule="auto" w:line="240"/>
               <w:rPr>
                 <w:sz w:val="24"/>
@@ -3028,7 +3020,7 @@
           </w:p>
           <w:p>
             <w:pPr>
-              <w:pStyle w:val="user6"/>
+              <w:pStyle w:val="Style22"/>
               <w:spacing w:lineRule="auto" w:line="240"/>
               <w:rPr>
                 <w:sz w:val="24"/>
@@ -3052,23 +3044,23 @@
           </w:p>
           <w:p>
             <w:pPr>
-              <w:pStyle w:val="user6"/>
-              <w:spacing w:lineRule="auto" w:line="240"/>
-              <w:rPr>
-                <w:sz w:val="24"/>
-                <w:szCs w:val="24"/>
-              </w:rPr>
-            </w:pPr>
-            <w:r>
-              <w:rPr>
-                <w:sz w:val="24"/>
-                <w:szCs w:val="24"/>
-              </w:rPr>
-            </w:r>
-          </w:p>
-          <w:p>
-            <w:pPr>
-              <w:pStyle w:val="user6"/>
+              <w:pStyle w:val="Style22"/>
+              <w:spacing w:lineRule="auto" w:line="240"/>
+              <w:rPr>
+                <w:sz w:val="24"/>
+                <w:szCs w:val="24"/>
+              </w:rPr>
+            </w:pPr>
+            <w:r>
+              <w:rPr>
+                <w:sz w:val="24"/>
+                <w:szCs w:val="24"/>
+              </w:rPr>
+            </w:r>
+          </w:p>
+          <w:p>
+            <w:pPr>
+              <w:pStyle w:val="Style22"/>
               <w:spacing w:lineRule="auto" w:line="240"/>
               <w:rPr>
                 <w:sz w:val="24"/>
@@ -3092,23 +3084,23 @@
           </w:p>
           <w:p>
             <w:pPr>
-              <w:pStyle w:val="user6"/>
-              <w:spacing w:lineRule="auto" w:line="240"/>
-              <w:rPr>
-                <w:sz w:val="24"/>
-                <w:szCs w:val="24"/>
-              </w:rPr>
-            </w:pPr>
-            <w:r>
-              <w:rPr>
-                <w:sz w:val="24"/>
-                <w:szCs w:val="24"/>
-              </w:rPr>
-            </w:r>
-          </w:p>
-          <w:p>
-            <w:pPr>
-              <w:pStyle w:val="user6"/>
+              <w:pStyle w:val="Style22"/>
+              <w:spacing w:lineRule="auto" w:line="240"/>
+              <w:rPr>
+                <w:sz w:val="24"/>
+                <w:szCs w:val="24"/>
+              </w:rPr>
+            </w:pPr>
+            <w:r>
+              <w:rPr>
+                <w:sz w:val="24"/>
+                <w:szCs w:val="24"/>
+              </w:rPr>
+            </w:r>
+          </w:p>
+          <w:p>
+            <w:pPr>
+              <w:pStyle w:val="Style22"/>
               <w:spacing w:lineRule="auto" w:line="240"/>
               <w:rPr>
                 <w:sz w:val="24"/>
@@ -3132,39 +3124,39 @@
           </w:p>
           <w:p>
             <w:pPr>
-              <w:pStyle w:val="user6"/>
-              <w:spacing w:lineRule="auto" w:line="240"/>
-              <w:rPr>
-                <w:sz w:val="24"/>
-                <w:szCs w:val="24"/>
-              </w:rPr>
-            </w:pPr>
-            <w:r>
-              <w:rPr>
-                <w:sz w:val="24"/>
-                <w:szCs w:val="24"/>
-              </w:rPr>
-            </w:r>
-          </w:p>
-          <w:p>
-            <w:pPr>
-              <w:pStyle w:val="user6"/>
-              <w:spacing w:lineRule="auto" w:line="240"/>
-              <w:rPr>
-                <w:sz w:val="24"/>
-                <w:szCs w:val="24"/>
-              </w:rPr>
-            </w:pPr>
-            <w:r>
-              <w:rPr>
-                <w:sz w:val="24"/>
-                <w:szCs w:val="24"/>
-              </w:rPr>
-            </w:r>
-          </w:p>
-          <w:p>
-            <w:pPr>
-              <w:pStyle w:val="user6"/>
+              <w:pStyle w:val="Style22"/>
+              <w:spacing w:lineRule="auto" w:line="240"/>
+              <w:rPr>
+                <w:sz w:val="24"/>
+                <w:szCs w:val="24"/>
+              </w:rPr>
+            </w:pPr>
+            <w:r>
+              <w:rPr>
+                <w:sz w:val="24"/>
+                <w:szCs w:val="24"/>
+              </w:rPr>
+            </w:r>
+          </w:p>
+          <w:p>
+            <w:pPr>
+              <w:pStyle w:val="Style22"/>
+              <w:spacing w:lineRule="auto" w:line="240"/>
+              <w:rPr>
+                <w:sz w:val="24"/>
+                <w:szCs w:val="24"/>
+              </w:rPr>
+            </w:pPr>
+            <w:r>
+              <w:rPr>
+                <w:sz w:val="24"/>
+                <w:szCs w:val="24"/>
+              </w:rPr>
+            </w:r>
+          </w:p>
+          <w:p>
+            <w:pPr>
+              <w:pStyle w:val="Style22"/>
               <w:spacing w:lineRule="auto" w:line="240"/>
               <w:rPr>
                 <w:sz w:val="24"/>
@@ -3181,7 +3173,7 @@
           </w:p>
           <w:p>
             <w:pPr>
-              <w:pStyle w:val="user6"/>
+              <w:pStyle w:val="Style22"/>
               <w:spacing w:lineRule="auto" w:line="240"/>
               <w:rPr>
                 <w:sz w:val="24"/>
@@ -3198,7 +3190,7 @@
           </w:p>
           <w:p>
             <w:pPr>
-              <w:pStyle w:val="user6"/>
+              <w:pStyle w:val="Style22"/>
               <w:spacing w:lineRule="auto" w:line="240"/>
               <w:rPr>
                 <w:sz w:val="24"/>
@@ -3222,23 +3214,23 @@
           </w:p>
           <w:p>
             <w:pPr>
-              <w:pStyle w:val="user6"/>
-              <w:spacing w:lineRule="auto" w:line="240"/>
-              <w:rPr>
-                <w:sz w:val="24"/>
-                <w:szCs w:val="24"/>
-              </w:rPr>
-            </w:pPr>
-            <w:r>
-              <w:rPr>
-                <w:sz w:val="24"/>
-                <w:szCs w:val="24"/>
-              </w:rPr>
-            </w:r>
-          </w:p>
-          <w:p>
-            <w:pPr>
-              <w:pStyle w:val="user6"/>
+              <w:pStyle w:val="Style22"/>
+              <w:spacing w:lineRule="auto" w:line="240"/>
+              <w:rPr>
+                <w:sz w:val="24"/>
+                <w:szCs w:val="24"/>
+              </w:rPr>
+            </w:pPr>
+            <w:r>
+              <w:rPr>
+                <w:sz w:val="24"/>
+                <w:szCs w:val="24"/>
+              </w:rPr>
+            </w:r>
+          </w:p>
+          <w:p>
+            <w:pPr>
+              <w:pStyle w:val="Style22"/>
               <w:spacing w:lineRule="auto" w:line="240"/>
               <w:rPr>
                 <w:sz w:val="24"/>
@@ -3262,7 +3254,7 @@
           </w:p>
           <w:p>
             <w:pPr>
-              <w:pStyle w:val="user6"/>
+              <w:pStyle w:val="Style22"/>
               <w:spacing w:lineRule="auto" w:line="240"/>
               <w:rPr>
                 <w:sz w:val="24"/>
@@ -3286,7 +3278,7 @@
           </w:p>
           <w:p>
             <w:pPr>
-              <w:pStyle w:val="user6"/>
+              <w:pStyle w:val="Style22"/>
               <w:spacing w:lineRule="auto" w:line="240"/>
               <w:rPr>
                 <w:sz w:val="24"/>
@@ -3310,23 +3302,23 @@
           </w:p>
           <w:p>
             <w:pPr>
-              <w:pStyle w:val="user6"/>
-              <w:spacing w:lineRule="auto" w:line="240"/>
-              <w:rPr>
-                <w:sz w:val="24"/>
-                <w:szCs w:val="24"/>
-              </w:rPr>
-            </w:pPr>
-            <w:r>
-              <w:rPr>
-                <w:sz w:val="24"/>
-                <w:szCs w:val="24"/>
-              </w:rPr>
-            </w:r>
-          </w:p>
-          <w:p>
-            <w:pPr>
-              <w:pStyle w:val="user6"/>
+              <w:pStyle w:val="Style22"/>
+              <w:spacing w:lineRule="auto" w:line="240"/>
+              <w:rPr>
+                <w:sz w:val="24"/>
+                <w:szCs w:val="24"/>
+              </w:rPr>
+            </w:pPr>
+            <w:r>
+              <w:rPr>
+                <w:sz w:val="24"/>
+                <w:szCs w:val="24"/>
+              </w:rPr>
+            </w:r>
+          </w:p>
+          <w:p>
+            <w:pPr>
+              <w:pStyle w:val="Style22"/>
               <w:spacing w:lineRule="auto" w:line="240"/>
               <w:rPr>
                 <w:sz w:val="24"/>
@@ -3350,7 +3342,7 @@
           </w:p>
           <w:p>
             <w:pPr>
-              <w:pStyle w:val="user6"/>
+              <w:pStyle w:val="Style22"/>
               <w:spacing w:lineRule="auto" w:line="240"/>
               <w:rPr>
                 <w:sz w:val="24"/>
@@ -3374,7 +3366,7 @@
           </w:p>
           <w:p>
             <w:pPr>
-              <w:pStyle w:val="user6"/>
+              <w:pStyle w:val="Style22"/>
               <w:spacing w:lineRule="auto" w:line="240"/>
               <w:rPr>
                 <w:sz w:val="24"/>
@@ -3398,23 +3390,23 @@
           </w:p>
           <w:p>
             <w:pPr>
-              <w:pStyle w:val="user6"/>
-              <w:spacing w:lineRule="auto" w:line="240"/>
-              <w:rPr>
-                <w:sz w:val="24"/>
-                <w:szCs w:val="24"/>
-              </w:rPr>
-            </w:pPr>
-            <w:r>
-              <w:rPr>
-                <w:sz w:val="24"/>
-                <w:szCs w:val="24"/>
-              </w:rPr>
-            </w:r>
-          </w:p>
-          <w:p>
-            <w:pPr>
-              <w:pStyle w:val="user6"/>
+              <w:pStyle w:val="Style22"/>
+              <w:spacing w:lineRule="auto" w:line="240"/>
+              <w:rPr>
+                <w:sz w:val="24"/>
+                <w:szCs w:val="24"/>
+              </w:rPr>
+            </w:pPr>
+            <w:r>
+              <w:rPr>
+                <w:sz w:val="24"/>
+                <w:szCs w:val="24"/>
+              </w:rPr>
+            </w:r>
+          </w:p>
+          <w:p>
+            <w:pPr>
+              <w:pStyle w:val="Style22"/>
               <w:spacing w:lineRule="auto" w:line="240"/>
               <w:rPr>
                 <w:sz w:val="24"/>
@@ -3438,23 +3430,23 @@
           </w:p>
           <w:p>
             <w:pPr>
-              <w:pStyle w:val="user6"/>
-              <w:spacing w:lineRule="auto" w:line="240"/>
-              <w:rPr>
-                <w:sz w:val="24"/>
-                <w:szCs w:val="24"/>
-              </w:rPr>
-            </w:pPr>
-            <w:r>
-              <w:rPr>
-                <w:sz w:val="24"/>
-                <w:szCs w:val="24"/>
-              </w:rPr>
-            </w:r>
-          </w:p>
-          <w:p>
-            <w:pPr>
-              <w:pStyle w:val="user6"/>
+              <w:pStyle w:val="Style22"/>
+              <w:spacing w:lineRule="auto" w:line="240"/>
+              <w:rPr>
+                <w:sz w:val="24"/>
+                <w:szCs w:val="24"/>
+              </w:rPr>
+            </w:pPr>
+            <w:r>
+              <w:rPr>
+                <w:sz w:val="24"/>
+                <w:szCs w:val="24"/>
+              </w:rPr>
+            </w:r>
+          </w:p>
+          <w:p>
+            <w:pPr>
+              <w:pStyle w:val="Style22"/>
               <w:spacing w:lineRule="auto" w:line="240"/>
               <w:rPr>
                 <w:sz w:val="24"/>
@@ -3478,23 +3470,23 @@
           </w:p>
           <w:p>
             <w:pPr>
-              <w:pStyle w:val="user6"/>
-              <w:spacing w:lineRule="auto" w:line="240"/>
-              <w:rPr>
-                <w:sz w:val="24"/>
-                <w:szCs w:val="24"/>
-              </w:rPr>
-            </w:pPr>
-            <w:r>
-              <w:rPr>
-                <w:sz w:val="24"/>
-                <w:szCs w:val="24"/>
-              </w:rPr>
-            </w:r>
-          </w:p>
-          <w:p>
-            <w:pPr>
-              <w:pStyle w:val="user6"/>
+              <w:pStyle w:val="Style22"/>
+              <w:spacing w:lineRule="auto" w:line="240"/>
+              <w:rPr>
+                <w:sz w:val="24"/>
+                <w:szCs w:val="24"/>
+              </w:rPr>
+            </w:pPr>
+            <w:r>
+              <w:rPr>
+                <w:sz w:val="24"/>
+                <w:szCs w:val="24"/>
+              </w:rPr>
+            </w:r>
+          </w:p>
+          <w:p>
+            <w:pPr>
+              <w:pStyle w:val="Style22"/>
               <w:spacing w:lineRule="auto" w:line="240"/>
               <w:rPr>
                 <w:sz w:val="24"/>
@@ -3518,23 +3510,23 @@
           </w:p>
           <w:p>
             <w:pPr>
-              <w:pStyle w:val="user6"/>
-              <w:spacing w:lineRule="auto" w:line="240"/>
-              <w:rPr>
-                <w:sz w:val="24"/>
-                <w:szCs w:val="24"/>
-              </w:rPr>
-            </w:pPr>
-            <w:r>
-              <w:rPr>
-                <w:sz w:val="24"/>
-                <w:szCs w:val="24"/>
-              </w:rPr>
-            </w:r>
-          </w:p>
-          <w:p>
-            <w:pPr>
-              <w:pStyle w:val="user6"/>
+              <w:pStyle w:val="Style22"/>
+              <w:spacing w:lineRule="auto" w:line="240"/>
+              <w:rPr>
+                <w:sz w:val="24"/>
+                <w:szCs w:val="24"/>
+              </w:rPr>
+            </w:pPr>
+            <w:r>
+              <w:rPr>
+                <w:sz w:val="24"/>
+                <w:szCs w:val="24"/>
+              </w:rPr>
+            </w:r>
+          </w:p>
+          <w:p>
+            <w:pPr>
+              <w:pStyle w:val="Style22"/>
               <w:spacing w:lineRule="auto" w:line="240"/>
               <w:rPr>
                 <w:sz w:val="24"/>
@@ -3558,39 +3550,39 @@
           </w:p>
           <w:p>
             <w:pPr>
-              <w:pStyle w:val="user6"/>
-              <w:spacing w:lineRule="auto" w:line="240"/>
-              <w:rPr>
-                <w:sz w:val="24"/>
-                <w:szCs w:val="24"/>
-              </w:rPr>
-            </w:pPr>
-            <w:r>
-              <w:rPr>
-                <w:sz w:val="24"/>
-                <w:szCs w:val="24"/>
-              </w:rPr>
-            </w:r>
-          </w:p>
-          <w:p>
-            <w:pPr>
-              <w:pStyle w:val="user6"/>
-              <w:spacing w:lineRule="auto" w:line="240"/>
-              <w:rPr>
-                <w:sz w:val="24"/>
-                <w:szCs w:val="24"/>
-              </w:rPr>
-            </w:pPr>
-            <w:r>
-              <w:rPr>
-                <w:sz w:val="24"/>
-                <w:szCs w:val="24"/>
-              </w:rPr>
-            </w:r>
-          </w:p>
-          <w:p>
-            <w:pPr>
-              <w:pStyle w:val="user6"/>
+              <w:pStyle w:val="Style22"/>
+              <w:spacing w:lineRule="auto" w:line="240"/>
+              <w:rPr>
+                <w:sz w:val="24"/>
+                <w:szCs w:val="24"/>
+              </w:rPr>
+            </w:pPr>
+            <w:r>
+              <w:rPr>
+                <w:sz w:val="24"/>
+                <w:szCs w:val="24"/>
+              </w:rPr>
+            </w:r>
+          </w:p>
+          <w:p>
+            <w:pPr>
+              <w:pStyle w:val="Style22"/>
+              <w:spacing w:lineRule="auto" w:line="240"/>
+              <w:rPr>
+                <w:sz w:val="24"/>
+                <w:szCs w:val="24"/>
+              </w:rPr>
+            </w:pPr>
+            <w:r>
+              <w:rPr>
+                <w:sz w:val="24"/>
+                <w:szCs w:val="24"/>
+              </w:rPr>
+            </w:r>
+          </w:p>
+          <w:p>
+            <w:pPr>
+              <w:pStyle w:val="Style22"/>
               <w:spacing w:lineRule="auto" w:line="240"/>
               <w:rPr>
                 <w:sz w:val="24"/>
@@ -3607,7 +3599,7 @@
           </w:p>
           <w:p>
             <w:pPr>
-              <w:pStyle w:val="user6"/>
+              <w:pStyle w:val="Style22"/>
               <w:spacing w:lineRule="auto" w:line="240"/>
               <w:rPr>
                 <w:sz w:val="24"/>
@@ -3624,7 +3616,7 @@
           </w:p>
           <w:p>
             <w:pPr>
-              <w:pStyle w:val="user6"/>
+              <w:pStyle w:val="Style22"/>
               <w:spacing w:lineRule="auto" w:line="240"/>
               <w:rPr>
                 <w:sz w:val="24"/>
@@ -3641,7 +3633,7 @@
           </w:p>
           <w:p>
             <w:pPr>
-              <w:pStyle w:val="user6"/>
+              <w:pStyle w:val="Style22"/>
               <w:spacing w:lineRule="auto" w:line="240"/>
               <w:rPr>
                 <w:sz w:val="24"/>
@@ -3665,7 +3657,7 @@
           </w:p>
           <w:p>
             <w:pPr>
-              <w:pStyle w:val="user6"/>
+              <w:pStyle w:val="Style22"/>
               <w:spacing w:lineRule="auto" w:line="240"/>
               <w:rPr>
                 <w:sz w:val="24"/>
@@ -3689,39 +3681,39 @@
           </w:p>
           <w:p>
             <w:pPr>
-              <w:pStyle w:val="user6"/>
-              <w:spacing w:lineRule="auto" w:line="240"/>
-              <w:rPr>
-                <w:sz w:val="24"/>
-                <w:szCs w:val="24"/>
-              </w:rPr>
-            </w:pPr>
-            <w:r>
-              <w:rPr>
-                <w:sz w:val="24"/>
-                <w:szCs w:val="24"/>
-              </w:rPr>
-            </w:r>
-          </w:p>
-          <w:p>
-            <w:pPr>
-              <w:pStyle w:val="user6"/>
-              <w:spacing w:lineRule="auto" w:line="240"/>
-              <w:rPr>
-                <w:sz w:val="24"/>
-                <w:szCs w:val="24"/>
-              </w:rPr>
-            </w:pPr>
-            <w:r>
-              <w:rPr>
-                <w:sz w:val="24"/>
-                <w:szCs w:val="24"/>
-              </w:rPr>
-            </w:r>
-          </w:p>
-          <w:p>
-            <w:pPr>
-              <w:pStyle w:val="user6"/>
+              <w:pStyle w:val="Style22"/>
+              <w:spacing w:lineRule="auto" w:line="240"/>
+              <w:rPr>
+                <w:sz w:val="24"/>
+                <w:szCs w:val="24"/>
+              </w:rPr>
+            </w:pPr>
+            <w:r>
+              <w:rPr>
+                <w:sz w:val="24"/>
+                <w:szCs w:val="24"/>
+              </w:rPr>
+            </w:r>
+          </w:p>
+          <w:p>
+            <w:pPr>
+              <w:pStyle w:val="Style22"/>
+              <w:spacing w:lineRule="auto" w:line="240"/>
+              <w:rPr>
+                <w:sz w:val="24"/>
+                <w:szCs w:val="24"/>
+              </w:rPr>
+            </w:pPr>
+            <w:r>
+              <w:rPr>
+                <w:sz w:val="24"/>
+                <w:szCs w:val="24"/>
+              </w:rPr>
+            </w:r>
+          </w:p>
+          <w:p>
+            <w:pPr>
+              <w:pStyle w:val="Style22"/>
               <w:spacing w:lineRule="auto" w:line="240"/>
               <w:rPr>
                 <w:sz w:val="24"/>
@@ -3738,7 +3730,7 @@
           </w:p>
           <w:p>
             <w:pPr>
-              <w:pStyle w:val="user6"/>
+              <w:pStyle w:val="Style22"/>
               <w:spacing w:lineRule="auto" w:line="240"/>
               <w:rPr>
                 <w:sz w:val="24"/>
@@ -3755,7 +3747,7 @@
           </w:p>
           <w:p>
             <w:pPr>
-              <w:pStyle w:val="user6"/>
+              <w:pStyle w:val="Style22"/>
               <w:spacing w:lineRule="auto" w:line="240"/>
               <w:rPr>
                 <w:sz w:val="24"/>
@@ -3772,7 +3764,7 @@
           </w:p>
           <w:p>
             <w:pPr>
-              <w:pStyle w:val="user6"/>
+              <w:pStyle w:val="Style22"/>
               <w:spacing w:lineRule="auto" w:line="240"/>
               <w:rPr>
                 <w:sz w:val="24"/>
@@ -3796,23 +3788,23 @@
           </w:p>
           <w:p>
             <w:pPr>
-              <w:pStyle w:val="user6"/>
-              <w:spacing w:lineRule="auto" w:line="240"/>
-              <w:rPr>
-                <w:sz w:val="24"/>
-                <w:szCs w:val="24"/>
-              </w:rPr>
-            </w:pPr>
-            <w:r>
-              <w:rPr>
-                <w:sz w:val="24"/>
-                <w:szCs w:val="24"/>
-              </w:rPr>
-            </w:r>
-          </w:p>
-          <w:p>
-            <w:pPr>
-              <w:pStyle w:val="user6"/>
+              <w:pStyle w:val="Style22"/>
+              <w:spacing w:lineRule="auto" w:line="240"/>
+              <w:rPr>
+                <w:sz w:val="24"/>
+                <w:szCs w:val="24"/>
+              </w:rPr>
+            </w:pPr>
+            <w:r>
+              <w:rPr>
+                <w:sz w:val="24"/>
+                <w:szCs w:val="24"/>
+              </w:rPr>
+            </w:r>
+          </w:p>
+          <w:p>
+            <w:pPr>
+              <w:pStyle w:val="Style22"/>
               <w:spacing w:lineRule="auto" w:line="240"/>
               <w:rPr>
                 <w:sz w:val="24"/>
@@ -3836,7 +3828,7 @@
           </w:p>
           <w:p>
             <w:pPr>
-              <w:pStyle w:val="user6"/>
+              <w:pStyle w:val="Style22"/>
               <w:spacing w:lineRule="auto" w:line="240"/>
               <w:rPr>
                 <w:sz w:val="24"/>
@@ -3860,7 +3852,7 @@
           </w:p>
           <w:p>
             <w:pPr>
-              <w:pStyle w:val="user6"/>
+              <w:pStyle w:val="Style22"/>
               <w:spacing w:lineRule="auto" w:line="240"/>
               <w:rPr>
                 <w:sz w:val="24"/>
@@ -3884,7 +3876,7 @@
           </w:p>
           <w:p>
             <w:pPr>
-              <w:pStyle w:val="user6"/>
+              <w:pStyle w:val="Style22"/>
               <w:spacing w:lineRule="auto" w:line="240"/>
               <w:rPr>
                 <w:sz w:val="24"/>
@@ -3908,7 +3900,7 @@
           </w:p>
           <w:p>
             <w:pPr>
-              <w:pStyle w:val="user6"/>
+              <w:pStyle w:val="Style22"/>
               <w:spacing w:lineRule="auto" w:line="240"/>
               <w:rPr>
                 <w:sz w:val="24"/>
@@ -3932,23 +3924,23 @@
           </w:p>
           <w:p>
             <w:pPr>
-              <w:pStyle w:val="user6"/>
-              <w:spacing w:lineRule="auto" w:line="240"/>
-              <w:rPr>
-                <w:sz w:val="24"/>
-                <w:szCs w:val="24"/>
-              </w:rPr>
-            </w:pPr>
-            <w:r>
-              <w:rPr>
-                <w:sz w:val="24"/>
-                <w:szCs w:val="24"/>
-              </w:rPr>
-            </w:r>
-          </w:p>
-          <w:p>
-            <w:pPr>
-              <w:pStyle w:val="user6"/>
+              <w:pStyle w:val="Style22"/>
+              <w:spacing w:lineRule="auto" w:line="240"/>
+              <w:rPr>
+                <w:sz w:val="24"/>
+                <w:szCs w:val="24"/>
+              </w:rPr>
+            </w:pPr>
+            <w:r>
+              <w:rPr>
+                <w:sz w:val="24"/>
+                <w:szCs w:val="24"/>
+              </w:rPr>
+            </w:r>
+          </w:p>
+          <w:p>
+            <w:pPr>
+              <w:pStyle w:val="Style22"/>
               <w:spacing w:lineRule="auto" w:line="240"/>
               <w:rPr>
                 <w:sz w:val="24"/>
@@ -3972,7 +3964,7 @@
           </w:p>
           <w:p>
             <w:pPr>
-              <w:pStyle w:val="user6"/>
+              <w:pStyle w:val="Style22"/>
               <w:spacing w:lineRule="auto" w:line="240"/>
               <w:rPr>
                 <w:sz w:val="24"/>
@@ -3996,7 +3988,7 @@
           </w:p>
           <w:p>
             <w:pPr>
-              <w:pStyle w:val="user6"/>
+              <w:pStyle w:val="Style22"/>
               <w:spacing w:lineRule="auto" w:line="240"/>
               <w:rPr>
                 <w:sz w:val="24"/>
@@ -4020,23 +4012,23 @@
           </w:p>
           <w:p>
             <w:pPr>
-              <w:pStyle w:val="user6"/>
-              <w:spacing w:lineRule="auto" w:line="240"/>
-              <w:rPr>
-                <w:sz w:val="24"/>
-                <w:szCs w:val="24"/>
-              </w:rPr>
-            </w:pPr>
-            <w:r>
-              <w:rPr>
-                <w:sz w:val="24"/>
-                <w:szCs w:val="24"/>
-              </w:rPr>
-            </w:r>
-          </w:p>
-          <w:p>
-            <w:pPr>
-              <w:pStyle w:val="user6"/>
+              <w:pStyle w:val="Style22"/>
+              <w:spacing w:lineRule="auto" w:line="240"/>
+              <w:rPr>
+                <w:sz w:val="24"/>
+                <w:szCs w:val="24"/>
+              </w:rPr>
+            </w:pPr>
+            <w:r>
+              <w:rPr>
+                <w:sz w:val="24"/>
+                <w:szCs w:val="24"/>
+              </w:rPr>
+            </w:r>
+          </w:p>
+          <w:p>
+            <w:pPr>
+              <w:pStyle w:val="Style22"/>
               <w:spacing w:lineRule="auto" w:line="240"/>
               <w:rPr>
                 <w:sz w:val="24"/>
@@ -4060,39 +4052,39 @@
           </w:p>
           <w:p>
             <w:pPr>
-              <w:pStyle w:val="user6"/>
-              <w:spacing w:lineRule="auto" w:line="240"/>
-              <w:rPr>
-                <w:sz w:val="24"/>
-                <w:szCs w:val="24"/>
-              </w:rPr>
-            </w:pPr>
-            <w:r>
-              <w:rPr>
-                <w:sz w:val="24"/>
-                <w:szCs w:val="24"/>
-              </w:rPr>
-            </w:r>
-          </w:p>
-          <w:p>
-            <w:pPr>
-              <w:pStyle w:val="user6"/>
-              <w:spacing w:lineRule="auto" w:line="240"/>
-              <w:rPr>
-                <w:sz w:val="24"/>
-                <w:szCs w:val="24"/>
-              </w:rPr>
-            </w:pPr>
-            <w:r>
-              <w:rPr>
-                <w:sz w:val="24"/>
-                <w:szCs w:val="24"/>
-              </w:rPr>
-            </w:r>
-          </w:p>
-          <w:p>
-            <w:pPr>
-              <w:pStyle w:val="user6"/>
+              <w:pStyle w:val="Style22"/>
+              <w:spacing w:lineRule="auto" w:line="240"/>
+              <w:rPr>
+                <w:sz w:val="24"/>
+                <w:szCs w:val="24"/>
+              </w:rPr>
+            </w:pPr>
+            <w:r>
+              <w:rPr>
+                <w:sz w:val="24"/>
+                <w:szCs w:val="24"/>
+              </w:rPr>
+            </w:r>
+          </w:p>
+          <w:p>
+            <w:pPr>
+              <w:pStyle w:val="Style22"/>
+              <w:spacing w:lineRule="auto" w:line="240"/>
+              <w:rPr>
+                <w:sz w:val="24"/>
+                <w:szCs w:val="24"/>
+              </w:rPr>
+            </w:pPr>
+            <w:r>
+              <w:rPr>
+                <w:sz w:val="24"/>
+                <w:szCs w:val="24"/>
+              </w:rPr>
+            </w:r>
+          </w:p>
+          <w:p>
+            <w:pPr>
+              <w:pStyle w:val="Style22"/>
               <w:spacing w:lineRule="auto" w:line="240"/>
               <w:rPr>
                 <w:sz w:val="24"/>
@@ -4109,7 +4101,7 @@
           </w:p>
           <w:p>
             <w:pPr>
-              <w:pStyle w:val="user6"/>
+              <w:pStyle w:val="Style22"/>
               <w:spacing w:lineRule="auto" w:line="240"/>
               <w:rPr>
                 <w:sz w:val="24"/>
@@ -4126,7 +4118,7 @@
           </w:p>
           <w:p>
             <w:pPr>
-              <w:pStyle w:val="user6"/>
+              <w:pStyle w:val="Style22"/>
               <w:spacing w:lineRule="auto" w:line="240"/>
               <w:rPr>
                 <w:sz w:val="24"/>
@@ -4143,7 +4135,7 @@
           </w:p>
           <w:p>
             <w:pPr>
-              <w:pStyle w:val="user6"/>
+              <w:pStyle w:val="Style22"/>
               <w:spacing w:lineRule="auto" w:line="240"/>
               <w:rPr>
                 <w:sz w:val="24"/>
@@ -4167,23 +4159,23 @@
           </w:p>
           <w:p>
             <w:pPr>
-              <w:pStyle w:val="user6"/>
-              <w:spacing w:lineRule="auto" w:line="240"/>
-              <w:rPr>
-                <w:sz w:val="24"/>
-                <w:szCs w:val="24"/>
-              </w:rPr>
-            </w:pPr>
-            <w:r>
-              <w:rPr>
-                <w:sz w:val="24"/>
-                <w:szCs w:val="24"/>
-              </w:rPr>
-            </w:r>
-          </w:p>
-          <w:p>
-            <w:pPr>
-              <w:pStyle w:val="user6"/>
+              <w:pStyle w:val="Style22"/>
+              <w:spacing w:lineRule="auto" w:line="240"/>
+              <w:rPr>
+                <w:sz w:val="24"/>
+                <w:szCs w:val="24"/>
+              </w:rPr>
+            </w:pPr>
+            <w:r>
+              <w:rPr>
+                <w:sz w:val="24"/>
+                <w:szCs w:val="24"/>
+              </w:rPr>
+            </w:r>
+          </w:p>
+          <w:p>
+            <w:pPr>
+              <w:pStyle w:val="Style22"/>
               <w:spacing w:lineRule="auto" w:line="240"/>
               <w:rPr>
                 <w:sz w:val="24"/>
@@ -4207,23 +4199,23 @@
           </w:p>
           <w:p>
             <w:pPr>
-              <w:pStyle w:val="user6"/>
-              <w:spacing w:lineRule="auto" w:line="240"/>
-              <w:rPr>
-                <w:sz w:val="24"/>
-                <w:szCs w:val="24"/>
-              </w:rPr>
-            </w:pPr>
-            <w:r>
-              <w:rPr>
-                <w:sz w:val="24"/>
-                <w:szCs w:val="24"/>
-              </w:rPr>
-            </w:r>
-          </w:p>
-          <w:p>
-            <w:pPr>
-              <w:pStyle w:val="user6"/>
+              <w:pStyle w:val="Style22"/>
+              <w:spacing w:lineRule="auto" w:line="240"/>
+              <w:rPr>
+                <w:sz w:val="24"/>
+                <w:szCs w:val="24"/>
+              </w:rPr>
+            </w:pPr>
+            <w:r>
+              <w:rPr>
+                <w:sz w:val="24"/>
+                <w:szCs w:val="24"/>
+              </w:rPr>
+            </w:r>
+          </w:p>
+          <w:p>
+            <w:pPr>
+              <w:pStyle w:val="Style22"/>
               <w:spacing w:lineRule="auto" w:line="240"/>
               <w:rPr>
                 <w:sz w:val="24"/>
@@ -4247,7 +4239,7 @@
           </w:p>
           <w:p>
             <w:pPr>
-              <w:pStyle w:val="user6"/>
+              <w:pStyle w:val="Style22"/>
               <w:spacing w:lineRule="auto" w:line="240"/>
               <w:rPr>
                 <w:sz w:val="24"/>
@@ -4271,7 +4263,7 @@
           </w:p>
           <w:p>
             <w:pPr>
-              <w:pStyle w:val="user6"/>
+              <w:pStyle w:val="Style22"/>
               <w:spacing w:lineRule="auto" w:line="240"/>
               <w:rPr>
                 <w:sz w:val="24"/>
@@ -4295,7 +4287,7 @@
           </w:p>
           <w:p>
             <w:pPr>
-              <w:pStyle w:val="user6"/>
+              <w:pStyle w:val="Style22"/>
               <w:spacing w:lineRule="auto" w:line="240"/>
               <w:rPr>
                 <w:sz w:val="24"/>
@@ -4319,23 +4311,23 @@
           </w:p>
           <w:p>
             <w:pPr>
-              <w:pStyle w:val="user6"/>
-              <w:spacing w:lineRule="auto" w:line="240"/>
-              <w:rPr>
-                <w:sz w:val="24"/>
-                <w:szCs w:val="24"/>
-              </w:rPr>
-            </w:pPr>
-            <w:r>
-              <w:rPr>
-                <w:sz w:val="24"/>
-                <w:szCs w:val="24"/>
-              </w:rPr>
-            </w:r>
-          </w:p>
-          <w:p>
-            <w:pPr>
-              <w:pStyle w:val="user6"/>
+              <w:pStyle w:val="Style22"/>
+              <w:spacing w:lineRule="auto" w:line="240"/>
+              <w:rPr>
+                <w:sz w:val="24"/>
+                <w:szCs w:val="24"/>
+              </w:rPr>
+            </w:pPr>
+            <w:r>
+              <w:rPr>
+                <w:sz w:val="24"/>
+                <w:szCs w:val="24"/>
+              </w:rPr>
+            </w:r>
+          </w:p>
+          <w:p>
+            <w:pPr>
+              <w:pStyle w:val="Style22"/>
               <w:spacing w:lineRule="auto" w:line="240"/>
               <w:rPr>
                 <w:sz w:val="24"/>
@@ -4359,7 +4351,7 @@
           </w:p>
           <w:p>
             <w:pPr>
-              <w:pStyle w:val="user6"/>
+              <w:pStyle w:val="Style22"/>
               <w:spacing w:lineRule="auto" w:line="240"/>
               <w:rPr>
                 <w:sz w:val="24"/>
@@ -4383,7 +4375,7 @@
           </w:p>
           <w:p>
             <w:pPr>
-              <w:pStyle w:val="user6"/>
+              <w:pStyle w:val="Style22"/>
               <w:spacing w:lineRule="auto" w:line="240"/>
               <w:rPr>
                 <w:sz w:val="24"/>
@@ -4407,7 +4399,7 @@
           </w:p>
           <w:p>
             <w:pPr>
-              <w:pStyle w:val="user6"/>
+              <w:pStyle w:val="Style22"/>
               <w:spacing w:lineRule="auto" w:line="240"/>
               <w:rPr>
                 <w:sz w:val="24"/>
@@ -4431,7 +4423,7 @@
           </w:p>
           <w:p>
             <w:pPr>
-              <w:pStyle w:val="user6"/>
+              <w:pStyle w:val="Style22"/>
               <w:spacing w:lineRule="auto" w:line="240"/>
               <w:rPr>
                 <w:sz w:val="24"/>
@@ -4455,23 +4447,23 @@
           </w:p>
           <w:p>
             <w:pPr>
-              <w:pStyle w:val="user6"/>
-              <w:spacing w:lineRule="auto" w:line="240"/>
-              <w:rPr>
-                <w:sz w:val="24"/>
-                <w:szCs w:val="24"/>
-              </w:rPr>
-            </w:pPr>
-            <w:r>
-              <w:rPr>
-                <w:sz w:val="24"/>
-                <w:szCs w:val="24"/>
-              </w:rPr>
-            </w:r>
-          </w:p>
-          <w:p>
-            <w:pPr>
-              <w:pStyle w:val="user6"/>
+              <w:pStyle w:val="Style22"/>
+              <w:spacing w:lineRule="auto" w:line="240"/>
+              <w:rPr>
+                <w:sz w:val="24"/>
+                <w:szCs w:val="24"/>
+              </w:rPr>
+            </w:pPr>
+            <w:r>
+              <w:rPr>
+                <w:sz w:val="24"/>
+                <w:szCs w:val="24"/>
+              </w:rPr>
+            </w:r>
+          </w:p>
+          <w:p>
+            <w:pPr>
+              <w:pStyle w:val="Style22"/>
               <w:spacing w:lineRule="auto" w:line="240"/>
               <w:rPr>
                 <w:sz w:val="24"/>
@@ -4495,23 +4487,23 @@
           </w:p>
           <w:p>
             <w:pPr>
-              <w:pStyle w:val="user6"/>
-              <w:spacing w:lineRule="auto" w:line="240"/>
-              <w:rPr>
-                <w:sz w:val="24"/>
-                <w:szCs w:val="24"/>
-              </w:rPr>
-            </w:pPr>
-            <w:r>
-              <w:rPr>
-                <w:sz w:val="24"/>
-                <w:szCs w:val="24"/>
-              </w:rPr>
-            </w:r>
-          </w:p>
-          <w:p>
-            <w:pPr>
-              <w:pStyle w:val="user6"/>
+              <w:pStyle w:val="Style22"/>
+              <w:spacing w:lineRule="auto" w:line="240"/>
+              <w:rPr>
+                <w:sz w:val="24"/>
+                <w:szCs w:val="24"/>
+              </w:rPr>
+            </w:pPr>
+            <w:r>
+              <w:rPr>
+                <w:sz w:val="24"/>
+                <w:szCs w:val="24"/>
+              </w:rPr>
+            </w:r>
+          </w:p>
+          <w:p>
+            <w:pPr>
+              <w:pStyle w:val="Style22"/>
               <w:spacing w:lineRule="auto" w:line="240"/>
               <w:rPr>
                 <w:sz w:val="24"/>
@@ -4535,7 +4527,7 @@
           </w:p>
           <w:p>
             <w:pPr>
-              <w:pStyle w:val="user6"/>
+              <w:pStyle w:val="Style22"/>
               <w:spacing w:lineRule="auto" w:line="240"/>
               <w:rPr>
                 <w:sz w:val="24"/>
@@ -4559,7 +4551,7 @@
           </w:p>
           <w:p>
             <w:pPr>
-              <w:pStyle w:val="user6"/>
+              <w:pStyle w:val="Style22"/>
               <w:spacing w:lineRule="auto" w:line="240"/>
               <w:rPr>
                 <w:sz w:val="24"/>
@@ -4583,23 +4575,23 @@
           </w:p>
           <w:p>
             <w:pPr>
-              <w:pStyle w:val="user6"/>
-              <w:spacing w:lineRule="auto" w:line="240"/>
-              <w:rPr>
-                <w:sz w:val="24"/>
-                <w:szCs w:val="24"/>
-              </w:rPr>
-            </w:pPr>
-            <w:r>
-              <w:rPr>
-                <w:sz w:val="24"/>
-                <w:szCs w:val="24"/>
-              </w:rPr>
-            </w:r>
-          </w:p>
-          <w:p>
-            <w:pPr>
-              <w:pStyle w:val="user6"/>
+              <w:pStyle w:val="Style22"/>
+              <w:spacing w:lineRule="auto" w:line="240"/>
+              <w:rPr>
+                <w:sz w:val="24"/>
+                <w:szCs w:val="24"/>
+              </w:rPr>
+            </w:pPr>
+            <w:r>
+              <w:rPr>
+                <w:sz w:val="24"/>
+                <w:szCs w:val="24"/>
+              </w:rPr>
+            </w:r>
+          </w:p>
+          <w:p>
+            <w:pPr>
+              <w:pStyle w:val="Style22"/>
               <w:spacing w:lineRule="auto" w:line="240"/>
               <w:rPr>
                 <w:sz w:val="24"/>
@@ -4623,39 +4615,39 @@
           </w:p>
           <w:p>
             <w:pPr>
-              <w:pStyle w:val="user6"/>
-              <w:spacing w:lineRule="auto" w:line="240"/>
-              <w:rPr>
-                <w:sz w:val="24"/>
-                <w:szCs w:val="24"/>
-              </w:rPr>
-            </w:pPr>
-            <w:r>
-              <w:rPr>
-                <w:sz w:val="24"/>
-                <w:szCs w:val="24"/>
-              </w:rPr>
-            </w:r>
-          </w:p>
-          <w:p>
-            <w:pPr>
-              <w:pStyle w:val="user6"/>
-              <w:spacing w:lineRule="auto" w:line="240"/>
-              <w:rPr>
-                <w:sz w:val="24"/>
-                <w:szCs w:val="24"/>
-              </w:rPr>
-            </w:pPr>
-            <w:r>
-              <w:rPr>
-                <w:sz w:val="24"/>
-                <w:szCs w:val="24"/>
-              </w:rPr>
-            </w:r>
-          </w:p>
-          <w:p>
-            <w:pPr>
-              <w:pStyle w:val="user6"/>
+              <w:pStyle w:val="Style22"/>
+              <w:spacing w:lineRule="auto" w:line="240"/>
+              <w:rPr>
+                <w:sz w:val="24"/>
+                <w:szCs w:val="24"/>
+              </w:rPr>
+            </w:pPr>
+            <w:r>
+              <w:rPr>
+                <w:sz w:val="24"/>
+                <w:szCs w:val="24"/>
+              </w:rPr>
+            </w:r>
+          </w:p>
+          <w:p>
+            <w:pPr>
+              <w:pStyle w:val="Style22"/>
+              <w:spacing w:lineRule="auto" w:line="240"/>
+              <w:rPr>
+                <w:sz w:val="24"/>
+                <w:szCs w:val="24"/>
+              </w:rPr>
+            </w:pPr>
+            <w:r>
+              <w:rPr>
+                <w:sz w:val="24"/>
+                <w:szCs w:val="24"/>
+              </w:rPr>
+            </w:r>
+          </w:p>
+          <w:p>
+            <w:pPr>
+              <w:pStyle w:val="Style22"/>
               <w:spacing w:lineRule="auto" w:line="240"/>
               <w:rPr>
                 <w:sz w:val="24"/>
@@ -4672,7 +4664,7 @@
           </w:p>
           <w:p>
             <w:pPr>
-              <w:pStyle w:val="user6"/>
+              <w:pStyle w:val="Style22"/>
               <w:spacing w:lineRule="auto" w:line="240"/>
               <w:rPr>
                 <w:sz w:val="24"/>
@@ -4689,7 +4681,7 @@
           </w:p>
           <w:p>
             <w:pPr>
-              <w:pStyle w:val="user6"/>
+              <w:pStyle w:val="Style22"/>
               <w:spacing w:lineRule="auto" w:line="240"/>
               <w:rPr>
                 <w:sz w:val="24"/>
@@ -4706,7 +4698,7 @@
           </w:p>
           <w:p>
             <w:pPr>
-              <w:pStyle w:val="user6"/>
+              <w:pStyle w:val="Style22"/>
               <w:spacing w:lineRule="auto" w:line="240"/>
               <w:rPr>
                 <w:sz w:val="24"/>
@@ -4730,23 +4722,23 @@
           </w:p>
           <w:p>
             <w:pPr>
-              <w:pStyle w:val="user6"/>
-              <w:spacing w:lineRule="auto" w:line="240"/>
-              <w:rPr>
-                <w:sz w:val="24"/>
-                <w:szCs w:val="24"/>
-              </w:rPr>
-            </w:pPr>
-            <w:r>
-              <w:rPr>
-                <w:sz w:val="24"/>
-                <w:szCs w:val="24"/>
-              </w:rPr>
-            </w:r>
-          </w:p>
-          <w:p>
-            <w:pPr>
-              <w:pStyle w:val="user6"/>
+              <w:pStyle w:val="Style22"/>
+              <w:spacing w:lineRule="auto" w:line="240"/>
+              <w:rPr>
+                <w:sz w:val="24"/>
+                <w:szCs w:val="24"/>
+              </w:rPr>
+            </w:pPr>
+            <w:r>
+              <w:rPr>
+                <w:sz w:val="24"/>
+                <w:szCs w:val="24"/>
+              </w:rPr>
+            </w:r>
+          </w:p>
+          <w:p>
+            <w:pPr>
+              <w:pStyle w:val="Style22"/>
               <w:spacing w:lineRule="auto" w:line="240"/>
               <w:rPr>
                 <w:sz w:val="24"/>
@@ -4770,7 +4762,7 @@
           </w:p>
           <w:p>
             <w:pPr>
-              <w:pStyle w:val="user6"/>
+              <w:pStyle w:val="Style22"/>
               <w:spacing w:lineRule="auto" w:line="240"/>
               <w:rPr>
                 <w:sz w:val="24"/>
@@ -4794,7 +4786,7 @@
           </w:p>
           <w:p>
             <w:pPr>
-              <w:pStyle w:val="user6"/>
+              <w:pStyle w:val="Style22"/>
               <w:spacing w:lineRule="auto" w:line="240"/>
               <w:rPr>
                 <w:sz w:val="24"/>
@@ -4818,7 +4810,7 @@
           </w:p>
           <w:p>
             <w:pPr>
-              <w:pStyle w:val="user6"/>
+              <w:pStyle w:val="Style22"/>
               <w:spacing w:lineRule="auto" w:line="240"/>
               <w:rPr>
                 <w:sz w:val="24"/>
@@ -4842,23 +4834,23 @@
           </w:p>
           <w:p>
             <w:pPr>
-              <w:pStyle w:val="user6"/>
-              <w:spacing w:lineRule="auto" w:line="240"/>
-              <w:rPr>
-                <w:sz w:val="24"/>
-                <w:szCs w:val="24"/>
-              </w:rPr>
-            </w:pPr>
-            <w:r>
-              <w:rPr>
-                <w:sz w:val="24"/>
-                <w:szCs w:val="24"/>
-              </w:rPr>
-            </w:r>
-          </w:p>
-          <w:p>
-            <w:pPr>
-              <w:pStyle w:val="user6"/>
+              <w:pStyle w:val="Style22"/>
+              <w:spacing w:lineRule="auto" w:line="240"/>
+              <w:rPr>
+                <w:sz w:val="24"/>
+                <w:szCs w:val="24"/>
+              </w:rPr>
+            </w:pPr>
+            <w:r>
+              <w:rPr>
+                <w:sz w:val="24"/>
+                <w:szCs w:val="24"/>
+              </w:rPr>
+            </w:r>
+          </w:p>
+          <w:p>
+            <w:pPr>
+              <w:pStyle w:val="Style22"/>
               <w:spacing w:lineRule="auto" w:line="240"/>
               <w:rPr>
                 <w:sz w:val="24"/>
@@ -4882,23 +4874,23 @@
           </w:p>
           <w:p>
             <w:pPr>
-              <w:pStyle w:val="user6"/>
-              <w:spacing w:lineRule="auto" w:line="240"/>
-              <w:rPr>
-                <w:sz w:val="24"/>
-                <w:szCs w:val="24"/>
-              </w:rPr>
-            </w:pPr>
-            <w:r>
-              <w:rPr>
-                <w:sz w:val="24"/>
-                <w:szCs w:val="24"/>
-              </w:rPr>
-            </w:r>
-          </w:p>
-          <w:p>
-            <w:pPr>
-              <w:pStyle w:val="user6"/>
+              <w:pStyle w:val="Style22"/>
+              <w:spacing w:lineRule="auto" w:line="240"/>
+              <w:rPr>
+                <w:sz w:val="24"/>
+                <w:szCs w:val="24"/>
+              </w:rPr>
+            </w:pPr>
+            <w:r>
+              <w:rPr>
+                <w:sz w:val="24"/>
+                <w:szCs w:val="24"/>
+              </w:rPr>
+            </w:r>
+          </w:p>
+          <w:p>
+            <w:pPr>
+              <w:pStyle w:val="Style22"/>
               <w:spacing w:lineRule="auto" w:line="240"/>
               <w:rPr>
                 <w:sz w:val="24"/>
@@ -4922,23 +4914,23 @@
           </w:p>
           <w:p>
             <w:pPr>
-              <w:pStyle w:val="user6"/>
-              <w:spacing w:lineRule="auto" w:line="240"/>
-              <w:rPr>
-                <w:sz w:val="24"/>
-                <w:szCs w:val="24"/>
-              </w:rPr>
-            </w:pPr>
-            <w:r>
-              <w:rPr>
-                <w:sz w:val="24"/>
-                <w:szCs w:val="24"/>
-              </w:rPr>
-            </w:r>
-          </w:p>
-          <w:p>
-            <w:pPr>
-              <w:pStyle w:val="user6"/>
+              <w:pStyle w:val="Style22"/>
+              <w:spacing w:lineRule="auto" w:line="240"/>
+              <w:rPr>
+                <w:sz w:val="24"/>
+                <w:szCs w:val="24"/>
+              </w:rPr>
+            </w:pPr>
+            <w:r>
+              <w:rPr>
+                <w:sz w:val="24"/>
+                <w:szCs w:val="24"/>
+              </w:rPr>
+            </w:r>
+          </w:p>
+          <w:p>
+            <w:pPr>
+              <w:pStyle w:val="Style22"/>
               <w:spacing w:lineRule="auto" w:line="240"/>
               <w:rPr>
                 <w:sz w:val="24"/>
@@ -4962,7 +4954,7 @@
           </w:p>
           <w:p>
             <w:pPr>
-              <w:pStyle w:val="user6"/>
+              <w:pStyle w:val="Style22"/>
               <w:spacing w:lineRule="auto" w:line="240"/>
               <w:rPr>
                 <w:sz w:val="24"/>
@@ -4986,7 +4978,7 @@
           </w:p>
           <w:p>
             <w:pPr>
-              <w:pStyle w:val="user6"/>
+              <w:pStyle w:val="Style22"/>
               <w:spacing w:lineRule="auto" w:line="240"/>
               <w:rPr>
                 <w:sz w:val="24"/>
@@ -5010,23 +5002,23 @@
           </w:p>
           <w:p>
             <w:pPr>
-              <w:pStyle w:val="user6"/>
-              <w:spacing w:lineRule="auto" w:line="240"/>
-              <w:rPr>
-                <w:sz w:val="24"/>
-                <w:szCs w:val="24"/>
-              </w:rPr>
-            </w:pPr>
-            <w:r>
-              <w:rPr>
-                <w:sz w:val="24"/>
-                <w:szCs w:val="24"/>
-              </w:rPr>
-            </w:r>
-          </w:p>
-          <w:p>
-            <w:pPr>
-              <w:pStyle w:val="user6"/>
+              <w:pStyle w:val="Style22"/>
+              <w:spacing w:lineRule="auto" w:line="240"/>
+              <w:rPr>
+                <w:sz w:val="24"/>
+                <w:szCs w:val="24"/>
+              </w:rPr>
+            </w:pPr>
+            <w:r>
+              <w:rPr>
+                <w:sz w:val="24"/>
+                <w:szCs w:val="24"/>
+              </w:rPr>
+            </w:r>
+          </w:p>
+          <w:p>
+            <w:pPr>
+              <w:pStyle w:val="Style22"/>
               <w:spacing w:lineRule="auto" w:line="240"/>
               <w:rPr>
                 <w:sz w:val="24"/>
@@ -5050,39 +5042,39 @@
           </w:p>
           <w:p>
             <w:pPr>
-              <w:pStyle w:val="user6"/>
-              <w:spacing w:lineRule="auto" w:line="240"/>
-              <w:rPr>
-                <w:sz w:val="24"/>
-                <w:szCs w:val="24"/>
-              </w:rPr>
-            </w:pPr>
-            <w:r>
-              <w:rPr>
-                <w:sz w:val="24"/>
-                <w:szCs w:val="24"/>
-              </w:rPr>
-            </w:r>
-          </w:p>
-          <w:p>
-            <w:pPr>
-              <w:pStyle w:val="user6"/>
-              <w:spacing w:lineRule="auto" w:line="240"/>
-              <w:rPr>
-                <w:sz w:val="24"/>
-                <w:szCs w:val="24"/>
-              </w:rPr>
-            </w:pPr>
-            <w:r>
-              <w:rPr>
-                <w:sz w:val="24"/>
-                <w:szCs w:val="24"/>
-              </w:rPr>
-            </w:r>
-          </w:p>
-          <w:p>
-            <w:pPr>
-              <w:pStyle w:val="user6"/>
+              <w:pStyle w:val="Style22"/>
+              <w:spacing w:lineRule="auto" w:line="240"/>
+              <w:rPr>
+                <w:sz w:val="24"/>
+                <w:szCs w:val="24"/>
+              </w:rPr>
+            </w:pPr>
+            <w:r>
+              <w:rPr>
+                <w:sz w:val="24"/>
+                <w:szCs w:val="24"/>
+              </w:rPr>
+            </w:r>
+          </w:p>
+          <w:p>
+            <w:pPr>
+              <w:pStyle w:val="Style22"/>
+              <w:spacing w:lineRule="auto" w:line="240"/>
+              <w:rPr>
+                <w:sz w:val="24"/>
+                <w:szCs w:val="24"/>
+              </w:rPr>
+            </w:pPr>
+            <w:r>
+              <w:rPr>
+                <w:sz w:val="24"/>
+                <w:szCs w:val="24"/>
+              </w:rPr>
+            </w:r>
+          </w:p>
+          <w:p>
+            <w:pPr>
+              <w:pStyle w:val="Style22"/>
               <w:spacing w:lineRule="auto" w:line="240"/>
               <w:rPr>
                 <w:sz w:val="24"/>
@@ -5099,7 +5091,7 @@
           </w:p>
           <w:p>
             <w:pPr>
-              <w:pStyle w:val="user6"/>
+              <w:pStyle w:val="Style22"/>
               <w:spacing w:lineRule="auto" w:line="240"/>
               <w:rPr>
                 <w:sz w:val="24"/>
@@ -5116,23 +5108,23 @@
           </w:p>
           <w:p>
             <w:pPr>
-              <w:pStyle w:val="user6"/>
-              <w:spacing w:lineRule="auto" w:line="240"/>
-              <w:rPr>
-                <w:sz w:val="24"/>
-                <w:szCs w:val="24"/>
-              </w:rPr>
-            </w:pPr>
-            <w:r>
-              <w:rPr>
-                <w:sz w:val="24"/>
-                <w:szCs w:val="24"/>
-              </w:rPr>
-            </w:r>
-          </w:p>
-          <w:p>
-            <w:pPr>
-              <w:pStyle w:val="user6"/>
+              <w:pStyle w:val="Style22"/>
+              <w:spacing w:lineRule="auto" w:line="240"/>
+              <w:rPr>
+                <w:sz w:val="24"/>
+                <w:szCs w:val="24"/>
+              </w:rPr>
+            </w:pPr>
+            <w:r>
+              <w:rPr>
+                <w:sz w:val="24"/>
+                <w:szCs w:val="24"/>
+              </w:rPr>
+            </w:r>
+          </w:p>
+          <w:p>
+            <w:pPr>
+              <w:pStyle w:val="Style22"/>
               <w:spacing w:lineRule="auto" w:line="240"/>
               <w:rPr>
                 <w:sz w:val="24"/>
@@ -5149,7 +5141,7 @@
           </w:p>
           <w:p>
             <w:pPr>
-              <w:pStyle w:val="user6"/>
+              <w:pStyle w:val="Style22"/>
               <w:spacing w:lineRule="auto" w:line="240"/>
               <w:rPr>
                 <w:sz w:val="24"/>
@@ -5166,23 +5158,23 @@
           </w:p>
           <w:p>
             <w:pPr>
-              <w:pStyle w:val="user6"/>
-              <w:spacing w:lineRule="auto" w:line="240"/>
-              <w:rPr>
-                <w:sz w:val="24"/>
-                <w:szCs w:val="24"/>
-              </w:rPr>
-            </w:pPr>
-            <w:r>
-              <w:rPr>
-                <w:sz w:val="24"/>
-                <w:szCs w:val="24"/>
-              </w:rPr>
-            </w:r>
-          </w:p>
-          <w:p>
-            <w:pPr>
-              <w:pStyle w:val="user6"/>
+              <w:pStyle w:val="Style22"/>
+              <w:spacing w:lineRule="auto" w:line="240"/>
+              <w:rPr>
+                <w:sz w:val="24"/>
+                <w:szCs w:val="24"/>
+              </w:rPr>
+            </w:pPr>
+            <w:r>
+              <w:rPr>
+                <w:sz w:val="24"/>
+                <w:szCs w:val="24"/>
+              </w:rPr>
+            </w:r>
+          </w:p>
+          <w:p>
+            <w:pPr>
+              <w:pStyle w:val="Style22"/>
               <w:spacing w:lineRule="auto" w:line="240"/>
               <w:rPr>
                 <w:sz w:val="24"/>
@@ -5199,7 +5191,7 @@
           </w:p>
           <w:p>
             <w:pPr>
-              <w:pStyle w:val="user6"/>
+              <w:pStyle w:val="Style22"/>
               <w:spacing w:lineRule="auto" w:line="240"/>
               <w:rPr>
                 <w:sz w:val="24"/>
@@ -5216,39 +5208,39 @@
           </w:p>
           <w:p>
             <w:pPr>
-              <w:pStyle w:val="user6"/>
-              <w:spacing w:lineRule="auto" w:line="240"/>
-              <w:rPr>
-                <w:sz w:val="24"/>
-                <w:szCs w:val="24"/>
-              </w:rPr>
-            </w:pPr>
-            <w:r>
-              <w:rPr>
-                <w:sz w:val="24"/>
-                <w:szCs w:val="24"/>
-              </w:rPr>
-            </w:r>
-          </w:p>
-          <w:p>
-            <w:pPr>
-              <w:pStyle w:val="user6"/>
-              <w:spacing w:lineRule="auto" w:line="240"/>
-              <w:rPr>
-                <w:sz w:val="24"/>
-                <w:szCs w:val="24"/>
-              </w:rPr>
-            </w:pPr>
-            <w:r>
-              <w:rPr>
-                <w:sz w:val="24"/>
-                <w:szCs w:val="24"/>
-              </w:rPr>
-            </w:r>
-          </w:p>
-          <w:p>
-            <w:pPr>
-              <w:pStyle w:val="user6"/>
+              <w:pStyle w:val="Style22"/>
+              <w:spacing w:lineRule="auto" w:line="240"/>
+              <w:rPr>
+                <w:sz w:val="24"/>
+                <w:szCs w:val="24"/>
+              </w:rPr>
+            </w:pPr>
+            <w:r>
+              <w:rPr>
+                <w:sz w:val="24"/>
+                <w:szCs w:val="24"/>
+              </w:rPr>
+            </w:r>
+          </w:p>
+          <w:p>
+            <w:pPr>
+              <w:pStyle w:val="Style22"/>
+              <w:spacing w:lineRule="auto" w:line="240"/>
+              <w:rPr>
+                <w:sz w:val="24"/>
+                <w:szCs w:val="24"/>
+              </w:rPr>
+            </w:pPr>
+            <w:r>
+              <w:rPr>
+                <w:sz w:val="24"/>
+                <w:szCs w:val="24"/>
+              </w:rPr>
+            </w:r>
+          </w:p>
+          <w:p>
+            <w:pPr>
+              <w:pStyle w:val="Style22"/>
               <w:spacing w:lineRule="auto" w:line="240"/>
               <w:rPr>
                 <w:sz w:val="24"/>
@@ -5265,7 +5257,7 @@
           </w:p>
           <w:p>
             <w:pPr>
-              <w:pStyle w:val="user6"/>
+              <w:pStyle w:val="Style22"/>
               <w:spacing w:lineRule="auto" w:line="240"/>
               <w:rPr>
                 <w:sz w:val="24"/>
@@ -5289,7 +5281,7 @@
           </w:p>
           <w:p>
             <w:pPr>
-              <w:pStyle w:val="user6"/>
+              <w:pStyle w:val="Style22"/>
               <w:spacing w:lineRule="auto" w:line="240"/>
               <w:rPr>
                 <w:sz w:val="24"/>
@@ -5393,7 +5385,7 @@
           </w:tcPr>
           <w:p>
             <w:pPr>
-              <w:pStyle w:val="user6"/>
+              <w:pStyle w:val="Style22"/>
               <w:rPr/>
             </w:pPr>
             <w:r>
@@ -5403,7 +5395,7 @@
           </w:p>
           <w:p>
             <w:pPr>
-              <w:pStyle w:val="user6"/>
+              <w:pStyle w:val="Style22"/>
               <w:rPr/>
             </w:pPr>
             <w:r>
@@ -5413,7 +5405,7 @@
           </w:p>
           <w:p>
             <w:pPr>
-              <w:pStyle w:val="user6"/>
+              <w:pStyle w:val="Style22"/>
               <w:rPr/>
             </w:pPr>
             <w:r>
@@ -5423,7 +5415,7 @@
           </w:p>
           <w:p>
             <w:pPr>
-              <w:pStyle w:val="user6"/>
+              <w:pStyle w:val="Style22"/>
               <w:rPr/>
             </w:pPr>
             <w:r>
@@ -5433,16 +5425,16 @@
           </w:p>
           <w:p>
             <w:pPr>
-              <w:pStyle w:val="user6"/>
-              <w:rPr/>
-            </w:pPr>
-            <w:r>
-              <w:rPr/>
-            </w:r>
-          </w:p>
-          <w:p>
-            <w:pPr>
-              <w:pStyle w:val="user6"/>
+              <w:pStyle w:val="Style22"/>
+              <w:rPr/>
+            </w:pPr>
+            <w:r>
+              <w:rPr/>
+            </w:r>
+          </w:p>
+          <w:p>
+            <w:pPr>
+              <w:pStyle w:val="Style22"/>
               <w:rPr/>
             </w:pPr>
             <w:r>
@@ -5452,25 +5444,25 @@
           </w:p>
           <w:p>
             <w:pPr>
-              <w:pStyle w:val="user6"/>
-              <w:rPr/>
-            </w:pPr>
-            <w:r>
-              <w:rPr/>
-            </w:r>
-          </w:p>
-          <w:p>
-            <w:pPr>
-              <w:pStyle w:val="user6"/>
-              <w:rPr/>
-            </w:pPr>
-            <w:r>
-              <w:rPr/>
-            </w:r>
-          </w:p>
-          <w:p>
-            <w:pPr>
-              <w:pStyle w:val="user6"/>
+              <w:pStyle w:val="Style22"/>
+              <w:rPr/>
+            </w:pPr>
+            <w:r>
+              <w:rPr/>
+            </w:r>
+          </w:p>
+          <w:p>
+            <w:pPr>
+              <w:pStyle w:val="Style22"/>
+              <w:rPr/>
+            </w:pPr>
+            <w:r>
+              <w:rPr/>
+            </w:r>
+          </w:p>
+          <w:p>
+            <w:pPr>
+              <w:pStyle w:val="Style22"/>
               <w:rPr/>
             </w:pPr>
             <w:r>
@@ -5480,7 +5472,7 @@
           </w:p>
           <w:p>
             <w:pPr>
-              <w:pStyle w:val="user6"/>
+              <w:pStyle w:val="Style22"/>
               <w:rPr/>
             </w:pPr>
             <w:r>
@@ -5494,7 +5486,7 @@
           </w:p>
           <w:p>
             <w:pPr>
-              <w:pStyle w:val="user6"/>
+              <w:pStyle w:val="Style22"/>
               <w:rPr/>
             </w:pPr>
             <w:r>
@@ -5508,7 +5500,7 @@
           </w:p>
           <w:p>
             <w:pPr>
-              <w:pStyle w:val="user6"/>
+              <w:pStyle w:val="Style22"/>
               <w:rPr/>
             </w:pPr>
             <w:r>
@@ -5522,7 +5514,7 @@
           </w:p>
           <w:p>
             <w:pPr>
-              <w:pStyle w:val="user6"/>
+              <w:pStyle w:val="Style22"/>
               <w:rPr/>
             </w:pPr>
             <w:r>
@@ -5536,7 +5528,7 @@
           </w:p>
           <w:p>
             <w:pPr>
-              <w:pStyle w:val="user6"/>
+              <w:pStyle w:val="Style22"/>
               <w:rPr/>
             </w:pPr>
             <w:r>
@@ -5550,7 +5542,7 @@
           </w:p>
           <w:p>
             <w:pPr>
-              <w:pStyle w:val="user6"/>
+              <w:pStyle w:val="Style22"/>
               <w:rPr/>
             </w:pPr>
             <w:r>
@@ -5564,7 +5556,7 @@
           </w:p>
           <w:p>
             <w:pPr>
-              <w:pStyle w:val="user6"/>
+              <w:pStyle w:val="Style22"/>
               <w:rPr/>
             </w:pPr>
             <w:r>
@@ -5674,7 +5666,7 @@
           </w:tcPr>
           <w:p>
             <w:pPr>
-              <w:pStyle w:val="user6"/>
+              <w:pStyle w:val="Style22"/>
               <w:rPr/>
             </w:pPr>
             <w:r>
@@ -5684,7 +5676,7 @@
           </w:p>
           <w:p>
             <w:pPr>
-              <w:pStyle w:val="user6"/>
+              <w:pStyle w:val="Style22"/>
               <w:rPr/>
             </w:pPr>
             <w:r>
@@ -5694,7 +5686,7 @@
           </w:p>
           <w:p>
             <w:pPr>
-              <w:pStyle w:val="user6"/>
+              <w:pStyle w:val="Style22"/>
               <w:rPr/>
             </w:pPr>
             <w:r>
@@ -5704,7 +5696,7 @@
           </w:p>
           <w:p>
             <w:pPr>
-              <w:pStyle w:val="user6"/>
+              <w:pStyle w:val="Style22"/>
               <w:rPr/>
             </w:pPr>
             <w:r>
@@ -5714,25 +5706,25 @@
           </w:p>
           <w:p>
             <w:pPr>
-              <w:pStyle w:val="user6"/>
-              <w:rPr/>
-            </w:pPr>
-            <w:r>
-              <w:rPr/>
-            </w:r>
-          </w:p>
-          <w:p>
-            <w:pPr>
-              <w:pStyle w:val="user6"/>
-              <w:rPr/>
-            </w:pPr>
-            <w:r>
-              <w:rPr/>
-            </w:r>
-          </w:p>
-          <w:p>
-            <w:pPr>
-              <w:pStyle w:val="user6"/>
+              <w:pStyle w:val="Style22"/>
+              <w:rPr/>
+            </w:pPr>
+            <w:r>
+              <w:rPr/>
+            </w:r>
+          </w:p>
+          <w:p>
+            <w:pPr>
+              <w:pStyle w:val="Style22"/>
+              <w:rPr/>
+            </w:pPr>
+            <w:r>
+              <w:rPr/>
+            </w:r>
+          </w:p>
+          <w:p>
+            <w:pPr>
+              <w:pStyle w:val="Style22"/>
               <w:rPr/>
             </w:pPr>
             <w:r>
@@ -5742,7 +5734,7 @@
           </w:p>
           <w:p>
             <w:pPr>
-              <w:pStyle w:val="user6"/>
+              <w:pStyle w:val="Style22"/>
               <w:rPr/>
             </w:pPr>
             <w:r>
@@ -5756,7 +5748,7 @@
           </w:p>
           <w:p>
             <w:pPr>
-              <w:pStyle w:val="user6"/>
+              <w:pStyle w:val="Style22"/>
               <w:rPr/>
             </w:pPr>
             <w:r>
@@ -5770,7 +5762,7 @@
           </w:p>
           <w:p>
             <w:pPr>
-              <w:pStyle w:val="user6"/>
+              <w:pStyle w:val="Style22"/>
               <w:rPr/>
             </w:pPr>
             <w:r>
@@ -5784,7 +5776,7 @@
           </w:p>
           <w:p>
             <w:pPr>
-              <w:pStyle w:val="user6"/>
+              <w:pStyle w:val="Style22"/>
               <w:rPr/>
             </w:pPr>
             <w:r>
@@ -5798,7 +5790,7 @@
           </w:p>
           <w:p>
             <w:pPr>
-              <w:pStyle w:val="user6"/>
+              <w:pStyle w:val="Style22"/>
               <w:rPr/>
             </w:pPr>
             <w:r>
@@ -5812,7 +5804,7 @@
           </w:p>
           <w:p>
             <w:pPr>
-              <w:pStyle w:val="user6"/>
+              <w:pStyle w:val="Style22"/>
               <w:rPr/>
             </w:pPr>
             <w:r>
@@ -5826,7 +5818,7 @@
           </w:p>
           <w:p>
             <w:pPr>
-              <w:pStyle w:val="user6"/>
+              <w:pStyle w:val="Style22"/>
               <w:rPr/>
             </w:pPr>
             <w:r>
@@ -5840,7 +5832,7 @@
           </w:p>
           <w:p>
             <w:pPr>
-              <w:pStyle w:val="user6"/>
+              <w:pStyle w:val="Style22"/>
               <w:rPr/>
             </w:pPr>
             <w:r>
@@ -5854,7 +5846,7 @@
           </w:p>
           <w:p>
             <w:pPr>
-              <w:pStyle w:val="user6"/>
+              <w:pStyle w:val="Style22"/>
               <w:rPr/>
             </w:pPr>
             <w:r>
@@ -5868,16 +5860,16 @@
           </w:p>
           <w:p>
             <w:pPr>
-              <w:pStyle w:val="user6"/>
-              <w:rPr/>
-            </w:pPr>
-            <w:r>
-              <w:rPr/>
-            </w:r>
-          </w:p>
-          <w:p>
-            <w:pPr>
-              <w:pStyle w:val="user6"/>
+              <w:pStyle w:val="Style22"/>
+              <w:rPr/>
+            </w:pPr>
+            <w:r>
+              <w:rPr/>
+            </w:r>
+          </w:p>
+          <w:p>
+            <w:pPr>
+              <w:pStyle w:val="Style22"/>
               <w:rPr/>
             </w:pPr>
             <w:r>
@@ -5891,7 +5883,7 @@
           </w:p>
           <w:p>
             <w:pPr>
-              <w:pStyle w:val="user6"/>
+              <w:pStyle w:val="Style22"/>
               <w:rPr/>
             </w:pPr>
             <w:r>
@@ -5905,25 +5897,25 @@
           </w:p>
           <w:p>
             <w:pPr>
-              <w:pStyle w:val="user6"/>
-              <w:rPr/>
-            </w:pPr>
-            <w:r>
-              <w:rPr/>
-            </w:r>
-          </w:p>
-          <w:p>
-            <w:pPr>
-              <w:pStyle w:val="user6"/>
-              <w:rPr/>
-            </w:pPr>
-            <w:r>
-              <w:rPr/>
-            </w:r>
-          </w:p>
-          <w:p>
-            <w:pPr>
-              <w:pStyle w:val="user6"/>
+              <w:pStyle w:val="Style22"/>
+              <w:rPr/>
+            </w:pPr>
+            <w:r>
+              <w:rPr/>
+            </w:r>
+          </w:p>
+          <w:p>
+            <w:pPr>
+              <w:pStyle w:val="Style22"/>
+              <w:rPr/>
+            </w:pPr>
+            <w:r>
+              <w:rPr/>
+            </w:r>
+          </w:p>
+          <w:p>
+            <w:pPr>
+              <w:pStyle w:val="Style22"/>
               <w:rPr/>
             </w:pPr>
             <w:r>
@@ -5933,7 +5925,7 @@
           </w:p>
           <w:p>
             <w:pPr>
-              <w:pStyle w:val="user6"/>
+              <w:pStyle w:val="Style22"/>
               <w:rPr/>
             </w:pPr>
             <w:r>
@@ -5947,7 +5939,7 @@
           </w:p>
           <w:p>
             <w:pPr>
-              <w:pStyle w:val="user6"/>
+              <w:pStyle w:val="Style22"/>
               <w:rPr/>
             </w:pPr>
             <w:r>
@@ -5961,7 +5953,7 @@
           </w:p>
           <w:p>
             <w:pPr>
-              <w:pStyle w:val="user6"/>
+              <w:pStyle w:val="Style22"/>
               <w:rPr/>
             </w:pPr>
             <w:r>
@@ -5975,7 +5967,7 @@
           </w:p>
           <w:p>
             <w:pPr>
-              <w:pStyle w:val="user6"/>
+              <w:pStyle w:val="Style22"/>
               <w:rPr/>
             </w:pPr>
             <w:r>
@@ -5989,7 +5981,7 @@
           </w:p>
           <w:p>
             <w:pPr>
-              <w:pStyle w:val="user6"/>
+              <w:pStyle w:val="Style22"/>
               <w:rPr/>
             </w:pPr>
             <w:r>
@@ -6003,7 +5995,7 @@
           </w:p>
           <w:p>
             <w:pPr>
-              <w:pStyle w:val="user6"/>
+              <w:pStyle w:val="Style22"/>
               <w:rPr/>
             </w:pPr>
             <w:r>
@@ -6017,7 +6009,7 @@
           </w:p>
           <w:p>
             <w:pPr>
-              <w:pStyle w:val="user6"/>
+              <w:pStyle w:val="Style22"/>
               <w:rPr/>
             </w:pPr>
             <w:r>
@@ -6031,25 +6023,25 @@
           </w:p>
           <w:p>
             <w:pPr>
-              <w:pStyle w:val="user6"/>
-              <w:rPr/>
-            </w:pPr>
-            <w:r>
-              <w:rPr/>
-            </w:r>
-          </w:p>
-          <w:p>
-            <w:pPr>
-              <w:pStyle w:val="user6"/>
-              <w:rPr/>
-            </w:pPr>
-            <w:r>
-              <w:rPr/>
-            </w:r>
-          </w:p>
-          <w:p>
-            <w:pPr>
-              <w:pStyle w:val="user6"/>
+              <w:pStyle w:val="Style22"/>
+              <w:rPr/>
+            </w:pPr>
+            <w:r>
+              <w:rPr/>
+            </w:r>
+          </w:p>
+          <w:p>
+            <w:pPr>
+              <w:pStyle w:val="Style22"/>
+              <w:rPr/>
+            </w:pPr>
+            <w:r>
+              <w:rPr/>
+            </w:r>
+          </w:p>
+          <w:p>
+            <w:pPr>
+              <w:pStyle w:val="Style22"/>
               <w:rPr/>
             </w:pPr>
             <w:r>
@@ -6059,7 +6051,7 @@
           </w:p>
           <w:p>
             <w:pPr>
-              <w:pStyle w:val="user6"/>
+              <w:pStyle w:val="Style22"/>
               <w:rPr/>
             </w:pPr>
             <w:r>
@@ -6073,7 +6065,7 @@
           </w:p>
           <w:p>
             <w:pPr>
-              <w:pStyle w:val="user6"/>
+              <w:pStyle w:val="Style22"/>
               <w:rPr/>
             </w:pPr>
             <w:r>
@@ -6087,7 +6079,7 @@
           </w:p>
           <w:p>
             <w:pPr>
-              <w:pStyle w:val="user6"/>
+              <w:pStyle w:val="Style22"/>
               <w:rPr/>
             </w:pPr>
             <w:r>
@@ -6101,7 +6093,7 @@
           </w:p>
           <w:p>
             <w:pPr>
-              <w:pStyle w:val="user6"/>
+              <w:pStyle w:val="Style22"/>
               <w:rPr/>
             </w:pPr>
             <w:r>
@@ -6115,7 +6107,7 @@
           </w:p>
           <w:p>
             <w:pPr>
-              <w:pStyle w:val="user6"/>
+              <w:pStyle w:val="Style22"/>
               <w:rPr/>
             </w:pPr>
             <w:r>
@@ -6129,7 +6121,7 @@
           </w:p>
           <w:p>
             <w:pPr>
-              <w:pStyle w:val="user6"/>
+              <w:pStyle w:val="Style22"/>
               <w:rPr/>
             </w:pPr>
             <w:r>
@@ -6143,7 +6135,7 @@
           </w:p>
           <w:p>
             <w:pPr>
-              <w:pStyle w:val="user6"/>
+              <w:pStyle w:val="Style22"/>
               <w:rPr/>
             </w:pPr>
             <w:r>
@@ -6157,7 +6149,7 @@
           </w:p>
           <w:p>
             <w:pPr>
-              <w:pStyle w:val="user6"/>
+              <w:pStyle w:val="Style22"/>
               <w:rPr/>
             </w:pPr>
             <w:r>
@@ -6171,25 +6163,25 @@
           </w:p>
           <w:p>
             <w:pPr>
-              <w:pStyle w:val="user6"/>
-              <w:rPr/>
-            </w:pPr>
-            <w:r>
-              <w:rPr/>
-            </w:r>
-          </w:p>
-          <w:p>
-            <w:pPr>
-              <w:pStyle w:val="user6"/>
-              <w:rPr/>
-            </w:pPr>
-            <w:r>
-              <w:rPr/>
-            </w:r>
-          </w:p>
-          <w:p>
-            <w:pPr>
-              <w:pStyle w:val="user6"/>
+              <w:pStyle w:val="Style22"/>
+              <w:rPr/>
+            </w:pPr>
+            <w:r>
+              <w:rPr/>
+            </w:r>
+          </w:p>
+          <w:p>
+            <w:pPr>
+              <w:pStyle w:val="Style22"/>
+              <w:rPr/>
+            </w:pPr>
+            <w:r>
+              <w:rPr/>
+            </w:r>
+          </w:p>
+          <w:p>
+            <w:pPr>
+              <w:pStyle w:val="Style22"/>
               <w:rPr/>
             </w:pPr>
             <w:r>
@@ -6199,7 +6191,7 @@
           </w:p>
           <w:p>
             <w:pPr>
-              <w:pStyle w:val="user6"/>
+              <w:pStyle w:val="Style22"/>
               <w:rPr/>
             </w:pPr>
             <w:r>
@@ -6293,7 +6285,7 @@
           </w:tcPr>
           <w:p>
             <w:pPr>
-              <w:pStyle w:val="user6"/>
+              <w:pStyle w:val="Style22"/>
               <w:rPr/>
             </w:pPr>
             <w:r>
@@ -6303,16 +6295,16 @@
           </w:p>
           <w:p>
             <w:pPr>
-              <w:pStyle w:val="user6"/>
-              <w:rPr/>
-            </w:pPr>
-            <w:r>
-              <w:rPr/>
-            </w:r>
-          </w:p>
-          <w:p>
-            <w:pPr>
-              <w:pStyle w:val="user6"/>
+              <w:pStyle w:val="Style22"/>
+              <w:rPr/>
+            </w:pPr>
+            <w:r>
+              <w:rPr/>
+            </w:r>
+          </w:p>
+          <w:p>
+            <w:pPr>
+              <w:pStyle w:val="Style22"/>
               <w:rPr/>
             </w:pPr>
             <w:r>
@@ -6322,7 +6314,7 @@
           </w:p>
           <w:p>
             <w:pPr>
-              <w:pStyle w:val="user6"/>
+              <w:pStyle w:val="Style22"/>
               <w:rPr/>
             </w:pPr>
             <w:r>
@@ -6332,7 +6324,7 @@
           </w:p>
           <w:p>
             <w:pPr>
-              <w:pStyle w:val="user6"/>
+              <w:pStyle w:val="Style22"/>
               <w:rPr/>
             </w:pPr>
             <w:r>
@@ -6342,7 +6334,7 @@
           </w:p>
           <w:p>
             <w:pPr>
-              <w:pStyle w:val="user6"/>
+              <w:pStyle w:val="Style22"/>
               <w:rPr/>
             </w:pPr>
             <w:r>
@@ -6352,16 +6344,16 @@
           </w:p>
           <w:p>
             <w:pPr>
-              <w:pStyle w:val="user6"/>
-              <w:rPr/>
-            </w:pPr>
-            <w:r>
-              <w:rPr/>
-            </w:r>
-          </w:p>
-          <w:p>
-            <w:pPr>
-              <w:pStyle w:val="user6"/>
+              <w:pStyle w:val="Style22"/>
+              <w:rPr/>
+            </w:pPr>
+            <w:r>
+              <w:rPr/>
+            </w:r>
+          </w:p>
+          <w:p>
+            <w:pPr>
+              <w:pStyle w:val="Style22"/>
               <w:rPr/>
             </w:pPr>
             <w:r>
@@ -6371,25 +6363,25 @@
           </w:p>
           <w:p>
             <w:pPr>
-              <w:pStyle w:val="user6"/>
-              <w:rPr/>
-            </w:pPr>
-            <w:r>
-              <w:rPr/>
-            </w:r>
-          </w:p>
-          <w:p>
-            <w:pPr>
-              <w:pStyle w:val="user6"/>
-              <w:rPr/>
-            </w:pPr>
-            <w:r>
-              <w:rPr/>
-            </w:r>
-          </w:p>
-          <w:p>
-            <w:pPr>
-              <w:pStyle w:val="user6"/>
+              <w:pStyle w:val="Style22"/>
+              <w:rPr/>
+            </w:pPr>
+            <w:r>
+              <w:rPr/>
+            </w:r>
+          </w:p>
+          <w:p>
+            <w:pPr>
+              <w:pStyle w:val="Style22"/>
+              <w:rPr/>
+            </w:pPr>
+            <w:r>
+              <w:rPr/>
+            </w:r>
+          </w:p>
+          <w:p>
+            <w:pPr>
+              <w:pStyle w:val="Style22"/>
               <w:rPr/>
             </w:pPr>
             <w:r>
@@ -6399,7 +6391,7 @@
           </w:p>
           <w:p>
             <w:pPr>
-              <w:pStyle w:val="user6"/>
+              <w:pStyle w:val="Style22"/>
               <w:rPr/>
             </w:pPr>
             <w:r>
@@ -6413,7 +6405,7 @@
           </w:p>
           <w:p>
             <w:pPr>
-              <w:pStyle w:val="user6"/>
+              <w:pStyle w:val="Style22"/>
               <w:rPr/>
             </w:pPr>
             <w:r>
@@ -6427,7 +6419,7 @@
           </w:p>
           <w:p>
             <w:pPr>
-              <w:pStyle w:val="user6"/>
+              <w:pStyle w:val="Style22"/>
               <w:rPr/>
             </w:pPr>
             <w:r>
@@ -6441,7 +6433,7 @@
           </w:p>
           <w:p>
             <w:pPr>
-              <w:pStyle w:val="user6"/>
+              <w:pStyle w:val="Style22"/>
               <w:rPr/>
             </w:pPr>
             <w:r>
@@ -6455,16 +6447,16 @@
           </w:p>
           <w:p>
             <w:pPr>
-              <w:pStyle w:val="user6"/>
-              <w:rPr/>
-            </w:pPr>
-            <w:r>
-              <w:rPr/>
-            </w:r>
-          </w:p>
-          <w:p>
-            <w:pPr>
-              <w:pStyle w:val="user6"/>
+              <w:pStyle w:val="Style22"/>
+              <w:rPr/>
+            </w:pPr>
+            <w:r>
+              <w:rPr/>
+            </w:r>
+          </w:p>
+          <w:p>
+            <w:pPr>
+              <w:pStyle w:val="Style22"/>
               <w:rPr/>
             </w:pPr>
             <w:r>
@@ -6478,16 +6470,16 @@
           </w:p>
           <w:p>
             <w:pPr>
-              <w:pStyle w:val="user6"/>
-              <w:rPr/>
-            </w:pPr>
-            <w:r>
-              <w:rPr/>
-            </w:r>
-          </w:p>
-          <w:p>
-            <w:pPr>
-              <w:pStyle w:val="user6"/>
+              <w:pStyle w:val="Style22"/>
+              <w:rPr/>
+            </w:pPr>
+            <w:r>
+              <w:rPr/>
+            </w:r>
+          </w:p>
+          <w:p>
+            <w:pPr>
+              <w:pStyle w:val="Style22"/>
               <w:rPr/>
             </w:pPr>
             <w:r>
@@ -6501,7 +6493,7 @@
           </w:p>
           <w:p>
             <w:pPr>
-              <w:pStyle w:val="user6"/>
+              <w:pStyle w:val="Style22"/>
               <w:rPr/>
             </w:pPr>
             <w:r>
@@ -6515,16 +6507,16 @@
           </w:p>
           <w:p>
             <w:pPr>
-              <w:pStyle w:val="user6"/>
-              <w:rPr/>
-            </w:pPr>
-            <w:r>
-              <w:rPr/>
-            </w:r>
-          </w:p>
-          <w:p>
-            <w:pPr>
-              <w:pStyle w:val="user6"/>
+              <w:pStyle w:val="Style22"/>
+              <w:rPr/>
+            </w:pPr>
+            <w:r>
+              <w:rPr/>
+            </w:r>
+          </w:p>
+          <w:p>
+            <w:pPr>
+              <w:pStyle w:val="Style22"/>
               <w:rPr/>
             </w:pPr>
             <w:r>
@@ -6538,7 +6530,7 @@
           </w:p>
           <w:p>
             <w:pPr>
-              <w:pStyle w:val="user6"/>
+              <w:pStyle w:val="Style22"/>
               <w:rPr/>
             </w:pPr>
             <w:r>
@@ -6552,25 +6544,25 @@
           </w:p>
           <w:p>
             <w:pPr>
-              <w:pStyle w:val="user6"/>
-              <w:rPr/>
-            </w:pPr>
-            <w:r>
-              <w:rPr/>
-            </w:r>
-          </w:p>
-          <w:p>
-            <w:pPr>
-              <w:pStyle w:val="user6"/>
-              <w:rPr/>
-            </w:pPr>
-            <w:r>
-              <w:rPr/>
-            </w:r>
-          </w:p>
-          <w:p>
-            <w:pPr>
-              <w:pStyle w:val="user6"/>
+              <w:pStyle w:val="Style22"/>
+              <w:rPr/>
+            </w:pPr>
+            <w:r>
+              <w:rPr/>
+            </w:r>
+          </w:p>
+          <w:p>
+            <w:pPr>
+              <w:pStyle w:val="Style22"/>
+              <w:rPr/>
+            </w:pPr>
+            <w:r>
+              <w:rPr/>
+            </w:r>
+          </w:p>
+          <w:p>
+            <w:pPr>
+              <w:pStyle w:val="Style22"/>
               <w:rPr/>
             </w:pPr>
             <w:r>
@@ -6580,7 +6572,7 @@
           </w:p>
           <w:p>
             <w:pPr>
-              <w:pStyle w:val="user6"/>
+              <w:pStyle w:val="Style22"/>
               <w:rPr/>
             </w:pPr>
             <w:r>
@@ -6594,7 +6586,7 @@
           </w:p>
           <w:p>
             <w:pPr>
-              <w:pStyle w:val="user6"/>
+              <w:pStyle w:val="Style22"/>
               <w:rPr/>
             </w:pPr>
             <w:r>
@@ -6608,7 +6600,7 @@
           </w:p>
           <w:p>
             <w:pPr>
-              <w:pStyle w:val="user6"/>
+              <w:pStyle w:val="Style22"/>
               <w:rPr/>
             </w:pPr>
             <w:r>
@@ -6622,7 +6614,7 @@
           </w:p>
           <w:p>
             <w:pPr>
-              <w:pStyle w:val="user6"/>
+              <w:pStyle w:val="Style22"/>
               <w:rPr/>
             </w:pPr>
             <w:r>
@@ -6636,7 +6628,7 @@
           </w:p>
           <w:p>
             <w:pPr>
-              <w:pStyle w:val="user6"/>
+              <w:pStyle w:val="Style22"/>
               <w:rPr/>
             </w:pPr>
             <w:r>
@@ -6650,7 +6642,7 @@
           </w:p>
           <w:p>
             <w:pPr>
-              <w:pStyle w:val="user6"/>
+              <w:pStyle w:val="Style22"/>
               <w:rPr/>
             </w:pPr>
             <w:r>
@@ -6744,7 +6736,7 @@
           </w:tcPr>
           <w:p>
             <w:pPr>
-              <w:pStyle w:val="user6"/>
+              <w:pStyle w:val="Style22"/>
               <w:rPr/>
             </w:pPr>
             <w:r>
@@ -6754,7 +6746,7 @@
           </w:p>
           <w:p>
             <w:pPr>
-              <w:pStyle w:val="user6"/>
+              <w:pStyle w:val="Style22"/>
               <w:rPr/>
             </w:pPr>
             <w:r>
@@ -6764,7 +6756,7 @@
           </w:p>
           <w:p>
             <w:pPr>
-              <w:pStyle w:val="user6"/>
+              <w:pStyle w:val="Style22"/>
               <w:rPr/>
             </w:pPr>
             <w:r>
@@ -6774,7 +6766,7 @@
           </w:p>
           <w:p>
             <w:pPr>
-              <w:pStyle w:val="user6"/>
+              <w:pStyle w:val="Style22"/>
               <w:rPr/>
             </w:pPr>
             <w:r>
@@ -6784,7 +6776,7 @@
           </w:p>
           <w:p>
             <w:pPr>
-              <w:pStyle w:val="user6"/>
+              <w:pStyle w:val="Style22"/>
               <w:rPr/>
             </w:pPr>
             <w:r>
@@ -6794,7 +6786,7 @@
           </w:p>
           <w:p>
             <w:pPr>
-              <w:pStyle w:val="user6"/>
+              <w:pStyle w:val="Style22"/>
               <w:rPr/>
             </w:pPr>
             <w:r>
@@ -6804,7 +6796,7 @@
           </w:p>
           <w:p>
             <w:pPr>
-              <w:pStyle w:val="user6"/>
+              <w:pStyle w:val="Style22"/>
               <w:rPr/>
             </w:pPr>
             <w:r>
@@ -6910,7 +6902,7 @@
           </w:tcPr>
           <w:p>
             <w:pPr>
-              <w:pStyle w:val="user6"/>
+              <w:pStyle w:val="Style22"/>
               <w:rPr/>
             </w:pPr>
             <w:r>
@@ -6920,7 +6912,7 @@
           </w:p>
           <w:p>
             <w:pPr>
-              <w:pStyle w:val="user6"/>
+              <w:pStyle w:val="Style22"/>
               <w:rPr/>
             </w:pPr>
             <w:r>
@@ -6934,7 +6926,7 @@
           </w:p>
           <w:p>
             <w:pPr>
-              <w:pStyle w:val="user6"/>
+              <w:pStyle w:val="Style22"/>
               <w:rPr/>
             </w:pPr>
             <w:r>
@@ -6948,7 +6940,7 @@
           </w:p>
           <w:p>
             <w:pPr>
-              <w:pStyle w:val="user6"/>
+              <w:pStyle w:val="Style22"/>
               <w:rPr/>
             </w:pPr>
             <w:r>
@@ -6962,7 +6954,7 @@
           </w:p>
           <w:p>
             <w:pPr>
-              <w:pStyle w:val="user6"/>
+              <w:pStyle w:val="Style22"/>
               <w:rPr/>
             </w:pPr>
             <w:r>
@@ -6976,7 +6968,7 @@
           </w:p>
           <w:p>
             <w:pPr>
-              <w:pStyle w:val="user6"/>
+              <w:pStyle w:val="Style22"/>
               <w:rPr/>
             </w:pPr>
             <w:r>
@@ -6990,16 +6982,16 @@
           </w:p>
           <w:p>
             <w:pPr>
-              <w:pStyle w:val="user6"/>
-              <w:rPr/>
-            </w:pPr>
-            <w:r>
-              <w:rPr/>
-            </w:r>
-          </w:p>
-          <w:p>
-            <w:pPr>
-              <w:pStyle w:val="user6"/>
+              <w:pStyle w:val="Style22"/>
+              <w:rPr/>
+            </w:pPr>
+            <w:r>
+              <w:rPr/>
+            </w:r>
+          </w:p>
+          <w:p>
+            <w:pPr>
+              <w:pStyle w:val="Style22"/>
               <w:rPr/>
             </w:pPr>
             <w:r>
@@ -7013,7 +7005,7 @@
           </w:p>
           <w:p>
             <w:pPr>
-              <w:pStyle w:val="user6"/>
+              <w:pStyle w:val="Style22"/>
               <w:rPr/>
             </w:pPr>
             <w:r>
@@ -7027,16 +7019,16 @@
           </w:p>
           <w:p>
             <w:pPr>
-              <w:pStyle w:val="user6"/>
-              <w:rPr/>
-            </w:pPr>
-            <w:r>
-              <w:rPr/>
-            </w:r>
-          </w:p>
-          <w:p>
-            <w:pPr>
-              <w:pStyle w:val="user6"/>
+              <w:pStyle w:val="Style22"/>
+              <w:rPr/>
+            </w:pPr>
+            <w:r>
+              <w:rPr/>
+            </w:r>
+          </w:p>
+          <w:p>
+            <w:pPr>
+              <w:pStyle w:val="Style22"/>
               <w:rPr/>
             </w:pPr>
             <w:r>
@@ -7050,7 +7042,7 @@
           </w:p>
           <w:p>
             <w:pPr>
-              <w:pStyle w:val="user6"/>
+              <w:pStyle w:val="Style22"/>
               <w:rPr/>
             </w:pPr>
             <w:r>
@@ -7064,7 +7056,7 @@
           </w:p>
           <w:p>
             <w:pPr>
-              <w:pStyle w:val="user6"/>
+              <w:pStyle w:val="Style22"/>
               <w:rPr/>
             </w:pPr>
             <w:r>
@@ -7078,16 +7070,16 @@
           </w:p>
           <w:p>
             <w:pPr>
-              <w:pStyle w:val="user6"/>
-              <w:rPr/>
-            </w:pPr>
-            <w:r>
-              <w:rPr/>
-            </w:r>
-          </w:p>
-          <w:p>
-            <w:pPr>
-              <w:pStyle w:val="user6"/>
+              <w:pStyle w:val="Style22"/>
+              <w:rPr/>
+            </w:pPr>
+            <w:r>
+              <w:rPr/>
+            </w:r>
+          </w:p>
+          <w:p>
+            <w:pPr>
+              <w:pStyle w:val="Style22"/>
               <w:rPr/>
             </w:pPr>
             <w:r>
@@ -7101,7 +7093,7 @@
           </w:p>
           <w:p>
             <w:pPr>
-              <w:pStyle w:val="user6"/>
+              <w:pStyle w:val="Style22"/>
               <w:rPr/>
             </w:pPr>
             <w:r>
@@ -7115,7 +7107,7 @@
           </w:p>
           <w:p>
             <w:pPr>
-              <w:pStyle w:val="user6"/>
+              <w:pStyle w:val="Style22"/>
               <w:rPr/>
             </w:pPr>
             <w:r>
@@ -7129,7 +7121,7 @@
           </w:p>
           <w:p>
             <w:pPr>
-              <w:pStyle w:val="user6"/>
+              <w:pStyle w:val="Style22"/>
               <w:rPr/>
             </w:pPr>
             <w:r>
@@ -7143,7 +7135,7 @@
           </w:p>
           <w:p>
             <w:pPr>
-              <w:pStyle w:val="user6"/>
+              <w:pStyle w:val="Style22"/>
               <w:rPr/>
             </w:pPr>
             <w:r>
@@ -7153,7 +7145,7 @@
           </w:p>
           <w:p>
             <w:pPr>
-              <w:pStyle w:val="user6"/>
+              <w:pStyle w:val="Style22"/>
               <w:rPr/>
             </w:pPr>
             <w:r>
@@ -7163,7 +7155,7 @@
           </w:p>
           <w:p>
             <w:pPr>
-              <w:pStyle w:val="user6"/>
+              <w:pStyle w:val="Style22"/>
               <w:rPr/>
             </w:pPr>
             <w:r>
@@ -7173,7 +7165,7 @@
           </w:p>
           <w:p>
             <w:pPr>
-              <w:pStyle w:val="user6"/>
+              <w:pStyle w:val="Style22"/>
               <w:rPr/>
             </w:pPr>
             <w:r>
@@ -7187,7 +7179,7 @@
           </w:p>
           <w:p>
             <w:pPr>
-              <w:pStyle w:val="user6"/>
+              <w:pStyle w:val="Style22"/>
               <w:rPr/>
             </w:pPr>
             <w:r>
@@ -7201,7 +7193,7 @@
           </w:p>
           <w:p>
             <w:pPr>
-              <w:pStyle w:val="user6"/>
+              <w:pStyle w:val="Style22"/>
               <w:rPr/>
             </w:pPr>
             <w:r>
@@ -7215,7 +7207,7 @@
           </w:p>
           <w:p>
             <w:pPr>
-              <w:pStyle w:val="user6"/>
+              <w:pStyle w:val="Style22"/>
               <w:rPr/>
             </w:pPr>
             <w:r>
@@ -7229,7 +7221,7 @@
           </w:p>
           <w:p>
             <w:pPr>
-              <w:pStyle w:val="user6"/>
+              <w:pStyle w:val="Style22"/>
               <w:rPr/>
             </w:pPr>
             <w:r>
@@ -7239,34 +7231,34 @@
           </w:p>
           <w:p>
             <w:pPr>
-              <w:pStyle w:val="user6"/>
-              <w:rPr/>
-            </w:pPr>
-            <w:r>
-              <w:rPr/>
-            </w:r>
-          </w:p>
-          <w:p>
-            <w:pPr>
-              <w:pStyle w:val="user6"/>
-              <w:rPr/>
-            </w:pPr>
-            <w:r>
-              <w:rPr/>
-            </w:r>
-          </w:p>
-          <w:p>
-            <w:pPr>
-              <w:pStyle w:val="user6"/>
-              <w:rPr/>
-            </w:pPr>
-            <w:r>
-              <w:rPr/>
-            </w:r>
-          </w:p>
-          <w:p>
-            <w:pPr>
-              <w:pStyle w:val="user6"/>
+              <w:pStyle w:val="Style22"/>
+              <w:rPr/>
+            </w:pPr>
+            <w:r>
+              <w:rPr/>
+            </w:r>
+          </w:p>
+          <w:p>
+            <w:pPr>
+              <w:pStyle w:val="Style22"/>
+              <w:rPr/>
+            </w:pPr>
+            <w:r>
+              <w:rPr/>
+            </w:r>
+          </w:p>
+          <w:p>
+            <w:pPr>
+              <w:pStyle w:val="Style22"/>
+              <w:rPr/>
+            </w:pPr>
+            <w:r>
+              <w:rPr/>
+            </w:r>
+          </w:p>
+          <w:p>
+            <w:pPr>
+              <w:pStyle w:val="Style22"/>
               <w:rPr/>
             </w:pPr>
             <w:r>
@@ -7276,7 +7268,7 @@
           </w:p>
           <w:p>
             <w:pPr>
-              <w:pStyle w:val="user6"/>
+              <w:pStyle w:val="Style22"/>
               <w:rPr/>
             </w:pPr>
             <w:r>
@@ -7290,7 +7282,7 @@
           </w:p>
           <w:p>
             <w:pPr>
-              <w:pStyle w:val="user6"/>
+              <w:pStyle w:val="Style22"/>
               <w:rPr/>
             </w:pPr>
             <w:r>
@@ -7304,7 +7296,7 @@
           </w:p>
           <w:p>
             <w:pPr>
-              <w:pStyle w:val="user6"/>
+              <w:pStyle w:val="Style22"/>
               <w:rPr/>
             </w:pPr>
             <w:r>
@@ -7318,7 +7310,7 @@
           </w:p>
           <w:p>
             <w:pPr>
-              <w:pStyle w:val="user6"/>
+              <w:pStyle w:val="Style22"/>
               <w:rPr/>
             </w:pPr>
             <w:r>
@@ -7332,7 +7324,7 @@
           </w:p>
           <w:p>
             <w:pPr>
-              <w:pStyle w:val="user6"/>
+              <w:pStyle w:val="Style22"/>
               <w:rPr/>
             </w:pPr>
             <w:r>
@@ -7346,7 +7338,7 @@
           </w:p>
           <w:p>
             <w:pPr>
-              <w:pStyle w:val="user6"/>
+              <w:pStyle w:val="Style22"/>
               <w:rPr/>
             </w:pPr>
             <w:r>
@@ -7360,7 +7352,7 @@
           </w:p>
           <w:p>
             <w:pPr>
-              <w:pStyle w:val="user6"/>
+              <w:pStyle w:val="Style22"/>
               <w:rPr/>
             </w:pPr>
             <w:r>
@@ -7370,7 +7362,7 @@
           </w:p>
           <w:p>
             <w:pPr>
-              <w:pStyle w:val="user6"/>
+              <w:pStyle w:val="Style22"/>
               <w:rPr/>
             </w:pPr>
             <w:r>
@@ -7380,7 +7372,7 @@
           </w:p>
           <w:p>
             <w:pPr>
-              <w:pStyle w:val="user6"/>
+              <w:pStyle w:val="Style22"/>
               <w:rPr/>
             </w:pPr>
             <w:r>
@@ -7394,7 +7386,7 @@
           </w:p>
           <w:p>
             <w:pPr>
-              <w:pStyle w:val="user6"/>
+              <w:pStyle w:val="Style22"/>
               <w:rPr/>
             </w:pPr>
             <w:r>
@@ -7408,7 +7400,7 @@
           </w:p>
           <w:p>
             <w:pPr>
-              <w:pStyle w:val="user6"/>
+              <w:pStyle w:val="Style22"/>
               <w:rPr/>
             </w:pPr>
             <w:r>
@@ -7422,7 +7414,7 @@
           </w:p>
           <w:p>
             <w:pPr>
-              <w:pStyle w:val="user6"/>
+              <w:pStyle w:val="Style22"/>
               <w:rPr/>
             </w:pPr>
             <w:r>
@@ -7432,7 +7424,7 @@
           </w:p>
           <w:p>
             <w:pPr>
-              <w:pStyle w:val="user6"/>
+              <w:pStyle w:val="Style22"/>
               <w:rPr/>
             </w:pPr>
             <w:r>
@@ -7442,7 +7434,7 @@
           </w:p>
           <w:p>
             <w:pPr>
-              <w:pStyle w:val="user6"/>
+              <w:pStyle w:val="Style22"/>
               <w:rPr/>
             </w:pPr>
             <w:r>
@@ -7452,7 +7444,7 @@
           </w:p>
           <w:p>
             <w:pPr>
-              <w:pStyle w:val="user6"/>
+              <w:pStyle w:val="Style22"/>
               <w:rPr/>
             </w:pPr>
             <w:r>
@@ -7462,7 +7454,7 @@
           </w:p>
           <w:p>
             <w:pPr>
-              <w:pStyle w:val="user6"/>
+              <w:pStyle w:val="Style22"/>
               <w:rPr/>
             </w:pPr>
             <w:r>
@@ -7472,16 +7464,16 @@
           </w:p>
           <w:p>
             <w:pPr>
-              <w:pStyle w:val="user6"/>
-              <w:rPr/>
-            </w:pPr>
-            <w:r>
-              <w:rPr/>
-            </w:r>
-          </w:p>
-          <w:p>
-            <w:pPr>
-              <w:pStyle w:val="user6"/>
+              <w:pStyle w:val="Style22"/>
+              <w:rPr/>
+            </w:pPr>
+            <w:r>
+              <w:rPr/>
+            </w:r>
+          </w:p>
+          <w:p>
+            <w:pPr>
+              <w:pStyle w:val="Style22"/>
               <w:rPr/>
             </w:pPr>
             <w:r>
@@ -7491,34 +7483,34 @@
           </w:p>
           <w:p>
             <w:pPr>
-              <w:pStyle w:val="user6"/>
-              <w:rPr/>
-            </w:pPr>
-            <w:r>
-              <w:rPr/>
-            </w:r>
-          </w:p>
-          <w:p>
-            <w:pPr>
-              <w:pStyle w:val="user6"/>
-              <w:rPr/>
-            </w:pPr>
-            <w:r>
-              <w:rPr/>
-            </w:r>
-          </w:p>
-          <w:p>
-            <w:pPr>
-              <w:pStyle w:val="user6"/>
-              <w:rPr/>
-            </w:pPr>
-            <w:r>
-              <w:rPr/>
-            </w:r>
-          </w:p>
-          <w:p>
-            <w:pPr>
-              <w:pStyle w:val="user6"/>
+              <w:pStyle w:val="Style22"/>
+              <w:rPr/>
+            </w:pPr>
+            <w:r>
+              <w:rPr/>
+            </w:r>
+          </w:p>
+          <w:p>
+            <w:pPr>
+              <w:pStyle w:val="Style22"/>
+              <w:rPr/>
+            </w:pPr>
+            <w:r>
+              <w:rPr/>
+            </w:r>
+          </w:p>
+          <w:p>
+            <w:pPr>
+              <w:pStyle w:val="Style22"/>
+              <w:rPr/>
+            </w:pPr>
+            <w:r>
+              <w:rPr/>
+            </w:r>
+          </w:p>
+          <w:p>
+            <w:pPr>
+              <w:pStyle w:val="Style22"/>
               <w:rPr/>
             </w:pPr>
             <w:r>
@@ -7528,7 +7520,7 @@
           </w:p>
           <w:p>
             <w:pPr>
-              <w:pStyle w:val="user6"/>
+              <w:pStyle w:val="Style22"/>
               <w:rPr/>
             </w:pPr>
             <w:r>
@@ -7542,7 +7534,7 @@
           </w:p>
           <w:p>
             <w:pPr>
-              <w:pStyle w:val="user6"/>
+              <w:pStyle w:val="Style22"/>
               <w:rPr/>
             </w:pPr>
             <w:r>
@@ -7556,7 +7548,7 @@
           </w:p>
           <w:p>
             <w:pPr>
-              <w:pStyle w:val="user6"/>
+              <w:pStyle w:val="Style22"/>
               <w:rPr/>
             </w:pPr>
             <w:r>
@@ -7570,7 +7562,7 @@
           </w:p>
           <w:p>
             <w:pPr>
-              <w:pStyle w:val="user6"/>
+              <w:pStyle w:val="Style22"/>
               <w:rPr/>
             </w:pPr>
             <w:r>
@@ -7580,7 +7572,7 @@
           </w:p>
           <w:p>
             <w:pPr>
-              <w:pStyle w:val="user6"/>
+              <w:pStyle w:val="Style22"/>
               <w:rPr/>
             </w:pPr>
             <w:r>
@@ -7590,7 +7582,7 @@
           </w:p>
           <w:p>
             <w:pPr>
-              <w:pStyle w:val="user6"/>
+              <w:pStyle w:val="Style22"/>
               <w:rPr/>
             </w:pPr>
             <w:r>
@@ -7600,43 +7592,43 @@
           </w:p>
           <w:p>
             <w:pPr>
-              <w:pStyle w:val="user6"/>
-              <w:rPr/>
-            </w:pPr>
-            <w:r>
-              <w:rPr/>
-            </w:r>
-          </w:p>
-          <w:p>
-            <w:pPr>
-              <w:pStyle w:val="user6"/>
-              <w:rPr/>
-            </w:pPr>
-            <w:r>
-              <w:rPr/>
-            </w:r>
-          </w:p>
-          <w:p>
-            <w:pPr>
-              <w:pStyle w:val="user6"/>
-              <w:rPr/>
-            </w:pPr>
-            <w:r>
-              <w:rPr/>
-            </w:r>
-          </w:p>
-          <w:p>
-            <w:pPr>
-              <w:pStyle w:val="user6"/>
-              <w:rPr/>
-            </w:pPr>
-            <w:r>
-              <w:rPr/>
-            </w:r>
-          </w:p>
-          <w:p>
-            <w:pPr>
-              <w:pStyle w:val="user6"/>
+              <w:pStyle w:val="Style22"/>
+              <w:rPr/>
+            </w:pPr>
+            <w:r>
+              <w:rPr/>
+            </w:r>
+          </w:p>
+          <w:p>
+            <w:pPr>
+              <w:pStyle w:val="Style22"/>
+              <w:rPr/>
+            </w:pPr>
+            <w:r>
+              <w:rPr/>
+            </w:r>
+          </w:p>
+          <w:p>
+            <w:pPr>
+              <w:pStyle w:val="Style22"/>
+              <w:rPr/>
+            </w:pPr>
+            <w:r>
+              <w:rPr/>
+            </w:r>
+          </w:p>
+          <w:p>
+            <w:pPr>
+              <w:pStyle w:val="Style22"/>
+              <w:rPr/>
+            </w:pPr>
+            <w:r>
+              <w:rPr/>
+            </w:r>
+          </w:p>
+          <w:p>
+            <w:pPr>
+              <w:pStyle w:val="Style22"/>
               <w:rPr/>
             </w:pPr>
             <w:r>
@@ -7646,7 +7638,7 @@
           </w:p>
           <w:p>
             <w:pPr>
-              <w:pStyle w:val="user6"/>
+              <w:pStyle w:val="Style22"/>
               <w:rPr/>
             </w:pPr>
             <w:r>
@@ -7656,7 +7648,7 @@
           </w:p>
           <w:p>
             <w:pPr>
-              <w:pStyle w:val="user6"/>
+              <w:pStyle w:val="Style22"/>
               <w:rPr/>
             </w:pPr>
             <w:r>
@@ -7670,7 +7662,7 @@
           </w:p>
           <w:p>
             <w:pPr>
-              <w:pStyle w:val="user6"/>
+              <w:pStyle w:val="Style22"/>
               <w:rPr/>
             </w:pPr>
             <w:r>
@@ -7684,7 +7676,7 @@
           </w:p>
           <w:p>
             <w:pPr>
-              <w:pStyle w:val="user6"/>
+              <w:pStyle w:val="Style22"/>
               <w:rPr/>
             </w:pPr>
             <w:r>
@@ -7694,7 +7686,7 @@
           </w:p>
           <w:p>
             <w:pPr>
-              <w:pStyle w:val="user6"/>
+              <w:pStyle w:val="Style22"/>
               <w:rPr/>
             </w:pPr>
             <w:r>
@@ -7704,7 +7696,7 @@
           </w:p>
           <w:p>
             <w:pPr>
-              <w:pStyle w:val="user6"/>
+              <w:pStyle w:val="Style22"/>
               <w:rPr/>
             </w:pPr>
             <w:r>
@@ -7718,7 +7710,7 @@
           </w:p>
           <w:p>
             <w:pPr>
-              <w:pStyle w:val="user6"/>
+              <w:pStyle w:val="Style22"/>
               <w:rPr/>
             </w:pPr>
             <w:r>
@@ -7732,7 +7724,7 @@
           </w:p>
           <w:p>
             <w:pPr>
-              <w:pStyle w:val="user6"/>
+              <w:pStyle w:val="Style22"/>
               <w:rPr/>
             </w:pPr>
             <w:r>
@@ -7746,7 +7738,7 @@
           </w:p>
           <w:p>
             <w:pPr>
-              <w:pStyle w:val="user6"/>
+              <w:pStyle w:val="Style22"/>
               <w:rPr/>
             </w:pPr>
             <w:r>
@@ -7760,7 +7752,7 @@
           </w:p>
           <w:p>
             <w:pPr>
-              <w:pStyle w:val="user6"/>
+              <w:pStyle w:val="Style22"/>
               <w:rPr/>
             </w:pPr>
             <w:r>
@@ -7774,7 +7766,7 @@
           </w:p>
           <w:p>
             <w:pPr>
-              <w:pStyle w:val="user6"/>
+              <w:pStyle w:val="Style22"/>
               <w:rPr/>
             </w:pPr>
             <w:r>
@@ -7784,7 +7776,7 @@
           </w:p>
           <w:p>
             <w:pPr>
-              <w:pStyle w:val="user6"/>
+              <w:pStyle w:val="Style22"/>
               <w:rPr/>
             </w:pPr>
             <w:r>
@@ -7794,7 +7786,7 @@
           </w:p>
           <w:p>
             <w:pPr>
-              <w:pStyle w:val="user6"/>
+              <w:pStyle w:val="Style22"/>
               <w:rPr/>
             </w:pPr>
             <w:r>
@@ -7808,7 +7800,7 @@
           </w:p>
           <w:p>
             <w:pPr>
-              <w:pStyle w:val="user6"/>
+              <w:pStyle w:val="Style22"/>
               <w:rPr/>
             </w:pPr>
             <w:r>
@@ -7818,7 +7810,7 @@
           </w:p>
           <w:p>
             <w:pPr>
-              <w:pStyle w:val="user6"/>
+              <w:pStyle w:val="Style22"/>
               <w:rPr/>
             </w:pPr>
             <w:r>
@@ -7828,43 +7820,43 @@
           </w:p>
           <w:p>
             <w:pPr>
-              <w:pStyle w:val="user6"/>
-              <w:rPr/>
-            </w:pPr>
-            <w:r>
-              <w:rPr/>
-            </w:r>
-          </w:p>
-          <w:p>
-            <w:pPr>
-              <w:pStyle w:val="user6"/>
-              <w:rPr/>
-            </w:pPr>
-            <w:r>
-              <w:rPr/>
-            </w:r>
-          </w:p>
-          <w:p>
-            <w:pPr>
-              <w:pStyle w:val="user6"/>
-              <w:rPr/>
-            </w:pPr>
-            <w:r>
-              <w:rPr/>
-            </w:r>
-          </w:p>
-          <w:p>
-            <w:pPr>
-              <w:pStyle w:val="user6"/>
-              <w:rPr/>
-            </w:pPr>
-            <w:r>
-              <w:rPr/>
-            </w:r>
-          </w:p>
-          <w:p>
-            <w:pPr>
-              <w:pStyle w:val="user6"/>
+              <w:pStyle w:val="Style22"/>
+              <w:rPr/>
+            </w:pPr>
+            <w:r>
+              <w:rPr/>
+            </w:r>
+          </w:p>
+          <w:p>
+            <w:pPr>
+              <w:pStyle w:val="Style22"/>
+              <w:rPr/>
+            </w:pPr>
+            <w:r>
+              <w:rPr/>
+            </w:r>
+          </w:p>
+          <w:p>
+            <w:pPr>
+              <w:pStyle w:val="Style22"/>
+              <w:rPr/>
+            </w:pPr>
+            <w:r>
+              <w:rPr/>
+            </w:r>
+          </w:p>
+          <w:p>
+            <w:pPr>
+              <w:pStyle w:val="Style22"/>
+              <w:rPr/>
+            </w:pPr>
+            <w:r>
+              <w:rPr/>
+            </w:r>
+          </w:p>
+          <w:p>
+            <w:pPr>
+              <w:pStyle w:val="Style22"/>
               <w:rPr/>
             </w:pPr>
             <w:r>
@@ -7874,7 +7866,7 @@
           </w:p>
           <w:p>
             <w:pPr>
-              <w:pStyle w:val="user6"/>
+              <w:pStyle w:val="Style22"/>
               <w:rPr/>
             </w:pPr>
             <w:r>
@@ -7888,7 +7880,7 @@
           </w:p>
           <w:p>
             <w:pPr>
-              <w:pStyle w:val="user6"/>
+              <w:pStyle w:val="Style22"/>
               <w:rPr/>
             </w:pPr>
             <w:r>
@@ -7902,7 +7894,7 @@
           </w:p>
           <w:p>
             <w:pPr>
-              <w:pStyle w:val="user6"/>
+              <w:pStyle w:val="Style22"/>
               <w:rPr/>
             </w:pPr>
             <w:r>
@@ -7916,7 +7908,7 @@
           </w:p>
           <w:p>
             <w:pPr>
-              <w:pStyle w:val="user6"/>
+              <w:pStyle w:val="Style22"/>
               <w:rPr/>
             </w:pPr>
             <w:r>
@@ -7930,7 +7922,7 @@
           </w:p>
           <w:p>
             <w:pPr>
-              <w:pStyle w:val="user6"/>
+              <w:pStyle w:val="Style22"/>
               <w:rPr/>
             </w:pPr>
             <w:r>
@@ -7944,7 +7936,7 @@
           </w:p>
           <w:p>
             <w:pPr>
-              <w:pStyle w:val="user6"/>
+              <w:pStyle w:val="Style22"/>
               <w:rPr/>
             </w:pPr>
             <w:r>
@@ -7958,7 +7950,7 @@
           </w:p>
           <w:p>
             <w:pPr>
-              <w:pStyle w:val="user6"/>
+              <w:pStyle w:val="Style22"/>
               <w:rPr/>
             </w:pPr>
             <w:r>
@@ -7968,7 +7960,7 @@
           </w:p>
           <w:p>
             <w:pPr>
-              <w:pStyle w:val="user6"/>
+              <w:pStyle w:val="Style22"/>
               <w:rPr/>
             </w:pPr>
             <w:r>
@@ -7978,7 +7970,7 @@
           </w:p>
           <w:p>
             <w:pPr>
-              <w:pStyle w:val="user6"/>
+              <w:pStyle w:val="Style22"/>
               <w:rPr/>
             </w:pPr>
             <w:r>
@@ -7988,7 +7980,7 @@
           </w:p>
           <w:p>
             <w:pPr>
-              <w:pStyle w:val="user6"/>
+              <w:pStyle w:val="Style22"/>
               <w:rPr/>
             </w:pPr>
             <w:r>
@@ -8002,16 +7994,16 @@
           </w:p>
           <w:p>
             <w:pPr>
-              <w:pStyle w:val="user6"/>
-              <w:rPr/>
-            </w:pPr>
-            <w:r>
-              <w:rPr/>
-            </w:r>
-          </w:p>
-          <w:p>
-            <w:pPr>
-              <w:pStyle w:val="user6"/>
+              <w:pStyle w:val="Style22"/>
+              <w:rPr/>
+            </w:pPr>
+            <w:r>
+              <w:rPr/>
+            </w:r>
+          </w:p>
+          <w:p>
+            <w:pPr>
+              <w:pStyle w:val="Style22"/>
               <w:rPr/>
             </w:pPr>
             <w:r>
@@ -8021,7 +8013,7 @@
           </w:p>
           <w:p>
             <w:pPr>
-              <w:pStyle w:val="user6"/>
+              <w:pStyle w:val="Style22"/>
               <w:rPr/>
             </w:pPr>
             <w:r>
@@ -8031,16 +8023,16 @@
           </w:p>
           <w:p>
             <w:pPr>
-              <w:pStyle w:val="user6"/>
-              <w:rPr/>
-            </w:pPr>
-            <w:r>
-              <w:rPr/>
-            </w:r>
-          </w:p>
-          <w:p>
-            <w:pPr>
-              <w:pStyle w:val="user6"/>
+              <w:pStyle w:val="Style22"/>
+              <w:rPr/>
+            </w:pPr>
+            <w:r>
+              <w:rPr/>
+            </w:r>
+          </w:p>
+          <w:p>
+            <w:pPr>
+              <w:pStyle w:val="Style22"/>
               <w:rPr/>
             </w:pPr>
             <w:r>
@@ -8050,7 +8042,7 @@
           </w:p>
           <w:p>
             <w:pPr>
-              <w:pStyle w:val="user6"/>
+              <w:pStyle w:val="Style22"/>
               <w:rPr/>
             </w:pPr>
             <w:r>
@@ -8064,7 +8056,7 @@
           </w:p>
           <w:p>
             <w:pPr>
-              <w:pStyle w:val="user6"/>
+              <w:pStyle w:val="Style22"/>
               <w:rPr/>
             </w:pPr>
             <w:r>
@@ -8078,7 +8070,7 @@
           </w:p>
           <w:p>
             <w:pPr>
-              <w:pStyle w:val="user6"/>
+              <w:pStyle w:val="Style22"/>
               <w:rPr/>
             </w:pPr>
             <w:r>
@@ -8088,7 +8080,7 @@
           </w:p>
           <w:p>
             <w:pPr>
-              <w:pStyle w:val="user6"/>
+              <w:pStyle w:val="Style22"/>
               <w:rPr/>
             </w:pPr>
             <w:r>
@@ -8098,43 +8090,43 @@
           </w:p>
           <w:p>
             <w:pPr>
-              <w:pStyle w:val="user6"/>
-              <w:rPr/>
-            </w:pPr>
-            <w:r>
-              <w:rPr/>
-            </w:r>
-          </w:p>
-          <w:p>
-            <w:pPr>
-              <w:pStyle w:val="user6"/>
-              <w:rPr/>
-            </w:pPr>
-            <w:r>
-              <w:rPr/>
-            </w:r>
-          </w:p>
-          <w:p>
-            <w:pPr>
-              <w:pStyle w:val="user6"/>
-              <w:rPr/>
-            </w:pPr>
-            <w:r>
-              <w:rPr/>
-            </w:r>
-          </w:p>
-          <w:p>
-            <w:pPr>
-              <w:pStyle w:val="user6"/>
-              <w:rPr/>
-            </w:pPr>
-            <w:r>
-              <w:rPr/>
-            </w:r>
-          </w:p>
-          <w:p>
-            <w:pPr>
-              <w:pStyle w:val="user6"/>
+              <w:pStyle w:val="Style22"/>
+              <w:rPr/>
+            </w:pPr>
+            <w:r>
+              <w:rPr/>
+            </w:r>
+          </w:p>
+          <w:p>
+            <w:pPr>
+              <w:pStyle w:val="Style22"/>
+              <w:rPr/>
+            </w:pPr>
+            <w:r>
+              <w:rPr/>
+            </w:r>
+          </w:p>
+          <w:p>
+            <w:pPr>
+              <w:pStyle w:val="Style22"/>
+              <w:rPr/>
+            </w:pPr>
+            <w:r>
+              <w:rPr/>
+            </w:r>
+          </w:p>
+          <w:p>
+            <w:pPr>
+              <w:pStyle w:val="Style22"/>
+              <w:rPr/>
+            </w:pPr>
+            <w:r>
+              <w:rPr/>
+            </w:r>
+          </w:p>
+          <w:p>
+            <w:pPr>
+              <w:pStyle w:val="Style22"/>
               <w:rPr/>
             </w:pPr>
             <w:r>
@@ -8144,7 +8136,7 @@
           </w:p>
           <w:p>
             <w:pPr>
-              <w:pStyle w:val="user6"/>
+              <w:pStyle w:val="Style22"/>
               <w:rPr/>
             </w:pPr>
             <w:r>
@@ -8158,7 +8150,7 @@
           </w:p>
           <w:p>
             <w:pPr>
-              <w:pStyle w:val="user6"/>
+              <w:pStyle w:val="Style22"/>
               <w:rPr/>
             </w:pPr>
             <w:r>
@@ -8172,7 +8164,7 @@
           </w:p>
           <w:p>
             <w:pPr>
-              <w:pStyle w:val="user6"/>
+              <w:pStyle w:val="Style22"/>
               <w:rPr/>
             </w:pPr>
             <w:r>
@@ -8186,7 +8178,7 @@
           </w:p>
           <w:p>
             <w:pPr>
-              <w:pStyle w:val="user6"/>
+              <w:pStyle w:val="Style22"/>
               <w:rPr/>
             </w:pPr>
             <w:r>
@@ -8200,7 +8192,7 @@
           </w:p>
           <w:p>
             <w:pPr>
-              <w:pStyle w:val="user6"/>
+              <w:pStyle w:val="Style22"/>
               <w:rPr/>
             </w:pPr>
             <w:r>
@@ -8210,7 +8202,7 @@
           </w:p>
           <w:p>
             <w:pPr>
-              <w:pStyle w:val="user6"/>
+              <w:pStyle w:val="Style22"/>
               <w:rPr/>
             </w:pPr>
             <w:r>
@@ -8220,7 +8212,7 @@
           </w:p>
           <w:p>
             <w:pPr>
-              <w:pStyle w:val="user6"/>
+              <w:pStyle w:val="Style22"/>
               <w:rPr/>
             </w:pPr>
             <w:r>
@@ -8234,7 +8226,7 @@
           </w:p>
           <w:p>
             <w:pPr>
-              <w:pStyle w:val="user6"/>
+              <w:pStyle w:val="Style22"/>
               <w:rPr/>
             </w:pPr>
             <w:r>
@@ -8248,7 +8240,7 @@
           </w:p>
           <w:p>
             <w:pPr>
-              <w:pStyle w:val="user6"/>
+              <w:pStyle w:val="Style22"/>
               <w:rPr/>
             </w:pPr>
             <w:r>
@@ -8262,7 +8254,7 @@
           </w:p>
           <w:p>
             <w:pPr>
-              <w:pStyle w:val="user6"/>
+              <w:pStyle w:val="Style22"/>
               <w:rPr/>
             </w:pPr>
             <w:r>
@@ -8272,7 +8264,7 @@
           </w:p>
           <w:p>
             <w:pPr>
-              <w:pStyle w:val="user6"/>
+              <w:pStyle w:val="Style22"/>
               <w:rPr/>
             </w:pPr>
             <w:r>
@@ -8282,7 +8274,7 @@
           </w:p>
           <w:p>
             <w:pPr>
-              <w:pStyle w:val="user6"/>
+              <w:pStyle w:val="Style22"/>
               <w:rPr/>
             </w:pPr>
             <w:r>
@@ -8292,7 +8284,7 @@
           </w:p>
           <w:p>
             <w:pPr>
-              <w:pStyle w:val="user6"/>
+              <w:pStyle w:val="Style22"/>
               <w:rPr/>
             </w:pPr>
             <w:r>
@@ -8302,7 +8294,7 @@
           </w:p>
           <w:p>
             <w:pPr>
-              <w:pStyle w:val="user6"/>
+              <w:pStyle w:val="Style22"/>
               <w:rPr/>
             </w:pPr>
             <w:r>
@@ -8312,43 +8304,43 @@
           </w:p>
           <w:p>
             <w:pPr>
-              <w:pStyle w:val="user6"/>
-              <w:rPr/>
-            </w:pPr>
-            <w:r>
-              <w:rPr/>
-            </w:r>
-          </w:p>
-          <w:p>
-            <w:pPr>
-              <w:pStyle w:val="user6"/>
-              <w:rPr/>
-            </w:pPr>
-            <w:r>
-              <w:rPr/>
-            </w:r>
-          </w:p>
-          <w:p>
-            <w:pPr>
-              <w:pStyle w:val="user6"/>
-              <w:rPr/>
-            </w:pPr>
-            <w:r>
-              <w:rPr/>
-            </w:r>
-          </w:p>
-          <w:p>
-            <w:pPr>
-              <w:pStyle w:val="user6"/>
-              <w:rPr/>
-            </w:pPr>
-            <w:r>
-              <w:rPr/>
-            </w:r>
-          </w:p>
-          <w:p>
-            <w:pPr>
-              <w:pStyle w:val="user6"/>
+              <w:pStyle w:val="Style22"/>
+              <w:rPr/>
+            </w:pPr>
+            <w:r>
+              <w:rPr/>
+            </w:r>
+          </w:p>
+          <w:p>
+            <w:pPr>
+              <w:pStyle w:val="Style22"/>
+              <w:rPr/>
+            </w:pPr>
+            <w:r>
+              <w:rPr/>
+            </w:r>
+          </w:p>
+          <w:p>
+            <w:pPr>
+              <w:pStyle w:val="Style22"/>
+              <w:rPr/>
+            </w:pPr>
+            <w:r>
+              <w:rPr/>
+            </w:r>
+          </w:p>
+          <w:p>
+            <w:pPr>
+              <w:pStyle w:val="Style22"/>
+              <w:rPr/>
+            </w:pPr>
+            <w:r>
+              <w:rPr/>
+            </w:r>
+          </w:p>
+          <w:p>
+            <w:pPr>
+              <w:pStyle w:val="Style22"/>
               <w:rPr/>
             </w:pPr>
             <w:r>
@@ -8358,7 +8350,7 @@
           </w:p>
           <w:p>
             <w:pPr>
-              <w:pStyle w:val="user6"/>
+              <w:pStyle w:val="Style22"/>
               <w:rPr/>
             </w:pPr>
             <w:r>
@@ -8368,7 +8360,7 @@
           </w:p>
           <w:p>
             <w:pPr>
-              <w:pStyle w:val="user6"/>
+              <w:pStyle w:val="Style22"/>
               <w:rPr/>
             </w:pPr>
             <w:r>
@@ -8378,16 +8370,16 @@
           </w:p>
           <w:p>
             <w:pPr>
-              <w:pStyle w:val="user6"/>
-              <w:rPr/>
-            </w:pPr>
-            <w:r>
-              <w:rPr/>
-            </w:r>
-          </w:p>
-          <w:p>
-            <w:pPr>
-              <w:pStyle w:val="user6"/>
+              <w:pStyle w:val="Style22"/>
+              <w:rPr/>
+            </w:pPr>
+            <w:r>
+              <w:rPr/>
+            </w:r>
+          </w:p>
+          <w:p>
+            <w:pPr>
+              <w:pStyle w:val="Style22"/>
               <w:rPr/>
             </w:pPr>
             <w:r>
@@ -8397,7 +8389,7 @@
           </w:p>
           <w:p>
             <w:pPr>
-              <w:pStyle w:val="user6"/>
+              <w:pStyle w:val="Style22"/>
               <w:rPr/>
             </w:pPr>
             <w:r>
@@ -8411,7 +8403,7 @@
           </w:p>
           <w:p>
             <w:pPr>
-              <w:pStyle w:val="user6"/>
+              <w:pStyle w:val="Style22"/>
               <w:rPr/>
             </w:pPr>
             <w:r>
@@ -8425,7 +8417,7 @@
           </w:p>
           <w:p>
             <w:pPr>
-              <w:pStyle w:val="user6"/>
+              <w:pStyle w:val="Style22"/>
               <w:rPr/>
             </w:pPr>
             <w:r>
@@ -8439,7 +8431,7 @@
           </w:p>
           <w:p>
             <w:pPr>
-              <w:pStyle w:val="user6"/>
+              <w:pStyle w:val="Style22"/>
               <w:rPr/>
             </w:pPr>
             <w:r>
@@ -8449,7 +8441,7 @@
           </w:p>
           <w:p>
             <w:pPr>
-              <w:pStyle w:val="user6"/>
+              <w:pStyle w:val="Style22"/>
               <w:rPr/>
             </w:pPr>
             <w:r>
@@ -8459,16 +8451,16 @@
           </w:p>
           <w:p>
             <w:pPr>
-              <w:pStyle w:val="user6"/>
-              <w:rPr/>
-            </w:pPr>
-            <w:r>
-              <w:rPr/>
-            </w:r>
-          </w:p>
-          <w:p>
-            <w:pPr>
-              <w:pStyle w:val="user6"/>
+              <w:pStyle w:val="Style22"/>
+              <w:rPr/>
+            </w:pPr>
+            <w:r>
+              <w:rPr/>
+            </w:r>
+          </w:p>
+          <w:p>
+            <w:pPr>
+              <w:pStyle w:val="Style22"/>
               <w:rPr/>
             </w:pPr>
             <w:r>
@@ -8478,7 +8470,7 @@
           </w:p>
           <w:p>
             <w:pPr>
-              <w:pStyle w:val="user6"/>
+              <w:pStyle w:val="Style22"/>
               <w:rPr/>
             </w:pPr>
             <w:r>
@@ -8488,7 +8480,7 @@
           </w:p>
           <w:p>
             <w:pPr>
-              <w:pStyle w:val="user6"/>
+              <w:pStyle w:val="Style22"/>
               <w:rPr/>
             </w:pPr>
             <w:r>
@@ -8502,7 +8494,7 @@
           </w:p>
           <w:p>
             <w:pPr>
-              <w:pStyle w:val="user6"/>
+              <w:pStyle w:val="Style22"/>
               <w:rPr/>
             </w:pPr>
             <w:r>
@@ -8516,7 +8508,7 @@
           </w:p>
           <w:p>
             <w:pPr>
-              <w:pStyle w:val="user6"/>
+              <w:pStyle w:val="Style22"/>
               <w:rPr/>
             </w:pPr>
             <w:r>
@@ -8530,7 +8522,7 @@
           </w:p>
           <w:p>
             <w:pPr>
-              <w:pStyle w:val="user6"/>
+              <w:pStyle w:val="Style22"/>
               <w:rPr/>
             </w:pPr>
             <w:r>
@@ -8544,7 +8536,7 @@
           </w:p>
           <w:p>
             <w:pPr>
-              <w:pStyle w:val="user6"/>
+              <w:pStyle w:val="Style22"/>
               <w:rPr/>
             </w:pPr>
             <w:r>
@@ -8554,7 +8546,7 @@
           </w:p>
           <w:p>
             <w:pPr>
-              <w:pStyle w:val="user6"/>
+              <w:pStyle w:val="Style22"/>
               <w:rPr/>
             </w:pPr>
             <w:r>
@@ -8564,7 +8556,7 @@
           </w:p>
           <w:p>
             <w:pPr>
-              <w:pStyle w:val="user6"/>
+              <w:pStyle w:val="Style22"/>
               <w:rPr/>
             </w:pPr>
             <w:r>
@@ -8578,7 +8570,7 @@
           </w:p>
           <w:p>
             <w:pPr>
-              <w:pStyle w:val="user6"/>
+              <w:pStyle w:val="Style22"/>
               <w:rPr/>
             </w:pPr>
             <w:r>
@@ -8592,7 +8584,7 @@
           </w:p>
           <w:p>
             <w:pPr>
-              <w:pStyle w:val="user6"/>
+              <w:pStyle w:val="Style22"/>
               <w:rPr/>
             </w:pPr>
             <w:r>
@@ -8606,7 +8598,7 @@
           </w:p>
           <w:p>
             <w:pPr>
-              <w:pStyle w:val="user6"/>
+              <w:pStyle w:val="Style22"/>
               <w:rPr/>
             </w:pPr>
             <w:r>
@@ -8616,7 +8608,7 @@
           </w:p>
           <w:p>
             <w:pPr>
-              <w:pStyle w:val="user6"/>
+              <w:pStyle w:val="Style22"/>
               <w:rPr/>
             </w:pPr>
             <w:r>
@@ -8626,7 +8618,7 @@
           </w:p>
           <w:p>
             <w:pPr>
-              <w:pStyle w:val="user6"/>
+              <w:pStyle w:val="Style22"/>
               <w:rPr/>
             </w:pPr>
             <w:r>
@@ -8636,7 +8628,7 @@
           </w:p>
           <w:p>
             <w:pPr>
-              <w:pStyle w:val="user6"/>
+              <w:pStyle w:val="Style22"/>
               <w:rPr/>
             </w:pPr>
             <w:r>
@@ -8646,7 +8638,7 @@
           </w:p>
           <w:p>
             <w:pPr>
-              <w:pStyle w:val="user6"/>
+              <w:pStyle w:val="Style22"/>
               <w:rPr/>
             </w:pPr>
             <w:r>
@@ -8656,43 +8648,43 @@
           </w:p>
           <w:p>
             <w:pPr>
-              <w:pStyle w:val="user6"/>
-              <w:rPr/>
-            </w:pPr>
-            <w:r>
-              <w:rPr/>
-            </w:r>
-          </w:p>
-          <w:p>
-            <w:pPr>
-              <w:pStyle w:val="user6"/>
-              <w:rPr/>
-            </w:pPr>
-            <w:r>
-              <w:rPr/>
-            </w:r>
-          </w:p>
-          <w:p>
-            <w:pPr>
-              <w:pStyle w:val="user6"/>
-              <w:rPr/>
-            </w:pPr>
-            <w:r>
-              <w:rPr/>
-            </w:r>
-          </w:p>
-          <w:p>
-            <w:pPr>
-              <w:pStyle w:val="user6"/>
-              <w:rPr/>
-            </w:pPr>
-            <w:r>
-              <w:rPr/>
-            </w:r>
-          </w:p>
-          <w:p>
-            <w:pPr>
-              <w:pStyle w:val="user6"/>
+              <w:pStyle w:val="Style22"/>
+              <w:rPr/>
+            </w:pPr>
+            <w:r>
+              <w:rPr/>
+            </w:r>
+          </w:p>
+          <w:p>
+            <w:pPr>
+              <w:pStyle w:val="Style22"/>
+              <w:rPr/>
+            </w:pPr>
+            <w:r>
+              <w:rPr/>
+            </w:r>
+          </w:p>
+          <w:p>
+            <w:pPr>
+              <w:pStyle w:val="Style22"/>
+              <w:rPr/>
+            </w:pPr>
+            <w:r>
+              <w:rPr/>
+            </w:r>
+          </w:p>
+          <w:p>
+            <w:pPr>
+              <w:pStyle w:val="Style22"/>
+              <w:rPr/>
+            </w:pPr>
+            <w:r>
+              <w:rPr/>
+            </w:r>
+          </w:p>
+          <w:p>
+            <w:pPr>
+              <w:pStyle w:val="Style22"/>
               <w:rPr/>
             </w:pPr>
             <w:r>
@@ -8702,7 +8694,7 @@
           </w:p>
           <w:p>
             <w:pPr>
-              <w:pStyle w:val="user6"/>
+              <w:pStyle w:val="Style22"/>
               <w:rPr/>
             </w:pPr>
             <w:r>
@@ -8716,7 +8708,7 @@
           </w:p>
           <w:p>
             <w:pPr>
-              <w:pStyle w:val="user6"/>
+              <w:pStyle w:val="Style22"/>
               <w:rPr/>
             </w:pPr>
             <w:r>
@@ -8730,7 +8722,7 @@
           </w:p>
           <w:p>
             <w:pPr>
-              <w:pStyle w:val="user6"/>
+              <w:pStyle w:val="Style22"/>
               <w:rPr/>
             </w:pPr>
             <w:r>
@@ -8740,7 +8732,7 @@
           </w:p>
           <w:p>
             <w:pPr>
-              <w:pStyle w:val="user6"/>
+              <w:pStyle w:val="Style22"/>
               <w:rPr/>
             </w:pPr>
             <w:r>
@@ -8750,7 +8742,7 @@
           </w:p>
           <w:p>
             <w:pPr>
-              <w:pStyle w:val="user6"/>
+              <w:pStyle w:val="Style22"/>
               <w:rPr/>
             </w:pPr>
             <w:r>
@@ -8760,7 +8752,7 @@
           </w:p>
           <w:p>
             <w:pPr>
-              <w:pStyle w:val="user6"/>
+              <w:pStyle w:val="Style22"/>
               <w:rPr/>
             </w:pPr>
             <w:r>
@@ -8774,7 +8766,7 @@
           </w:p>
           <w:p>
             <w:pPr>
-              <w:pStyle w:val="user6"/>
+              <w:pStyle w:val="Style22"/>
               <w:rPr/>
             </w:pPr>
             <w:r>
@@ -8784,7 +8776,7 @@
           </w:p>
           <w:p>
             <w:pPr>
-              <w:pStyle w:val="user6"/>
+              <w:pStyle w:val="Style22"/>
               <w:rPr/>
             </w:pPr>
             <w:r>
@@ -8794,7 +8786,7 @@
           </w:p>
           <w:p>
             <w:pPr>
-              <w:pStyle w:val="user6"/>
+              <w:pStyle w:val="Style22"/>
               <w:rPr/>
             </w:pPr>
             <w:r>
@@ -8804,7 +8796,7 @@
           </w:p>
           <w:p>
             <w:pPr>
-              <w:pStyle w:val="user6"/>
+              <w:pStyle w:val="Style22"/>
               <w:rPr/>
             </w:pPr>
             <w:r>
@@ -8814,7 +8806,7 @@
           </w:p>
           <w:p>
             <w:pPr>
-              <w:pStyle w:val="user6"/>
+              <w:pStyle w:val="Style22"/>
               <w:rPr/>
             </w:pPr>
             <w:r>
@@ -8824,7 +8816,7 @@
           </w:p>
           <w:p>
             <w:pPr>
-              <w:pStyle w:val="user6"/>
+              <w:pStyle w:val="Style22"/>
               <w:rPr/>
             </w:pPr>
             <w:r>
@@ -8834,7 +8826,7 @@
           </w:p>
           <w:p>
             <w:pPr>
-              <w:pStyle w:val="user6"/>
+              <w:pStyle w:val="Style22"/>
               <w:rPr/>
             </w:pPr>
             <w:r>
@@ -8844,7 +8836,7 @@
           </w:p>
           <w:p>
             <w:pPr>
-              <w:pStyle w:val="user6"/>
+              <w:pStyle w:val="Style22"/>
               <w:rPr/>
             </w:pPr>
             <w:r>
@@ -8854,7 +8846,7 @@
           </w:p>
           <w:p>
             <w:pPr>
-              <w:pStyle w:val="user6"/>
+              <w:pStyle w:val="Style22"/>
               <w:rPr/>
             </w:pPr>
             <w:r>
@@ -8864,7 +8856,7 @@
           </w:p>
           <w:p>
             <w:pPr>
-              <w:pStyle w:val="user6"/>
+              <w:pStyle w:val="Style22"/>
               <w:rPr/>
             </w:pPr>
             <w:r>
@@ -8878,7 +8870,7 @@
           </w:p>
           <w:p>
             <w:pPr>
-              <w:pStyle w:val="user6"/>
+              <w:pStyle w:val="Style22"/>
               <w:rPr/>
             </w:pPr>
             <w:r>
@@ -8892,7 +8884,7 @@
           </w:p>
           <w:p>
             <w:pPr>
-              <w:pStyle w:val="user6"/>
+              <w:pStyle w:val="Style22"/>
               <w:rPr/>
             </w:pPr>
             <w:r>
@@ -8906,7 +8898,7 @@
           </w:p>
           <w:p>
             <w:pPr>
-              <w:pStyle w:val="user6"/>
+              <w:pStyle w:val="Style22"/>
               <w:rPr/>
             </w:pPr>
             <w:r>
@@ -8920,7 +8912,7 @@
           </w:p>
           <w:p>
             <w:pPr>
-              <w:pStyle w:val="user6"/>
+              <w:pStyle w:val="Style22"/>
               <w:rPr/>
             </w:pPr>
             <w:r>
@@ -8930,7 +8922,7 @@
           </w:p>
           <w:p>
             <w:pPr>
-              <w:pStyle w:val="user6"/>
+              <w:pStyle w:val="Style22"/>
               <w:rPr/>
             </w:pPr>
             <w:r>
@@ -8940,7 +8932,7 @@
           </w:p>
           <w:p>
             <w:pPr>
-              <w:pStyle w:val="user6"/>
+              <w:pStyle w:val="Style22"/>
               <w:rPr/>
             </w:pPr>
             <w:r>
@@ -8954,7 +8946,7 @@
           </w:p>
           <w:p>
             <w:pPr>
-              <w:pStyle w:val="user6"/>
+              <w:pStyle w:val="Style22"/>
               <w:rPr/>
             </w:pPr>
             <w:r>
@@ -8968,7 +8960,7 @@
           </w:p>
           <w:p>
             <w:pPr>
-              <w:pStyle w:val="user6"/>
+              <w:pStyle w:val="Style22"/>
               <w:rPr/>
             </w:pPr>
             <w:r>
@@ -8982,7 +8974,7 @@
           </w:p>
           <w:p>
             <w:pPr>
-              <w:pStyle w:val="user6"/>
+              <w:pStyle w:val="Style22"/>
               <w:rPr/>
             </w:pPr>
             <w:r>
@@ -8996,7 +8988,7 @@
           </w:p>
           <w:p>
             <w:pPr>
-              <w:pStyle w:val="user6"/>
+              <w:pStyle w:val="Style22"/>
               <w:rPr/>
             </w:pPr>
             <w:r>
@@ -9006,7 +8998,7 @@
           </w:p>
           <w:p>
             <w:pPr>
-              <w:pStyle w:val="user6"/>
+              <w:pStyle w:val="Style22"/>
               <w:rPr/>
             </w:pPr>
             <w:r>
@@ -9016,7 +9008,7 @@
           </w:p>
           <w:p>
             <w:pPr>
-              <w:pStyle w:val="user6"/>
+              <w:pStyle w:val="Style22"/>
               <w:rPr/>
             </w:pPr>
             <w:r>
@@ -9030,7 +9022,7 @@
           </w:p>
           <w:p>
             <w:pPr>
-              <w:pStyle w:val="user6"/>
+              <w:pStyle w:val="Style22"/>
               <w:rPr/>
             </w:pPr>
             <w:r>
@@ -9044,7 +9036,7 @@
           </w:p>
           <w:p>
             <w:pPr>
-              <w:pStyle w:val="user6"/>
+              <w:pStyle w:val="Style22"/>
               <w:rPr/>
             </w:pPr>
             <w:r>
@@ -9058,7 +9050,7 @@
           </w:p>
           <w:p>
             <w:pPr>
-              <w:pStyle w:val="user6"/>
+              <w:pStyle w:val="Style22"/>
               <w:rPr/>
             </w:pPr>
             <w:r>
@@ -9068,7 +9060,7 @@
           </w:p>
           <w:p>
             <w:pPr>
-              <w:pStyle w:val="user6"/>
+              <w:pStyle w:val="Style22"/>
               <w:rPr/>
             </w:pPr>
             <w:r>
@@ -9078,7 +9070,7 @@
           </w:p>
           <w:p>
             <w:pPr>
-              <w:pStyle w:val="user6"/>
+              <w:pStyle w:val="Style22"/>
               <w:rPr/>
             </w:pPr>
             <w:r>
@@ -9092,7 +9084,7 @@
           </w:p>
           <w:p>
             <w:pPr>
-              <w:pStyle w:val="user6"/>
+              <w:pStyle w:val="Style22"/>
               <w:rPr/>
             </w:pPr>
             <w:r>
@@ -9106,7 +9098,7 @@
           </w:p>
           <w:p>
             <w:pPr>
-              <w:pStyle w:val="user6"/>
+              <w:pStyle w:val="Style22"/>
               <w:rPr/>
             </w:pPr>
             <w:r>
@@ -9116,7 +9108,7 @@
           </w:p>
           <w:p>
             <w:pPr>
-              <w:pStyle w:val="user6"/>
+              <w:pStyle w:val="Style22"/>
               <w:rPr/>
             </w:pPr>
             <w:r>
@@ -9126,7 +9118,7 @@
           </w:p>
           <w:p>
             <w:pPr>
-              <w:pStyle w:val="user6"/>
+              <w:pStyle w:val="Style22"/>
               <w:rPr/>
             </w:pPr>
             <w:r>
@@ -9140,7 +9132,7 @@
           </w:p>
           <w:p>
             <w:pPr>
-              <w:pStyle w:val="user6"/>
+              <w:pStyle w:val="Style22"/>
               <w:rPr/>
             </w:pPr>
             <w:r>
@@ -9150,7 +9142,7 @@
           </w:p>
           <w:p>
             <w:pPr>
-              <w:pStyle w:val="user6"/>
+              <w:pStyle w:val="Style22"/>
               <w:rPr/>
             </w:pPr>
             <w:r>
@@ -9160,7 +9152,7 @@
           </w:p>
           <w:p>
             <w:pPr>
-              <w:pStyle w:val="user6"/>
+              <w:pStyle w:val="Style22"/>
               <w:rPr/>
             </w:pPr>
             <w:r>
@@ -9174,7 +9166,7 @@
           </w:p>
           <w:p>
             <w:pPr>
-              <w:pStyle w:val="user6"/>
+              <w:pStyle w:val="Style22"/>
               <w:rPr/>
             </w:pPr>
             <w:r>
@@ -9188,7 +9180,7 @@
           </w:p>
           <w:p>
             <w:pPr>
-              <w:pStyle w:val="user6"/>
+              <w:pStyle w:val="Style22"/>
               <w:rPr/>
             </w:pPr>
             <w:r>
@@ -9198,7 +9190,7 @@
           </w:p>
           <w:p>
             <w:pPr>
-              <w:pStyle w:val="user6"/>
+              <w:pStyle w:val="Style22"/>
               <w:rPr/>
             </w:pPr>
             <w:r>
@@ -9208,43 +9200,43 @@
           </w:p>
           <w:p>
             <w:pPr>
-              <w:pStyle w:val="user6"/>
-              <w:rPr/>
-            </w:pPr>
-            <w:r>
-              <w:rPr/>
-            </w:r>
-          </w:p>
-          <w:p>
-            <w:pPr>
-              <w:pStyle w:val="user6"/>
-              <w:rPr/>
-            </w:pPr>
-            <w:r>
-              <w:rPr/>
-            </w:r>
-          </w:p>
-          <w:p>
-            <w:pPr>
-              <w:pStyle w:val="user6"/>
-              <w:rPr/>
-            </w:pPr>
-            <w:r>
-              <w:rPr/>
-            </w:r>
-          </w:p>
-          <w:p>
-            <w:pPr>
-              <w:pStyle w:val="user6"/>
-              <w:rPr/>
-            </w:pPr>
-            <w:r>
-              <w:rPr/>
-            </w:r>
-          </w:p>
-          <w:p>
-            <w:pPr>
-              <w:pStyle w:val="user6"/>
+              <w:pStyle w:val="Style22"/>
+              <w:rPr/>
+            </w:pPr>
+            <w:r>
+              <w:rPr/>
+            </w:r>
+          </w:p>
+          <w:p>
+            <w:pPr>
+              <w:pStyle w:val="Style22"/>
+              <w:rPr/>
+            </w:pPr>
+            <w:r>
+              <w:rPr/>
+            </w:r>
+          </w:p>
+          <w:p>
+            <w:pPr>
+              <w:pStyle w:val="Style22"/>
+              <w:rPr/>
+            </w:pPr>
+            <w:r>
+              <w:rPr/>
+            </w:r>
+          </w:p>
+          <w:p>
+            <w:pPr>
+              <w:pStyle w:val="Style22"/>
+              <w:rPr/>
+            </w:pPr>
+            <w:r>
+              <w:rPr/>
+            </w:r>
+          </w:p>
+          <w:p>
+            <w:pPr>
+              <w:pStyle w:val="Style22"/>
               <w:rPr/>
             </w:pPr>
             <w:r>
@@ -9254,7 +9246,7 @@
           </w:p>
           <w:p>
             <w:pPr>
-              <w:pStyle w:val="user6"/>
+              <w:pStyle w:val="Style22"/>
               <w:rPr/>
             </w:pPr>
             <w:r>
@@ -9264,16 +9256,16 @@
           </w:p>
           <w:p>
             <w:pPr>
-              <w:pStyle w:val="user6"/>
-              <w:rPr/>
-            </w:pPr>
-            <w:r>
-              <w:rPr/>
-            </w:r>
-          </w:p>
-          <w:p>
-            <w:pPr>
-              <w:pStyle w:val="user6"/>
+              <w:pStyle w:val="Style22"/>
+              <w:rPr/>
+            </w:pPr>
+            <w:r>
+              <w:rPr/>
+            </w:r>
+          </w:p>
+          <w:p>
+            <w:pPr>
+              <w:pStyle w:val="Style22"/>
               <w:rPr/>
             </w:pPr>
             <w:r>
@@ -9283,7 +9275,7 @@
           </w:p>
           <w:p>
             <w:pPr>
-              <w:pStyle w:val="user6"/>
+              <w:pStyle w:val="Style22"/>
               <w:rPr/>
             </w:pPr>
             <w:r>
@@ -9293,7 +9285,7 @@
           </w:p>
           <w:p>
             <w:pPr>
-              <w:pStyle w:val="user6"/>
+              <w:pStyle w:val="Style22"/>
               <w:rPr/>
             </w:pPr>
             <w:r>
@@ -9307,7 +9299,7 @@
           </w:p>
           <w:p>
             <w:pPr>
-              <w:pStyle w:val="user6"/>
+              <w:pStyle w:val="Style22"/>
               <w:rPr/>
             </w:pPr>
             <w:r>
@@ -9321,7 +9313,7 @@
           </w:p>
           <w:p>
             <w:pPr>
-              <w:pStyle w:val="user6"/>
+              <w:pStyle w:val="Style22"/>
               <w:rPr/>
             </w:pPr>
             <w:r>
@@ -9335,7 +9327,7 @@
           </w:p>
           <w:p>
             <w:pPr>
-              <w:pStyle w:val="user6"/>
+              <w:pStyle w:val="Style22"/>
               <w:rPr/>
             </w:pPr>
             <w:r>
@@ -9345,7 +9337,7 @@
           </w:p>
           <w:p>
             <w:pPr>
-              <w:pStyle w:val="user6"/>
+              <w:pStyle w:val="Style22"/>
               <w:rPr/>
             </w:pPr>
             <w:r>
@@ -9355,7 +9347,7 @@
           </w:p>
           <w:p>
             <w:pPr>
-              <w:pStyle w:val="user6"/>
+              <w:pStyle w:val="Style22"/>
               <w:rPr/>
             </w:pPr>
             <w:r>
@@ -9365,16 +9357,16 @@
           </w:p>
           <w:p>
             <w:pPr>
-              <w:pStyle w:val="user6"/>
-              <w:rPr/>
-            </w:pPr>
-            <w:r>
-              <w:rPr/>
-            </w:r>
-          </w:p>
-          <w:p>
-            <w:pPr>
-              <w:pStyle w:val="user6"/>
+              <w:pStyle w:val="Style22"/>
+              <w:rPr/>
+            </w:pPr>
+            <w:r>
+              <w:rPr/>
+            </w:r>
+          </w:p>
+          <w:p>
+            <w:pPr>
+              <w:pStyle w:val="Style22"/>
               <w:rPr/>
             </w:pPr>
             <w:r>
@@ -9384,7 +9376,7 @@
           </w:p>
           <w:p>
             <w:pPr>
-              <w:pStyle w:val="user6"/>
+              <w:pStyle w:val="Style22"/>
               <w:rPr/>
             </w:pPr>
             <w:r>
@@ -9394,7 +9386,7 @@
           </w:p>
           <w:p>
             <w:pPr>
-              <w:pStyle w:val="user6"/>
+              <w:pStyle w:val="Style22"/>
               <w:rPr/>
             </w:pPr>
             <w:r>
@@ -9404,16 +9396,16 @@
           </w:p>
           <w:p>
             <w:pPr>
-              <w:pStyle w:val="user6"/>
-              <w:rPr/>
-            </w:pPr>
-            <w:r>
-              <w:rPr/>
-            </w:r>
-          </w:p>
-          <w:p>
-            <w:pPr>
-              <w:pStyle w:val="user6"/>
+              <w:pStyle w:val="Style22"/>
+              <w:rPr/>
+            </w:pPr>
+            <w:r>
+              <w:rPr/>
+            </w:r>
+          </w:p>
+          <w:p>
+            <w:pPr>
+              <w:pStyle w:val="Style22"/>
               <w:rPr/>
             </w:pPr>
             <w:r>
@@ -9423,7 +9415,7 @@
           </w:p>
           <w:p>
             <w:pPr>
-              <w:pStyle w:val="user6"/>
+              <w:pStyle w:val="Style22"/>
               <w:rPr/>
             </w:pPr>
             <w:r>
@@ -9437,7 +9429,7 @@
           </w:p>
           <w:p>
             <w:pPr>
-              <w:pStyle w:val="user6"/>
+              <w:pStyle w:val="Style22"/>
               <w:rPr/>
             </w:pPr>
             <w:r>
@@ -9451,7 +9443,7 @@
           </w:p>
           <w:p>
             <w:pPr>
-              <w:pStyle w:val="user6"/>
+              <w:pStyle w:val="Style22"/>
               <w:rPr/>
             </w:pPr>
             <w:r>
@@ -9465,7 +9457,7 @@
           </w:p>
           <w:p>
             <w:pPr>
-              <w:pStyle w:val="user6"/>
+              <w:pStyle w:val="Style22"/>
               <w:rPr/>
             </w:pPr>
             <w:r>
@@ -9479,7 +9471,7 @@
           </w:p>
           <w:p>
             <w:pPr>
-              <w:pStyle w:val="user6"/>
+              <w:pStyle w:val="Style22"/>
               <w:rPr/>
             </w:pPr>
             <w:r>
@@ -9585,7 +9577,7 @@
           </w:tcPr>
           <w:p>
             <w:pPr>
-              <w:pStyle w:val="user6"/>
+              <w:pStyle w:val="Style22"/>
               <w:rPr/>
             </w:pPr>
             <w:r>
@@ -9595,7 +9587,7 @@
           </w:p>
           <w:p>
             <w:pPr>
-              <w:pStyle w:val="user6"/>
+              <w:pStyle w:val="Style22"/>
               <w:rPr/>
             </w:pPr>
             <w:r>
@@ -9605,7 +9597,7 @@
           </w:p>
           <w:p>
             <w:pPr>
-              <w:pStyle w:val="user6"/>
+              <w:pStyle w:val="Style22"/>
               <w:rPr/>
             </w:pPr>
             <w:r>
@@ -9615,7 +9607,7 @@
           </w:p>
           <w:p>
             <w:pPr>
-              <w:pStyle w:val="user6"/>
+              <w:pStyle w:val="Style22"/>
               <w:rPr/>
             </w:pPr>
             <w:r>
@@ -9629,7 +9621,7 @@
           </w:p>
           <w:p>
             <w:pPr>
-              <w:pStyle w:val="user6"/>
+              <w:pStyle w:val="Style22"/>
               <w:rPr/>
             </w:pPr>
             <w:r>
@@ -9643,7 +9635,7 @@
           </w:p>
           <w:p>
             <w:pPr>
-              <w:pStyle w:val="user6"/>
+              <w:pStyle w:val="Style22"/>
               <w:rPr/>
             </w:pPr>
             <w:r>
@@ -9657,7 +9649,7 @@
           </w:p>
           <w:p>
             <w:pPr>
-              <w:pStyle w:val="user6"/>
+              <w:pStyle w:val="Style22"/>
               <w:rPr/>
             </w:pPr>
             <w:r>
@@ -9671,7 +9663,7 @@
           </w:p>
           <w:p>
             <w:pPr>
-              <w:pStyle w:val="user6"/>
+              <w:pStyle w:val="Style22"/>
               <w:rPr/>
             </w:pPr>
             <w:r>
@@ -9681,7 +9673,7 @@
           </w:p>
           <w:p>
             <w:pPr>
-              <w:pStyle w:val="user6"/>
+              <w:pStyle w:val="Style22"/>
               <w:rPr/>
             </w:pPr>
             <w:r>
@@ -9691,7 +9683,7 @@
           </w:p>
           <w:p>
             <w:pPr>
-              <w:pStyle w:val="user6"/>
+              <w:pStyle w:val="Style22"/>
               <w:rPr/>
             </w:pPr>
             <w:r>
@@ -9705,7 +9697,7 @@
           </w:p>
           <w:p>
             <w:pPr>
-              <w:pStyle w:val="user6"/>
+              <w:pStyle w:val="Style22"/>
               <w:rPr/>
             </w:pPr>
             <w:r>
@@ -9719,7 +9711,7 @@
           </w:p>
           <w:p>
             <w:pPr>
-              <w:pStyle w:val="user6"/>
+              <w:pStyle w:val="Style22"/>
               <w:rPr/>
             </w:pPr>
             <w:r>
@@ -9733,7 +9725,7 @@
           </w:p>
           <w:p>
             <w:pPr>
-              <w:pStyle w:val="user6"/>
+              <w:pStyle w:val="Style22"/>
               <w:rPr/>
             </w:pPr>
             <w:r>
@@ -9747,7 +9739,7 @@
           </w:p>
           <w:p>
             <w:pPr>
-              <w:pStyle w:val="user6"/>
+              <w:pStyle w:val="Style22"/>
               <w:rPr/>
             </w:pPr>
             <w:r>
@@ -9761,7 +9753,7 @@
           </w:p>
           <w:p>
             <w:pPr>
-              <w:pStyle w:val="user6"/>
+              <w:pStyle w:val="Style22"/>
               <w:rPr/>
             </w:pPr>
             <w:r>
@@ -9775,7 +9767,7 @@
           </w:p>
           <w:p>
             <w:pPr>
-              <w:pStyle w:val="user6"/>
+              <w:pStyle w:val="Style22"/>
               <w:rPr/>
             </w:pPr>
             <w:r>
@@ -9789,7 +9781,7 @@
           </w:p>
           <w:p>
             <w:pPr>
-              <w:pStyle w:val="user6"/>
+              <w:pStyle w:val="Style22"/>
               <w:rPr/>
             </w:pPr>
             <w:r>
@@ -9803,7 +9795,7 @@
           </w:p>
           <w:p>
             <w:pPr>
-              <w:pStyle w:val="user6"/>
+              <w:pStyle w:val="Style22"/>
               <w:rPr/>
             </w:pPr>
             <w:r>
@@ -9817,7 +9809,7 @@
           </w:p>
           <w:p>
             <w:pPr>
-              <w:pStyle w:val="user6"/>
+              <w:pStyle w:val="Style22"/>
               <w:rPr/>
             </w:pPr>
             <w:r>
@@ -9831,7 +9823,7 @@
           </w:p>
           <w:p>
             <w:pPr>
-              <w:pStyle w:val="user6"/>
+              <w:pStyle w:val="Style22"/>
               <w:rPr/>
             </w:pPr>
             <w:r>
@@ -9845,7 +9837,7 @@
           </w:p>
           <w:p>
             <w:pPr>
-              <w:pStyle w:val="user6"/>
+              <w:pStyle w:val="Style22"/>
               <w:rPr/>
             </w:pPr>
             <w:r>
@@ -9859,7 +9851,7 @@
           </w:p>
           <w:p>
             <w:pPr>
-              <w:pStyle w:val="user6"/>
+              <w:pStyle w:val="Style22"/>
               <w:rPr/>
             </w:pPr>
             <w:r>
@@ -9873,7 +9865,7 @@
           </w:p>
           <w:p>
             <w:pPr>
-              <w:pStyle w:val="user6"/>
+              <w:pStyle w:val="Style22"/>
               <w:rPr/>
             </w:pPr>
             <w:r>
@@ -9887,7 +9879,7 @@
           </w:p>
           <w:p>
             <w:pPr>
-              <w:pStyle w:val="user6"/>
+              <w:pStyle w:val="Style22"/>
               <w:rPr/>
             </w:pPr>
             <w:r>
@@ -9901,16 +9893,16 @@
           </w:p>
           <w:p>
             <w:pPr>
-              <w:pStyle w:val="user6"/>
-              <w:rPr/>
-            </w:pPr>
-            <w:r>
-              <w:rPr/>
-            </w:r>
-          </w:p>
-          <w:p>
-            <w:pPr>
-              <w:pStyle w:val="user6"/>
+              <w:pStyle w:val="Style22"/>
+              <w:rPr/>
+            </w:pPr>
+            <w:r>
+              <w:rPr/>
+            </w:r>
+          </w:p>
+          <w:p>
+            <w:pPr>
+              <w:pStyle w:val="Style22"/>
               <w:rPr/>
             </w:pPr>
             <w:r>
@@ -9924,7 +9916,7 @@
           </w:p>
           <w:p>
             <w:pPr>
-              <w:pStyle w:val="user6"/>
+              <w:pStyle w:val="Style22"/>
               <w:rPr/>
             </w:pPr>
             <w:r>
@@ -9938,7 +9930,7 @@
           </w:p>
           <w:p>
             <w:pPr>
-              <w:pStyle w:val="user6"/>
+              <w:pStyle w:val="Style22"/>
               <w:rPr/>
             </w:pPr>
             <w:r>
@@ -9952,7 +9944,7 @@
           </w:p>
           <w:p>
             <w:pPr>
-              <w:pStyle w:val="user6"/>
+              <w:pStyle w:val="Style22"/>
               <w:rPr/>
             </w:pPr>
             <w:r>
@@ -9966,7 +9958,7 @@
           </w:p>
           <w:p>
             <w:pPr>
-              <w:pStyle w:val="user6"/>
+              <w:pStyle w:val="Style22"/>
               <w:rPr/>
             </w:pPr>
             <w:r>
@@ -9980,7 +9972,7 @@
           </w:p>
           <w:p>
             <w:pPr>
-              <w:pStyle w:val="user6"/>
+              <w:pStyle w:val="Style22"/>
               <w:rPr/>
             </w:pPr>
             <w:r>
@@ -9994,7 +9986,7 @@
           </w:p>
           <w:p>
             <w:pPr>
-              <w:pStyle w:val="user6"/>
+              <w:pStyle w:val="Style22"/>
               <w:rPr/>
             </w:pPr>
             <w:r>
@@ -10008,7 +10000,7 @@
           </w:p>
           <w:p>
             <w:pPr>
-              <w:pStyle w:val="user6"/>
+              <w:pStyle w:val="Style22"/>
               <w:rPr/>
             </w:pPr>
             <w:r>
@@ -10022,7 +10014,7 @@
           </w:p>
           <w:p>
             <w:pPr>
-              <w:pStyle w:val="user6"/>
+              <w:pStyle w:val="Style22"/>
               <w:rPr/>
             </w:pPr>
             <w:r>
@@ -10032,7 +10024,7 @@
           </w:p>
           <w:p>
             <w:pPr>
-              <w:pStyle w:val="user6"/>
+              <w:pStyle w:val="Style22"/>
               <w:rPr/>
             </w:pPr>
             <w:r>
@@ -10122,7 +10114,7 @@
           </w:tcPr>
           <w:p>
             <w:pPr>
-              <w:pStyle w:val="user6"/>
+              <w:pStyle w:val="Style22"/>
               <w:rPr/>
             </w:pPr>
             <w:r>
@@ -10132,7 +10124,7 @@
           </w:p>
           <w:p>
             <w:pPr>
-              <w:pStyle w:val="user6"/>
+              <w:pStyle w:val="Style22"/>
               <w:rPr/>
             </w:pPr>
             <w:r>
@@ -10142,16 +10134,16 @@
           </w:p>
           <w:p>
             <w:pPr>
-              <w:pStyle w:val="user6"/>
-              <w:rPr/>
-            </w:pPr>
-            <w:r>
-              <w:rPr/>
-            </w:r>
-          </w:p>
-          <w:p>
-            <w:pPr>
-              <w:pStyle w:val="user6"/>
+              <w:pStyle w:val="Style22"/>
+              <w:rPr/>
+            </w:pPr>
+            <w:r>
+              <w:rPr/>
+            </w:r>
+          </w:p>
+          <w:p>
+            <w:pPr>
+              <w:pStyle w:val="Style22"/>
               <w:rPr/>
             </w:pPr>
             <w:r>
@@ -10161,7 +10153,7 @@
           </w:p>
           <w:p>
             <w:pPr>
-              <w:pStyle w:val="user6"/>
+              <w:pStyle w:val="Style22"/>
               <w:rPr/>
             </w:pPr>
             <w:r>
@@ -10171,7 +10163,7 @@
           </w:p>
           <w:p>
             <w:pPr>
-              <w:pStyle w:val="user6"/>
+              <w:pStyle w:val="Style22"/>
               <w:rPr/>
             </w:pPr>
             <w:r>
@@ -10185,7 +10177,7 @@
           </w:p>
           <w:p>
             <w:pPr>
-              <w:pStyle w:val="user6"/>
+              <w:pStyle w:val="Style22"/>
               <w:rPr/>
             </w:pPr>
             <w:r>
@@ -10199,7 +10191,7 @@
           </w:p>
           <w:p>
             <w:pPr>
-              <w:pStyle w:val="user6"/>
+              <w:pStyle w:val="Style22"/>
               <w:rPr/>
             </w:pPr>
             <w:r>
@@ -10213,7 +10205,7 @@
           </w:p>
           <w:p>
             <w:pPr>
-              <w:pStyle w:val="user6"/>
+              <w:pStyle w:val="Style22"/>
               <w:rPr/>
             </w:pPr>
             <w:r>
@@ -10227,7 +10219,7 @@
           </w:p>
           <w:p>
             <w:pPr>
-              <w:pStyle w:val="user6"/>
+              <w:pStyle w:val="Style22"/>
               <w:rPr/>
             </w:pPr>
             <w:r>
@@ -10241,7 +10233,7 @@
           </w:p>
           <w:p>
             <w:pPr>
-              <w:pStyle w:val="user6"/>
+              <w:pStyle w:val="Style22"/>
               <w:rPr/>
             </w:pPr>
             <w:r>
@@ -10255,7 +10247,7 @@
           </w:p>
           <w:p>
             <w:pPr>
-              <w:pStyle w:val="user6"/>
+              <w:pStyle w:val="Style22"/>
               <w:rPr/>
             </w:pPr>
             <w:r>
@@ -10269,7 +10261,7 @@
           </w:p>
           <w:p>
             <w:pPr>
-              <w:pStyle w:val="user6"/>
+              <w:pStyle w:val="Style22"/>
               <w:rPr/>
             </w:pPr>
             <w:r>
@@ -10283,7 +10275,7 @@
           </w:p>
           <w:p>
             <w:pPr>
-              <w:pStyle w:val="user6"/>
+              <w:pStyle w:val="Style22"/>
               <w:rPr/>
             </w:pPr>
             <w:r>
@@ -10297,7 +10289,7 @@
           </w:p>
           <w:p>
             <w:pPr>
-              <w:pStyle w:val="user6"/>
+              <w:pStyle w:val="Style22"/>
               <w:rPr/>
             </w:pPr>
             <w:r>
@@ -10311,7 +10303,7 @@
           </w:p>
           <w:p>
             <w:pPr>
-              <w:pStyle w:val="user6"/>
+              <w:pStyle w:val="Style22"/>
               <w:rPr/>
             </w:pPr>
             <w:r>
@@ -10325,7 +10317,7 @@
           </w:p>
           <w:p>
             <w:pPr>
-              <w:pStyle w:val="user6"/>
+              <w:pStyle w:val="Style22"/>
               <w:rPr/>
             </w:pPr>
             <w:r>
@@ -10339,7 +10331,7 @@
           </w:p>
           <w:p>
             <w:pPr>
-              <w:pStyle w:val="user6"/>
+              <w:pStyle w:val="Style22"/>
               <w:rPr/>
             </w:pPr>
             <w:r>
@@ -10353,7 +10345,7 @@
           </w:p>
           <w:p>
             <w:pPr>
-              <w:pStyle w:val="user6"/>
+              <w:pStyle w:val="Style22"/>
               <w:rPr/>
             </w:pPr>
             <w:r>
@@ -10367,7 +10359,7 @@
           </w:p>
           <w:p>
             <w:pPr>
-              <w:pStyle w:val="user6"/>
+              <w:pStyle w:val="Style22"/>
               <w:rPr/>
             </w:pPr>
             <w:r>
@@ -10381,7 +10373,7 @@
           </w:p>
           <w:p>
             <w:pPr>
-              <w:pStyle w:val="user6"/>
+              <w:pStyle w:val="Style22"/>
               <w:rPr/>
             </w:pPr>
             <w:r>
@@ -10395,7 +10387,7 @@
           </w:p>
           <w:p>
             <w:pPr>
-              <w:pStyle w:val="user6"/>
+              <w:pStyle w:val="Style22"/>
               <w:rPr/>
             </w:pPr>
             <w:r>
@@ -10405,7 +10397,7 @@
           </w:p>
           <w:p>
             <w:pPr>
-              <w:pStyle w:val="user6"/>
+              <w:pStyle w:val="Style22"/>
               <w:rPr/>
             </w:pPr>
             <w:r>
@@ -10495,7 +10487,7 @@
           </w:tcPr>
           <w:p>
             <w:pPr>
-              <w:pStyle w:val="user6"/>
+              <w:pStyle w:val="Style22"/>
               <w:rPr/>
             </w:pPr>
             <w:r>
@@ -10505,7 +10497,7 @@
           </w:p>
           <w:p>
             <w:pPr>
-              <w:pStyle w:val="user6"/>
+              <w:pStyle w:val="Style22"/>
               <w:rPr/>
             </w:pPr>
             <w:r>
@@ -10515,16 +10507,16 @@
           </w:p>
           <w:p>
             <w:pPr>
-              <w:pStyle w:val="user6"/>
-              <w:rPr/>
-            </w:pPr>
-            <w:r>
-              <w:rPr/>
-            </w:r>
-          </w:p>
-          <w:p>
-            <w:pPr>
-              <w:pStyle w:val="user6"/>
+              <w:pStyle w:val="Style22"/>
+              <w:rPr/>
+            </w:pPr>
+            <w:r>
+              <w:rPr/>
+            </w:r>
+          </w:p>
+          <w:p>
+            <w:pPr>
+              <w:pStyle w:val="Style22"/>
               <w:rPr/>
             </w:pPr>
             <w:r>
@@ -10534,7 +10526,7 @@
           </w:p>
           <w:p>
             <w:pPr>
-              <w:pStyle w:val="user6"/>
+              <w:pStyle w:val="Style22"/>
               <w:rPr/>
             </w:pPr>
             <w:r>
@@ -10544,7 +10536,7 @@
           </w:p>
           <w:p>
             <w:pPr>
-              <w:pStyle w:val="user6"/>
+              <w:pStyle w:val="Style22"/>
               <w:rPr/>
             </w:pPr>
             <w:r>
@@ -10558,7 +10550,7 @@
           </w:p>
           <w:p>
             <w:pPr>
-              <w:pStyle w:val="user6"/>
+              <w:pStyle w:val="Style22"/>
               <w:rPr/>
             </w:pPr>
             <w:r>
@@ -10572,7 +10564,7 @@
           </w:p>
           <w:p>
             <w:pPr>
-              <w:pStyle w:val="user6"/>
+              <w:pStyle w:val="Style22"/>
               <w:rPr/>
             </w:pPr>
             <w:r>
@@ -10586,7 +10578,7 @@
           </w:p>
           <w:p>
             <w:pPr>
-              <w:pStyle w:val="user6"/>
+              <w:pStyle w:val="Style22"/>
               <w:rPr/>
             </w:pPr>
             <w:r>
@@ -10596,7 +10588,7 @@
           </w:p>
           <w:p>
             <w:pPr>
-              <w:pStyle w:val="user6"/>
+              <w:pStyle w:val="Style22"/>
               <w:rPr/>
             </w:pPr>
             <w:r>
@@ -10686,7 +10678,7 @@
           </w:tcPr>
           <w:p>
             <w:pPr>
-              <w:pStyle w:val="user6"/>
+              <w:pStyle w:val="Style22"/>
               <w:rPr/>
             </w:pPr>
             <w:r>
@@ -10696,7 +10688,7 @@
           </w:p>
           <w:p>
             <w:pPr>
-              <w:pStyle w:val="user6"/>
+              <w:pStyle w:val="Style22"/>
               <w:rPr/>
             </w:pPr>
             <w:r>
@@ -10706,16 +10698,16 @@
           </w:p>
           <w:p>
             <w:pPr>
-              <w:pStyle w:val="user6"/>
-              <w:rPr/>
-            </w:pPr>
-            <w:r>
-              <w:rPr/>
-            </w:r>
-          </w:p>
-          <w:p>
-            <w:pPr>
-              <w:pStyle w:val="user6"/>
+              <w:pStyle w:val="Style22"/>
+              <w:rPr/>
+            </w:pPr>
+            <w:r>
+              <w:rPr/>
+            </w:r>
+          </w:p>
+          <w:p>
+            <w:pPr>
+              <w:pStyle w:val="Style22"/>
               <w:rPr/>
             </w:pPr>
             <w:r>
@@ -10725,7 +10717,7 @@
           </w:p>
           <w:p>
             <w:pPr>
-              <w:pStyle w:val="user6"/>
+              <w:pStyle w:val="Style22"/>
               <w:rPr/>
             </w:pPr>
             <w:r>
@@ -10735,7 +10727,7 @@
           </w:p>
           <w:p>
             <w:pPr>
-              <w:pStyle w:val="user6"/>
+              <w:pStyle w:val="Style22"/>
               <w:rPr/>
             </w:pPr>
             <w:r>
@@ -10749,7 +10741,7 @@
           </w:p>
           <w:p>
             <w:pPr>
-              <w:pStyle w:val="user6"/>
+              <w:pStyle w:val="Style22"/>
               <w:rPr/>
             </w:pPr>
             <w:r>
@@ -10763,7 +10755,7 @@
           </w:p>
           <w:p>
             <w:pPr>
-              <w:pStyle w:val="user6"/>
+              <w:pStyle w:val="Style22"/>
               <w:rPr/>
             </w:pPr>
             <w:r>
@@ -10777,7 +10769,7 @@
           </w:p>
           <w:p>
             <w:pPr>
-              <w:pStyle w:val="user6"/>
+              <w:pStyle w:val="Style22"/>
               <w:rPr/>
             </w:pPr>
             <w:r>
@@ -10791,7 +10783,7 @@
           </w:p>
           <w:p>
             <w:pPr>
-              <w:pStyle w:val="user6"/>
+              <w:pStyle w:val="Style22"/>
               <w:rPr/>
             </w:pPr>
             <w:r>
@@ -10805,7 +10797,7 @@
           </w:p>
           <w:p>
             <w:pPr>
-              <w:pStyle w:val="user6"/>
+              <w:pStyle w:val="Style22"/>
               <w:rPr/>
             </w:pPr>
             <w:r>
@@ -10819,7 +10811,7 @@
           </w:p>
           <w:p>
             <w:pPr>
-              <w:pStyle w:val="user6"/>
+              <w:pStyle w:val="Style22"/>
               <w:rPr/>
             </w:pPr>
             <w:r>
@@ -10833,7 +10825,7 @@
           </w:p>
           <w:p>
             <w:pPr>
-              <w:pStyle w:val="user6"/>
+              <w:pStyle w:val="Style22"/>
               <w:rPr/>
             </w:pPr>
             <w:r>
@@ -10847,7 +10839,7 @@
           </w:p>
           <w:p>
             <w:pPr>
-              <w:pStyle w:val="user6"/>
+              <w:pStyle w:val="Style22"/>
               <w:rPr/>
             </w:pPr>
             <w:r>
@@ -10861,7 +10853,7 @@
           </w:p>
           <w:p>
             <w:pPr>
-              <w:pStyle w:val="user6"/>
+              <w:pStyle w:val="Style22"/>
               <w:rPr/>
             </w:pPr>
             <w:r>
@@ -10875,7 +10867,7 @@
           </w:p>
           <w:p>
             <w:pPr>
-              <w:pStyle w:val="user6"/>
+              <w:pStyle w:val="Style22"/>
               <w:rPr/>
             </w:pPr>
             <w:r>
@@ -10889,7 +10881,7 @@
           </w:p>
           <w:p>
             <w:pPr>
-              <w:pStyle w:val="user6"/>
+              <w:pStyle w:val="Style22"/>
               <w:rPr/>
             </w:pPr>
             <w:r>
@@ -10903,7 +10895,7 @@
           </w:p>
           <w:p>
             <w:pPr>
-              <w:pStyle w:val="user6"/>
+              <w:pStyle w:val="Style22"/>
               <w:rPr/>
             </w:pPr>
             <w:r>
@@ -10917,7 +10909,7 @@
           </w:p>
           <w:p>
             <w:pPr>
-              <w:pStyle w:val="user6"/>
+              <w:pStyle w:val="Style22"/>
               <w:rPr/>
             </w:pPr>
             <w:r>
@@ -10931,7 +10923,7 @@
           </w:p>
           <w:p>
             <w:pPr>
-              <w:pStyle w:val="user6"/>
+              <w:pStyle w:val="Style22"/>
               <w:rPr/>
             </w:pPr>
             <w:r>
@@ -10945,16 +10937,16 @@
           </w:p>
           <w:p>
             <w:pPr>
-              <w:pStyle w:val="user6"/>
-              <w:rPr/>
-            </w:pPr>
-            <w:r>
-              <w:rPr/>
-            </w:r>
-          </w:p>
-          <w:p>
-            <w:pPr>
-              <w:pStyle w:val="user6"/>
+              <w:pStyle w:val="Style22"/>
+              <w:rPr/>
+            </w:pPr>
+            <w:r>
+              <w:rPr/>
+            </w:r>
+          </w:p>
+          <w:p>
+            <w:pPr>
+              <w:pStyle w:val="Style22"/>
               <w:rPr/>
             </w:pPr>
             <w:r>
@@ -10968,7 +10960,7 @@
           </w:p>
           <w:p>
             <w:pPr>
-              <w:pStyle w:val="user6"/>
+              <w:pStyle w:val="Style22"/>
               <w:rPr/>
             </w:pPr>
             <w:r>
@@ -10982,7 +10974,7 @@
           </w:p>
           <w:p>
             <w:pPr>
-              <w:pStyle w:val="user6"/>
+              <w:pStyle w:val="Style22"/>
               <w:rPr/>
             </w:pPr>
             <w:r>
@@ -10996,16 +10988,16 @@
           </w:p>
           <w:p>
             <w:pPr>
-              <w:pStyle w:val="user6"/>
-              <w:rPr/>
-            </w:pPr>
-            <w:r>
-              <w:rPr/>
-            </w:r>
-          </w:p>
-          <w:p>
-            <w:pPr>
-              <w:pStyle w:val="user6"/>
+              <w:pStyle w:val="Style22"/>
+              <w:rPr/>
+            </w:pPr>
+            <w:r>
+              <w:rPr/>
+            </w:r>
+          </w:p>
+          <w:p>
+            <w:pPr>
+              <w:pStyle w:val="Style22"/>
               <w:rPr/>
             </w:pPr>
             <w:r>
@@ -11019,7 +11011,7 @@
           </w:p>
           <w:p>
             <w:pPr>
-              <w:pStyle w:val="user6"/>
+              <w:pStyle w:val="Style22"/>
               <w:rPr/>
             </w:pPr>
             <w:r>
@@ -11033,7 +11025,7 @@
           </w:p>
           <w:p>
             <w:pPr>
-              <w:pStyle w:val="user6"/>
+              <w:pStyle w:val="Style22"/>
               <w:rPr/>
             </w:pPr>
             <w:r>
@@ -11047,7 +11039,7 @@
           </w:p>
           <w:p>
             <w:pPr>
-              <w:pStyle w:val="user6"/>
+              <w:pStyle w:val="Style22"/>
               <w:rPr/>
             </w:pPr>
             <w:r>
@@ -11061,7 +11053,7 @@
           </w:p>
           <w:p>
             <w:pPr>
-              <w:pStyle w:val="user6"/>
+              <w:pStyle w:val="Style22"/>
               <w:rPr/>
             </w:pPr>
             <w:r>
@@ -11075,7 +11067,7 @@
           </w:p>
           <w:p>
             <w:pPr>
-              <w:pStyle w:val="user6"/>
+              <w:pStyle w:val="Style22"/>
               <w:rPr/>
             </w:pPr>
             <w:r>
@@ -11089,7 +11081,7 @@
           </w:p>
           <w:p>
             <w:pPr>
-              <w:pStyle w:val="user6"/>
+              <w:pStyle w:val="Style22"/>
               <w:rPr/>
             </w:pPr>
             <w:r>
@@ -11103,7 +11095,7 @@
           </w:p>
           <w:p>
             <w:pPr>
-              <w:pStyle w:val="user6"/>
+              <w:pStyle w:val="Style22"/>
               <w:rPr/>
             </w:pPr>
             <w:r>
@@ -11117,7 +11109,7 @@
           </w:p>
           <w:p>
             <w:pPr>
-              <w:pStyle w:val="user6"/>
+              <w:pStyle w:val="Style22"/>
               <w:rPr/>
             </w:pPr>
             <w:r>
@@ -11131,7 +11123,7 @@
           </w:p>
           <w:p>
             <w:pPr>
-              <w:pStyle w:val="user6"/>
+              <w:pStyle w:val="Style22"/>
               <w:rPr/>
             </w:pPr>
             <w:r>
@@ -11145,7 +11137,7 @@
           </w:p>
           <w:p>
             <w:pPr>
-              <w:pStyle w:val="user6"/>
+              <w:pStyle w:val="Style22"/>
               <w:rPr/>
             </w:pPr>
             <w:r>
@@ -11159,7 +11151,7 @@
           </w:p>
           <w:p>
             <w:pPr>
-              <w:pStyle w:val="user6"/>
+              <w:pStyle w:val="Style22"/>
               <w:rPr/>
             </w:pPr>
             <w:r>
@@ -11173,7 +11165,7 @@
           </w:p>
           <w:p>
             <w:pPr>
-              <w:pStyle w:val="user6"/>
+              <w:pStyle w:val="Style22"/>
               <w:rPr/>
             </w:pPr>
             <w:r>
@@ -11187,7 +11179,7 @@
           </w:p>
           <w:p>
             <w:pPr>
-              <w:pStyle w:val="user6"/>
+              <w:pStyle w:val="Style22"/>
               <w:rPr/>
             </w:pPr>
             <w:r>
@@ -11201,7 +11193,7 @@
           </w:p>
           <w:p>
             <w:pPr>
-              <w:pStyle w:val="user6"/>
+              <w:pStyle w:val="Style22"/>
               <w:rPr/>
             </w:pPr>
             <w:r>
@@ -11215,7 +11207,7 @@
           </w:p>
           <w:p>
             <w:pPr>
-              <w:pStyle w:val="user6"/>
+              <w:pStyle w:val="Style22"/>
               <w:rPr/>
             </w:pPr>
             <w:r>
@@ -11229,7 +11221,7 @@
           </w:p>
           <w:p>
             <w:pPr>
-              <w:pStyle w:val="user6"/>
+              <w:pStyle w:val="Style22"/>
               <w:rPr/>
             </w:pPr>
             <w:r>
@@ -11243,7 +11235,7 @@
           </w:p>
           <w:p>
             <w:pPr>
-              <w:pStyle w:val="user6"/>
+              <w:pStyle w:val="Style22"/>
               <w:rPr/>
             </w:pPr>
             <w:r>
@@ -11257,7 +11249,7 @@
           </w:p>
           <w:p>
             <w:pPr>
-              <w:pStyle w:val="user6"/>
+              <w:pStyle w:val="Style22"/>
               <w:rPr/>
             </w:pPr>
             <w:r>
@@ -11271,7 +11263,7 @@
           </w:p>
           <w:p>
             <w:pPr>
-              <w:pStyle w:val="user6"/>
+              <w:pStyle w:val="Style22"/>
               <w:rPr/>
             </w:pPr>
             <w:r>
@@ -11285,7 +11277,7 @@
           </w:p>
           <w:p>
             <w:pPr>
-              <w:pStyle w:val="user6"/>
+              <w:pStyle w:val="Style22"/>
               <w:rPr/>
             </w:pPr>
             <w:r>
@@ -11299,7 +11291,7 @@
           </w:p>
           <w:p>
             <w:pPr>
-              <w:pStyle w:val="user6"/>
+              <w:pStyle w:val="Style22"/>
               <w:rPr/>
             </w:pPr>
             <w:r>
@@ -11313,7 +11305,7 @@
           </w:p>
           <w:p>
             <w:pPr>
-              <w:pStyle w:val="user6"/>
+              <w:pStyle w:val="Style22"/>
               <w:rPr/>
             </w:pPr>
             <w:r>
@@ -11327,7 +11319,7 @@
           </w:p>
           <w:p>
             <w:pPr>
-              <w:pStyle w:val="user6"/>
+              <w:pStyle w:val="Style22"/>
               <w:rPr/>
             </w:pPr>
             <w:r>
@@ -11341,7 +11333,7 @@
           </w:p>
           <w:p>
             <w:pPr>
-              <w:pStyle w:val="user6"/>
+              <w:pStyle w:val="Style22"/>
               <w:rPr/>
             </w:pPr>
             <w:r>
@@ -11355,7 +11347,7 @@
           </w:p>
           <w:p>
             <w:pPr>
-              <w:pStyle w:val="user6"/>
+              <w:pStyle w:val="Style22"/>
               <w:rPr/>
             </w:pPr>
             <w:r>
@@ -11369,7 +11361,7 @@
           </w:p>
           <w:p>
             <w:pPr>
-              <w:pStyle w:val="user6"/>
+              <w:pStyle w:val="Style22"/>
               <w:rPr/>
             </w:pPr>
             <w:r>
@@ -11383,7 +11375,7 @@
           </w:p>
           <w:p>
             <w:pPr>
-              <w:pStyle w:val="user6"/>
+              <w:pStyle w:val="Style22"/>
               <w:rPr/>
             </w:pPr>
             <w:r>
@@ -11397,7 +11389,7 @@
           </w:p>
           <w:p>
             <w:pPr>
-              <w:pStyle w:val="user6"/>
+              <w:pStyle w:val="Style22"/>
               <w:rPr/>
             </w:pPr>
             <w:r>
@@ -11411,7 +11403,7 @@
           </w:p>
           <w:p>
             <w:pPr>
-              <w:pStyle w:val="user6"/>
+              <w:pStyle w:val="Style22"/>
               <w:rPr/>
             </w:pPr>
             <w:r>
@@ -11425,7 +11417,7 @@
           </w:p>
           <w:p>
             <w:pPr>
-              <w:pStyle w:val="user6"/>
+              <w:pStyle w:val="Style22"/>
               <w:rPr/>
             </w:pPr>
             <w:r>
@@ -11439,7 +11431,7 @@
           </w:p>
           <w:p>
             <w:pPr>
-              <w:pStyle w:val="user6"/>
+              <w:pStyle w:val="Style22"/>
               <w:rPr/>
             </w:pPr>
             <w:r>
@@ -11449,7 +11441,7 @@
           </w:p>
           <w:p>
             <w:pPr>
-              <w:pStyle w:val="user6"/>
+              <w:pStyle w:val="Style22"/>
               <w:rPr/>
             </w:pPr>
             <w:r>
@@ -11463,7 +11455,7 @@
           </w:p>
           <w:p>
             <w:pPr>
-              <w:pStyle w:val="user6"/>
+              <w:pStyle w:val="Style22"/>
               <w:rPr/>
             </w:pPr>
             <w:r>
@@ -11477,7 +11469,7 @@
           </w:p>
           <w:p>
             <w:pPr>
-              <w:pStyle w:val="user6"/>
+              <w:pStyle w:val="Style22"/>
               <w:rPr/>
             </w:pPr>
             <w:r>
@@ -11491,7 +11483,7 @@
           </w:p>
           <w:p>
             <w:pPr>
-              <w:pStyle w:val="user6"/>
+              <w:pStyle w:val="Style22"/>
               <w:rPr/>
             </w:pPr>
             <w:r>
@@ -11505,7 +11497,7 @@
           </w:p>
           <w:p>
             <w:pPr>
-              <w:pStyle w:val="user6"/>
+              <w:pStyle w:val="Style22"/>
               <w:rPr/>
             </w:pPr>
             <w:r>
@@ -11519,7 +11511,7 @@
           </w:p>
           <w:p>
             <w:pPr>
-              <w:pStyle w:val="user6"/>
+              <w:pStyle w:val="Style22"/>
               <w:rPr/>
             </w:pPr>
             <w:r>
@@ -11533,7 +11525,7 @@
           </w:p>
           <w:p>
             <w:pPr>
-              <w:pStyle w:val="user6"/>
+              <w:pStyle w:val="Style22"/>
               <w:rPr/>
             </w:pPr>
             <w:r>
@@ -11547,7 +11539,7 @@
           </w:p>
           <w:p>
             <w:pPr>
-              <w:pStyle w:val="user6"/>
+              <w:pStyle w:val="Style22"/>
               <w:rPr/>
             </w:pPr>
             <w:r>
@@ -11557,7 +11549,7 @@
           </w:p>
           <w:p>
             <w:pPr>
-              <w:pStyle w:val="user6"/>
+              <w:pStyle w:val="Style22"/>
               <w:rPr/>
             </w:pPr>
             <w:r>
@@ -11663,7 +11655,7 @@
           </w:tcPr>
           <w:p>
             <w:pPr>
-              <w:pStyle w:val="user6"/>
+              <w:pStyle w:val="Style22"/>
               <w:rPr/>
             </w:pPr>
             <w:r>
@@ -11673,7 +11665,7 @@
           </w:p>
           <w:p>
             <w:pPr>
-              <w:pStyle w:val="user6"/>
+              <w:pStyle w:val="Style22"/>
               <w:rPr/>
             </w:pPr>
             <w:r>
@@ -11683,16 +11675,16 @@
           </w:p>
           <w:p>
             <w:pPr>
-              <w:pStyle w:val="user6"/>
-              <w:rPr/>
-            </w:pPr>
-            <w:r>
-              <w:rPr/>
-            </w:r>
-          </w:p>
-          <w:p>
-            <w:pPr>
-              <w:pStyle w:val="user6"/>
+              <w:pStyle w:val="Style22"/>
+              <w:rPr/>
+            </w:pPr>
+            <w:r>
+              <w:rPr/>
+            </w:r>
+          </w:p>
+          <w:p>
+            <w:pPr>
+              <w:pStyle w:val="Style22"/>
               <w:rPr/>
             </w:pPr>
             <w:r>
@@ -11702,7 +11694,7 @@
           </w:p>
           <w:p>
             <w:pPr>
-              <w:pStyle w:val="user6"/>
+              <w:pStyle w:val="Style22"/>
               <w:rPr/>
             </w:pPr>
             <w:r>
@@ -11712,7 +11704,7 @@
           </w:p>
           <w:p>
             <w:pPr>
-              <w:pStyle w:val="user6"/>
+              <w:pStyle w:val="Style22"/>
               <w:rPr/>
             </w:pPr>
             <w:r>
@@ -11726,7 +11718,7 @@
           </w:p>
           <w:p>
             <w:pPr>
-              <w:pStyle w:val="user6"/>
+              <w:pStyle w:val="Style22"/>
               <w:rPr/>
             </w:pPr>
             <w:r>
@@ -11740,7 +11732,7 @@
           </w:p>
           <w:p>
             <w:pPr>
-              <w:pStyle w:val="user6"/>
+              <w:pStyle w:val="Style22"/>
               <w:rPr/>
             </w:pPr>
             <w:r>
@@ -11754,7 +11746,7 @@
           </w:p>
           <w:p>
             <w:pPr>
-              <w:pStyle w:val="user6"/>
+              <w:pStyle w:val="Style22"/>
               <w:rPr/>
             </w:pPr>
             <w:r>
@@ -11768,7 +11760,7 @@
           </w:p>
           <w:p>
             <w:pPr>
-              <w:pStyle w:val="user6"/>
+              <w:pStyle w:val="Style22"/>
               <w:rPr/>
             </w:pPr>
             <w:r>
@@ -11782,7 +11774,7 @@
           </w:p>
           <w:p>
             <w:pPr>
-              <w:pStyle w:val="user6"/>
+              <w:pStyle w:val="Style22"/>
               <w:rPr/>
             </w:pPr>
             <w:r>
@@ -11796,7 +11788,7 @@
           </w:p>
           <w:p>
             <w:pPr>
-              <w:pStyle w:val="user6"/>
+              <w:pStyle w:val="Style22"/>
               <w:rPr/>
             </w:pPr>
             <w:r>
@@ -11810,7 +11802,7 @@
           </w:p>
           <w:p>
             <w:pPr>
-              <w:pStyle w:val="user6"/>
+              <w:pStyle w:val="Style22"/>
               <w:rPr/>
             </w:pPr>
             <w:r>
@@ -11824,7 +11816,7 @@
           </w:p>
           <w:p>
             <w:pPr>
-              <w:pStyle w:val="user6"/>
+              <w:pStyle w:val="Style22"/>
               <w:rPr/>
             </w:pPr>
             <w:r>
@@ -11838,7 +11830,7 @@
           </w:p>
           <w:p>
             <w:pPr>
-              <w:pStyle w:val="user6"/>
+              <w:pStyle w:val="Style22"/>
               <w:rPr/>
             </w:pPr>
             <w:r>
@@ -11852,7 +11844,7 @@
           </w:p>
           <w:p>
             <w:pPr>
-              <w:pStyle w:val="user6"/>
+              <w:pStyle w:val="Style22"/>
               <w:rPr/>
             </w:pPr>
             <w:r>
@@ -11866,7 +11858,7 @@
           </w:p>
           <w:p>
             <w:pPr>
-              <w:pStyle w:val="user6"/>
+              <w:pStyle w:val="Style22"/>
               <w:rPr/>
             </w:pPr>
             <w:r>
@@ -11880,7 +11872,7 @@
           </w:p>
           <w:p>
             <w:pPr>
-              <w:pStyle w:val="user6"/>
+              <w:pStyle w:val="Style22"/>
               <w:rPr/>
             </w:pPr>
             <w:r>
@@ -11894,7 +11886,7 @@
           </w:p>
           <w:p>
             <w:pPr>
-              <w:pStyle w:val="user6"/>
+              <w:pStyle w:val="Style22"/>
               <w:rPr/>
             </w:pPr>
             <w:r>
@@ -11908,7 +11900,7 @@
           </w:p>
           <w:p>
             <w:pPr>
-              <w:pStyle w:val="user6"/>
+              <w:pStyle w:val="Style22"/>
               <w:rPr/>
             </w:pPr>
             <w:r>
@@ -11922,7 +11914,7 @@
           </w:p>
           <w:p>
             <w:pPr>
-              <w:pStyle w:val="user6"/>
+              <w:pStyle w:val="Style22"/>
               <w:rPr/>
             </w:pPr>
             <w:r>
@@ -11936,7 +11928,7 @@
           </w:p>
           <w:p>
             <w:pPr>
-              <w:pStyle w:val="user6"/>
+              <w:pStyle w:val="Style22"/>
               <w:rPr/>
             </w:pPr>
             <w:r>
@@ -11946,7 +11938,7 @@
           </w:p>
           <w:p>
             <w:pPr>
-              <w:pStyle w:val="user6"/>
+              <w:pStyle w:val="Style22"/>
               <w:rPr/>
             </w:pPr>
             <w:r>
@@ -12036,7 +12028,7 @@
           </w:tcPr>
           <w:p>
             <w:pPr>
-              <w:pStyle w:val="user6"/>
+              <w:pStyle w:val="Style22"/>
               <w:rPr/>
             </w:pPr>
             <w:r>
@@ -12046,7 +12038,7 @@
           </w:p>
           <w:p>
             <w:pPr>
-              <w:pStyle w:val="user6"/>
+              <w:pStyle w:val="Style22"/>
               <w:rPr/>
             </w:pPr>
             <w:r>
@@ -12056,16 +12048,16 @@
           </w:p>
           <w:p>
             <w:pPr>
-              <w:pStyle w:val="user6"/>
-              <w:rPr/>
-            </w:pPr>
-            <w:r>
-              <w:rPr/>
-            </w:r>
-          </w:p>
-          <w:p>
-            <w:pPr>
-              <w:pStyle w:val="user6"/>
+              <w:pStyle w:val="Style22"/>
+              <w:rPr/>
+            </w:pPr>
+            <w:r>
+              <w:rPr/>
+            </w:r>
+          </w:p>
+          <w:p>
+            <w:pPr>
+              <w:pStyle w:val="Style22"/>
               <w:rPr/>
             </w:pPr>
             <w:r>
@@ -12075,7 +12067,7 @@
           </w:p>
           <w:p>
             <w:pPr>
-              <w:pStyle w:val="user6"/>
+              <w:pStyle w:val="Style22"/>
               <w:rPr/>
             </w:pPr>
             <w:r>
@@ -12085,7 +12077,7 @@
           </w:p>
           <w:p>
             <w:pPr>
-              <w:pStyle w:val="user6"/>
+              <w:pStyle w:val="Style22"/>
               <w:rPr/>
             </w:pPr>
             <w:r>
@@ -12099,7 +12091,7 @@
           </w:p>
           <w:p>
             <w:pPr>
-              <w:pStyle w:val="user6"/>
+              <w:pStyle w:val="Style22"/>
               <w:rPr/>
             </w:pPr>
             <w:r>
@@ -12113,7 +12105,7 @@
           </w:p>
           <w:p>
             <w:pPr>
-              <w:pStyle w:val="user6"/>
+              <w:pStyle w:val="Style22"/>
               <w:rPr/>
             </w:pPr>
             <w:r>
@@ -12127,7 +12119,7 @@
           </w:p>
           <w:p>
             <w:pPr>
-              <w:pStyle w:val="user6"/>
+              <w:pStyle w:val="Style22"/>
               <w:rPr/>
             </w:pPr>
             <w:r>
@@ -12141,7 +12133,7 @@
           </w:p>
           <w:p>
             <w:pPr>
-              <w:pStyle w:val="user6"/>
+              <w:pStyle w:val="Style22"/>
               <w:rPr/>
             </w:pPr>
             <w:r>
@@ -12155,7 +12147,7 @@
           </w:p>
           <w:p>
             <w:pPr>
-              <w:pStyle w:val="user6"/>
+              <w:pStyle w:val="Style22"/>
               <w:rPr/>
             </w:pPr>
             <w:r>
@@ -12169,7 +12161,7 @@
           </w:p>
           <w:p>
             <w:pPr>
-              <w:pStyle w:val="user6"/>
+              <w:pStyle w:val="Style22"/>
               <w:rPr/>
             </w:pPr>
             <w:r>
@@ -12183,7 +12175,7 @@
           </w:p>
           <w:p>
             <w:pPr>
-              <w:pStyle w:val="user6"/>
+              <w:pStyle w:val="Style22"/>
               <w:rPr/>
             </w:pPr>
             <w:r>
@@ -12197,7 +12189,7 @@
           </w:p>
           <w:p>
             <w:pPr>
-              <w:pStyle w:val="user6"/>
+              <w:pStyle w:val="Style22"/>
               <w:rPr/>
             </w:pPr>
             <w:r>
@@ -12211,7 +12203,7 @@
           </w:p>
           <w:p>
             <w:pPr>
-              <w:pStyle w:val="user6"/>
+              <w:pStyle w:val="Style22"/>
               <w:rPr/>
             </w:pPr>
             <w:r>
@@ -12225,7 +12217,7 @@
           </w:p>
           <w:p>
             <w:pPr>
-              <w:pStyle w:val="user6"/>
+              <w:pStyle w:val="Style22"/>
               <w:rPr/>
             </w:pPr>
             <w:r>
@@ -12239,7 +12231,7 @@
           </w:p>
           <w:p>
             <w:pPr>
-              <w:pStyle w:val="user6"/>
+              <w:pStyle w:val="Style22"/>
               <w:rPr/>
             </w:pPr>
             <w:r>
@@ -12253,7 +12245,7 @@
           </w:p>
           <w:p>
             <w:pPr>
-              <w:pStyle w:val="user6"/>
+              <w:pStyle w:val="Style22"/>
               <w:rPr/>
             </w:pPr>
             <w:r>
@@ -12267,7 +12259,7 @@
           </w:p>
           <w:p>
             <w:pPr>
-              <w:pStyle w:val="user6"/>
+              <w:pStyle w:val="Style22"/>
               <w:rPr/>
             </w:pPr>
             <w:r>
@@ -12281,7 +12273,7 @@
           </w:p>
           <w:p>
             <w:pPr>
-              <w:pStyle w:val="user6"/>
+              <w:pStyle w:val="Style22"/>
               <w:rPr/>
             </w:pPr>
             <w:r>
@@ -12295,7 +12287,7 @@
           </w:p>
           <w:p>
             <w:pPr>
-              <w:pStyle w:val="user6"/>
+              <w:pStyle w:val="Style22"/>
               <w:rPr/>
             </w:pPr>
             <w:r>
@@ -12309,7 +12301,7 @@
           </w:p>
           <w:p>
             <w:pPr>
-              <w:pStyle w:val="user6"/>
+              <w:pStyle w:val="Style22"/>
               <w:rPr/>
             </w:pPr>
             <w:r>
@@ -12319,7 +12311,7 @@
           </w:p>
           <w:p>
             <w:pPr>
-              <w:pStyle w:val="user6"/>
+              <w:pStyle w:val="Style22"/>
               <w:rPr/>
             </w:pPr>
             <w:r>
@@ -13573,6 +13565,57 @@
     <w:p>
       <w:pPr>
         <w:pStyle w:val="Normal"/>
+        <w:widowControl/>
+        <w:numPr>
+          <w:ilvl w:val="0"/>
+          <w:numId w:val="1"/>
+        </w:numPr>
+        <w:bidi w:val="0"/>
+        <w:spacing w:lineRule="auto" w:line="360" w:before="0" w:after="0"/>
+        <w:ind w:hanging="0" w:left="709" w:right="0"/>
+        <w:jc w:val="both"/>
+        <w:rPr>
+          <w:sz w:val="28"/>
+          <w:szCs w:val="28"/>
+          <w:lang w:val="ru-RU"/>
+        </w:rPr>
+      </w:pPr>
+      <w:r>
+        <w:rPr>
+          <w:sz w:val="28"/>
+          <w:szCs w:val="28"/>
+          <w:lang w:val="ru-RU"/>
+        </w:rPr>
+        <w:t xml:space="preserve">Защита от исполнения произвольного кода в </w:t>
+      </w:r>
+      <w:r>
+        <w:rPr>
+          <w:sz w:val="28"/>
+          <w:szCs w:val="28"/>
+          <w:lang w:val="en-US"/>
+        </w:rPr>
+        <w:t>Markdown-</w:t>
+      </w:r>
+      <w:r>
+        <w:rPr>
+          <w:sz w:val="28"/>
+          <w:szCs w:val="28"/>
+          <w:lang w:val="ru-RU"/>
+        </w:rPr>
+        <w:t xml:space="preserve">тексте заметки путем фильтрации тегов и использования модуля </w:t>
+      </w:r>
+      <w:r>
+        <w:rPr>
+          <w:sz w:val="28"/>
+          <w:szCs w:val="28"/>
+          <w:lang w:val="en-US"/>
+        </w:rPr>
+        <w:t>bleach.</w:t>
+      </w:r>
+    </w:p>
+    <w:p>
+      <w:pPr>
+        <w:pStyle w:val="Normal"/>
         <w:spacing w:lineRule="auto" w:line="360" w:before="0" w:after="0"/>
         <w:ind w:firstLine="709"/>
         <w:jc w:val="both"/>
@@ -13971,7 +14014,7 @@
         <w:pStyle w:val="Normal"/>
         <w:spacing w:lineRule="auto" w:line="360" w:before="0" w:after="0"/>
         <w:ind w:firstLine="709"/>
-        <w:jc w:val="both"/>
+        <w:jc w:val="center"/>
         <w:rPr>
           <w:sz w:val="28"/>
           <w:szCs w:val="28"/>
@@ -13984,9 +14027,6 @@
           <w:szCs w:val="28"/>
           <w:lang w:val="ru-RU"/>
         </w:rPr>
-      </w:r>
-      <w:r>
-        <w:br w:type="page"/>
       </w:r>
     </w:p>
     <w:p>
@@ -14013,7 +14053,7 @@
             </wp:positionV>
             <wp:extent cx="6119495" cy="3307715"/>
             <wp:effectExtent l="0" t="0" r="0" b="0"/>
-            <wp:wrapSquare wrapText="largest"/>
+            <wp:wrapTopAndBottom/>
             <wp:docPr id="8" name="Изображение7"/>
             <wp:cNvGraphicFramePr>
               <a:graphicFrameLocks xmlns:a="http://schemas.openxmlformats.org/drawingml/2006/main" noChangeAspect="1"/>
@@ -14400,8 +14440,25 @@
         </w:rPr>
         <w:t>форме</w:t>
       </w:r>
-      <w:r>
-        <w:br w:type="page"/>
+    </w:p>
+    <w:p>
+      <w:pPr>
+        <w:pStyle w:val="Normal"/>
+        <w:spacing w:lineRule="auto" w:line="360" w:before="0" w:after="0"/>
+        <w:ind w:firstLine="709"/>
+        <w:jc w:val="center"/>
+        <w:rPr>
+          <w:sz w:val="28"/>
+          <w:szCs w:val="28"/>
+          <w:lang w:val="ru-RU"/>
+        </w:rPr>
+      </w:pPr>
+      <w:r>
+        <w:rPr>
+          <w:sz w:val="28"/>
+          <w:szCs w:val="28"/>
+          <w:lang w:val="ru-RU"/>
+        </w:rPr>
       </w:r>
     </w:p>
     <w:p>
@@ -14785,30 +14842,35 @@
                           <w:r>
                             <w:rPr>
                               <w:rStyle w:val="PageNumber"/>
+                              <w:color w:val="000000"/>
                             </w:rPr>
                             <w:fldChar w:fldCharType="begin"/>
                           </w:r>
                           <w:r>
                             <w:rPr>
                               <w:rStyle w:val="PageNumber"/>
+                              <w:color w:val="000000"/>
                             </w:rPr>
                             <w:instrText xml:space="preserve"> PAGE </w:instrText>
                           </w:r>
                           <w:r>
                             <w:rPr>
                               <w:rStyle w:val="PageNumber"/>
+                              <w:color w:val="000000"/>
                             </w:rPr>
                             <w:fldChar w:fldCharType="separate"/>
                           </w:r>
                           <w:r>
                             <w:rPr>
                               <w:rStyle w:val="PageNumber"/>
+                              <w:color w:val="000000"/>
                             </w:rPr>
                             <w:t>0</w:t>
                           </w:r>
                           <w:r>
                             <w:rPr>
                               <w:rStyle w:val="PageNumber"/>
+                              <w:color w:val="000000"/>
                             </w:rPr>
                             <w:fldChar w:fldCharType="end"/>
                           </w:r>
@@ -14826,8 +14888,8 @@
         </mc:Choice>
         <mc:Fallback>
           <w:pict>
-            <v:rect id="shape_0" fillcolor="white" stroked="f" o:allowincell="f" style="position:absolute;margin-left:0pt;margin-top:0.05pt;width:1.1pt;height:1.1pt;mso-wrap-style:square;v-text-anchor:top;mso-position-horizontal:right;mso-position-horizontal-relative:margin">
-              <v:fill o:detectmouseclick="t" type="solid" color2="black" opacity="0"/>
+            <v:rect id="shape_0" stroked="f" o:allowincell="f" style="position:absolute;margin-left:0pt;margin-top:0.05pt;width:1.1pt;height:1.1pt;mso-wrap-style:square;v-text-anchor:top;mso-position-horizontal:right;mso-position-horizontal-relative:margin">
+              <v:fill o:detectmouseclick="t" on="false"/>
               <v:stroke color="#3465a4" joinstyle="round" endcap="flat"/>
               <v:textbox>
                 <w:txbxContent>
@@ -14841,30 +14903,35 @@
                     <w:r>
                       <w:rPr>
                         <w:rStyle w:val="PageNumber"/>
+                        <w:color w:val="000000"/>
                       </w:rPr>
                       <w:fldChar w:fldCharType="begin"/>
                     </w:r>
                     <w:r>
                       <w:rPr>
                         <w:rStyle w:val="PageNumber"/>
+                        <w:color w:val="000000"/>
                       </w:rPr>
                       <w:instrText xml:space="preserve"> PAGE </w:instrText>
                     </w:r>
                     <w:r>
                       <w:rPr>
                         <w:rStyle w:val="PageNumber"/>
+                        <w:color w:val="000000"/>
                       </w:rPr>
                       <w:fldChar w:fldCharType="separate"/>
                     </w:r>
                     <w:r>
                       <w:rPr>
                         <w:rStyle w:val="PageNumber"/>
+                        <w:color w:val="000000"/>
                       </w:rPr>
                       <w:t>0</w:t>
                     </w:r>
                     <w:r>
                       <w:rPr>
                         <w:rStyle w:val="PageNumber"/>
+                        <w:color w:val="000000"/>
                       </w:rPr>
                       <w:fldChar w:fldCharType="end"/>
                     </w:r>
@@ -16125,9 +16192,8 @@
       <w:szCs w:val="20"/>
     </w:rPr>
   </w:style>
-  <w:style w:type="character" w:styleId="user">
-    <w:name w:val="Символ сноски (user)"/>
-    <w:basedOn w:val="DefaultParagraphFont"/>
+  <w:style w:type="character" w:styleId="Style15">
+    <w:name w:val="Символ сноски"/>
     <w:semiHidden/>
     <w:qFormat/>
     <w:rsid w:val="00454f0c"/>
@@ -16136,8 +16202,8 @@
       <w:vertAlign w:val="superscript"/>
     </w:rPr>
   </w:style>
-  <w:style w:type="character" w:styleId="Style15">
-    <w:name w:val="Символ сноски"/>
+  <w:style w:type="character" w:styleId="user">
+    <w:name w:val="Символ сноски (user)"/>
     <w:qFormat/>
     <w:rPr>
       <w:rFonts w:cs="Times New Roman"/>
@@ -16205,14 +16271,14 @@
       <w:rFonts w:ascii="Courier New" w:hAnsi="Courier New" w:cs="Courier New"/>
     </w:rPr>
   </w:style>
-  <w:style w:type="character" w:styleId="user1">
-    <w:name w:val="Маркеры (user)"/>
+  <w:style w:type="character" w:styleId="Style17">
+    <w:name w:val="Маркеры"/>
     <w:qFormat/>
     <w:rPr>
       <w:rFonts w:ascii="OpenSymbol" w:hAnsi="OpenSymbol" w:eastAsia="OpenSymbol" w:cs="OpenSymbol"/>
     </w:rPr>
   </w:style>
-  <w:style w:type="paragraph" w:styleId="Style17">
+  <w:style w:type="paragraph" w:styleId="Style18">
     <w:name w:val="Заголовок"/>
     <w:basedOn w:val="Normal"/>
     <w:next w:val="BodyText"/>
@@ -16267,7 +16333,7 @@
       <w:szCs w:val="24"/>
     </w:rPr>
   </w:style>
-  <w:style w:type="paragraph" w:styleId="Style18">
+  <w:style w:type="paragraph" w:styleId="Style19">
     <w:name w:val="Указатель"/>
     <w:basedOn w:val="Normal"/>
     <w:qFormat/>
@@ -16278,7 +16344,7 @@
       <w:rFonts w:cs="Arial"/>
     </w:rPr>
   </w:style>
-  <w:style w:type="paragraph" w:styleId="user2">
+  <w:style w:type="paragraph" w:styleId="user1">
     <w:name w:val="Заголовок (user)"/>
     <w:basedOn w:val="Normal"/>
     <w:next w:val="BodyText"/>
@@ -16293,7 +16359,7 @@
       <w:szCs w:val="28"/>
     </w:rPr>
   </w:style>
-  <w:style w:type="paragraph" w:styleId="user3">
+  <w:style w:type="paragraph" w:styleId="user2">
     <w:name w:val="Указатель (user)"/>
     <w:basedOn w:val="Normal"/>
     <w:qFormat/>
@@ -16326,15 +16392,15 @@
     </w:pPr>
     <w:rPr/>
   </w:style>
-  <w:style w:type="paragraph" w:styleId="user4">
-    <w:name w:val="Колонтитулы (user)"/>
+  <w:style w:type="paragraph" w:styleId="Style20">
+    <w:name w:val="Колонтитулы"/>
     <w:basedOn w:val="Normal"/>
     <w:qFormat/>
     <w:pPr/>
     <w:rPr/>
   </w:style>
-  <w:style w:type="paragraph" w:styleId="Style19">
-    <w:name w:val="Колонтитулы"/>
+  <w:style w:type="paragraph" w:styleId="user3">
+    <w:name w:val="Колонтитулы (user)"/>
     <w:basedOn w:val="Normal"/>
     <w:qFormat/>
     <w:pPr/>
@@ -16694,15 +16760,15 @@
     </w:pPr>
     <w:rPr/>
   </w:style>
-  <w:style w:type="paragraph" w:styleId="user5">
-    <w:name w:val="Содержимое врезки (user)"/>
+  <w:style w:type="paragraph" w:styleId="Style21">
+    <w:name w:val="Содержимое врезки"/>
     <w:basedOn w:val="Normal"/>
     <w:qFormat/>
     <w:pPr/>
     <w:rPr/>
   </w:style>
-  <w:style w:type="paragraph" w:styleId="user6">
-    <w:name w:val="Содержимое таблицы (user)"/>
+  <w:style w:type="paragraph" w:styleId="Style22">
+    <w:name w:val="Содержимое таблицы"/>
     <w:basedOn w:val="Normal"/>
     <w:qFormat/>
     <w:pPr>
@@ -16711,15 +16777,15 @@
     </w:pPr>
     <w:rPr/>
   </w:style>
-  <w:style w:type="paragraph" w:styleId="Style20">
-    <w:name w:val="Содержимое врезки"/>
+  <w:style w:type="paragraph" w:styleId="user4">
+    <w:name w:val="Содержимое врезки (user)"/>
     <w:basedOn w:val="Normal"/>
     <w:qFormat/>
     <w:pPr/>
     <w:rPr/>
   </w:style>
-  <w:style w:type="numbering" w:styleId="user7" w:default="1">
-    <w:name w:val="Без списка (user)"/>
+  <w:style w:type="numbering" w:styleId="Style23" w:default="1">
+    <w:name w:val="Без списка"/>
     <w:uiPriority w:val="99"/>
     <w:semiHidden/>
     <w:unhideWhenUsed/>
